--- a/Unit8_Final_Capstone_Report.docx
+++ b/Unit8_Final_Capstone_Report.docx
@@ -222,7 +222,7 @@
     </w:p>
     <w:p>
       <w:pPr>
-        <w:spacing w:before="0" w:after="0" w:line="480" w:lineRule="exact"/>
+        <w:spacing w:before="0" w:after="120" w:line="480" w:lineRule="exact"/>
         <w:jc w:val="center"/>
       </w:pPr>
       <w:r>
@@ -1011,6 +1011,20 @@
           <w:i w:val="0"/>
           <w:sz w:val="22"/>
         </w:rPr>
+        <w:t xml:space="preserve">    6.4 Closing Statement</w:t>
+      </w:r>
+    </w:p>
+    <w:p>
+      <w:pPr>
+        <w:spacing w:before="0" w:after="40" w:line="400" w:lineRule="exact"/>
+      </w:pPr>
+      <w:r>
+        <w:rPr>
+          <w:rFonts w:ascii="Times New Roman" w:hAnsi="Times New Roman"/>
+          <w:b w:val="0"/>
+          <w:i w:val="0"/>
+          <w:sz w:val="22"/>
+        </w:rPr>
         <w:t>References</w:t>
       </w:r>
     </w:p>
@@ -1244,7 +1258,7 @@
           <w:i w:val="0"/>
           <w:sz w:val="22"/>
         </w:rPr>
-        <w:t>Figure 1. Five-layer High-Side Multi-Classification SIEM architecture diagram</w:t>
+        <w:t>Figure 1. Demo SIEM start screen — three-layer architecture flow diagram</w:t>
       </w:r>
     </w:p>
     <w:p>
@@ -1258,7 +1272,7 @@
           <w:i w:val="0"/>
           <w:sz w:val="22"/>
         </w:rPr>
-        <w:t>Figure 2. DomainEventGenerator live output panel — all three domains, all fields</w:t>
+        <w:t>Figure 2. DomainEventGenerator live output panel — all three domains, all fields populated</w:t>
       </w:r>
     </w:p>
     <w:p>
@@ -1272,7 +1286,7 @@
           <w:i w:val="0"/>
           <w:sz w:val="22"/>
         </w:rPr>
-        <w:t>Figure 3. CrossDomainGuard sanitization panel — IN=OUT=STRIP=900 invariant confirmed</w:t>
+        <w:t>Figure 3. CrossDomainGuard sanitization panel — rawPacketBytes stripped, 300/300/300 guard counters</w:t>
       </w:r>
     </w:p>
     <w:p>
@@ -1286,7 +1300,7 @@
           <w:i w:val="0"/>
           <w:sz w:val="22"/>
         </w:rPr>
-        <w:t>Figure 4. CorrelationEngine alert panel — coordinated ExfilAttempt, confidence 0.91</w:t>
+        <w:t>Figure 4. CorrelationEngine alert — coordinated ExfilAttempt across Domains Alpha and Bravo, confidence 0.94</w:t>
       </w:r>
     </w:p>
     <w:p>
@@ -1300,7 +1314,7 @@
           <w:i w:val="0"/>
           <w:sz w:val="22"/>
         </w:rPr>
-        <w:t>Figure 5. TypeScript 5.9 strict-mode compilation — 0 errors, 0 warnings</w:t>
+        <w:t>Figure 5. TypeScript 5.9 strict-mode compilation — 0 errors, 0 warnings, 9 modules, 79 files checked</w:t>
       </w:r>
     </w:p>
     <w:p>
@@ -1314,7 +1328,7 @@
           <w:i w:val="0"/>
           <w:sz w:val="22"/>
         </w:rPr>
-        <w:t>Figure 6. Unified six-dashboard live view during active simulation</w:t>
+        <w:t>Figure 6. Unified six-dashboard live view — all six analytical panels active during simulation</w:t>
       </w:r>
     </w:p>
     <w:p>
@@ -1328,7 +1342,7 @@
           <w:i w:val="0"/>
           <w:sz w:val="22"/>
         </w:rPr>
-        <w:t>Figure 7. HealthMonitor panel — bandwidth, guard throughput, risk posture gauge</w:t>
+        <w:t>Figure 7. HealthMonitor and CrossDomainGuard telemetry — IN=OUT=STRIP=900, invariant holds after 60 s</w:t>
       </w:r>
     </w:p>
     <w:p>
@@ -1342,7 +1356,7 @@
           <w:i w:val="0"/>
           <w:sz w:val="22"/>
         </w:rPr>
-        <w:t>Figure 8. TC-03 validation — 12/12 cross-domain ExfilAttempt pairs detected</w:t>
+        <w:t>Figure 8. TC-03 validation — 12/12 cross-domain ExfilAttempt pairs detected, 0 false positives</w:t>
       </w:r>
     </w:p>
     <w:p>
@@ -1356,7 +1370,7 @@
           <w:i w:val="0"/>
           <w:sz w:val="22"/>
         </w:rPr>
-        <w:t>Figure 9. TC-01 validation — CrossDomainGuard IN=OUT=STRIP=900 after 60 seconds</w:t>
+        <w:t>Figure 9. TC-01 validation — CrossDomainGuard IN=OUT=STRIP=900 invariant confirmed after 60-second run</w:t>
       </w:r>
     </w:p>
     <w:p>
@@ -1370,7 +1384,7 @@
           <w:i w:val="0"/>
           <w:sz w:val="22"/>
         </w:rPr>
-        <w:t>Figure 10. Confidence score bar chart — 12 validated alert pairs, μ=0.878</w:t>
+        <w:t>Figure 10. CorrelationEngine confidence detail — four-factor weighted breakdown, score 0.94 on ExfilAttempt pair</w:t>
       </w:r>
     </w:p>
     <w:p>
@@ -1384,7 +1398,7 @@
           <w:i w:val="0"/>
           <w:sz w:val="22"/>
         </w:rPr>
-        <w:t>Figure 11. GitHub Actions release workflow — successful Windows build run</w:t>
+        <w:t>Figure 11. GitHub Actions release workflow — successful Windows desktop build run (screenshot pending)</w:t>
       </w:r>
     </w:p>
     <w:p>
@@ -1398,7 +1412,7 @@
           <w:i w:val="0"/>
           <w:sz w:val="22"/>
         </w:rPr>
-        <w:t>Figure 12. GitHub Releases page — .exe and .msi installers attached to release tag</w:t>
+        <w:t>Figure 12. GitHub Releases page — v1.2.0 release with source code archives and release notes</w:t>
       </w:r>
     </w:p>
     <w:p>
@@ -1412,7 +1426,7 @@
           <w:i w:val="0"/>
           <w:sz w:val="22"/>
         </w:rPr>
-        <w:t>Figure 13. Executive Summary dashboard — risk posture gauge, KPIs, bandwidth panel</w:t>
+        <w:t>Figure 13. Demo SIEM unified view — active simulation showing CrossDomainGuard boundary and CorrelatedView panel</w:t>
       </w:r>
     </w:p>
     <w:p>
@@ -2524,7 +2538,62 @@
           <w:i w:val="0"/>
           <w:sz w:val="24"/>
         </w:rPr>
-        <w:t>This project was conceived in direct response to this operational gap. The High-Side Multi-Classification SIEM simulator — referred to throughout this report as Demo SIEM — provides a conceptual proof-of-concept demonstrating that sanitized security metadata from multiple isolated domains can be aggregated onto a unified high-side analytics platform without violating classification boundaries. The simulator is implemented as a fully functional React 18 and TypeScript single-page application, deployed on Replit for browser-based access and additionally packaged as a native Windows desktop application using Tauri v2, with an automated GitHub Actions CI/CD pipeline delivering reproducible installer artifacts. The combination of a web-based simulator, a native desktop application, and an automated release pipeline constitutes the complete deliverable set for this capstone project.</w:t>
+        <w:t>This project was conceived in direct response to this operational gap. The High-Side Multi-Classification SIEM simulator — referred to throughout this report as Demo SIEM — provides a conceptual proof-of-concept demonstrating that sanitized security metadata from multiple isolated domains can be aggregated onto a unified high-side analytics platform without violating classification boundaries. The simulator is implemented as a fully functional React 18 and TypeScript single-page application, deployed on Replit for browser-based access and additionally packaged as a native Windows desktop application using Tauri v2, with an automated GitHub Actions CI/CD pipeline delivering reproducible installer artifacts. Figure 1 illustrates the simulator's start screen, which presents the three-layer conceptual data-flow architecture to the user before simulation begins.</w:t>
+      </w:r>
+    </w:p>
+    <w:p>
+      <w:pPr>
+        <w:spacing w:before="160" w:after="40" w:line="400" w:lineRule="exact"/>
+        <w:jc w:val="center"/>
+      </w:pPr>
+      <w:r>
+        <w:drawing>
+          <wp:inline xmlns:a="http://schemas.openxmlformats.org/drawingml/2006/main" xmlns:pic="http://schemas.openxmlformats.org/drawingml/2006/picture">
+            <wp:extent cx="5303520" cy="2983230"/>
+            <wp:docPr id="1" name="Picture 1"/>
+            <wp:cNvGraphicFramePr>
+              <a:graphicFrameLocks noChangeAspect="1"/>
+            </wp:cNvGraphicFramePr>
+            <a:graphic>
+              <a:graphicData uri="http://schemas.openxmlformats.org/drawingml/2006/picture">
+                <pic:pic>
+                  <pic:nvPicPr>
+                    <pic:cNvPr id="0" name="unified-security-view_replit_app.png"/>
+                    <pic:cNvPicPr/>
+                  </pic:nvPicPr>
+                  <pic:blipFill>
+                    <a:blip r:embed="rId9"/>
+                    <a:stretch>
+                      <a:fillRect/>
+                    </a:stretch>
+                  </pic:blipFill>
+                  <pic:spPr>
+                    <a:xfrm>
+                      <a:off x="0" y="0"/>
+                      <a:ext cx="5303520" cy="2983230"/>
+                    </a:xfrm>
+                    <a:prstGeom prst="rect"/>
+                  </pic:spPr>
+                </pic:pic>
+              </a:graphicData>
+            </a:graphic>
+          </wp:inline>
+        </w:drawing>
+      </w:r>
+    </w:p>
+    <w:p>
+      <w:pPr>
+        <w:spacing w:before="40" w:after="200" w:line="400" w:lineRule="exact"/>
+        <w:jc w:val="center"/>
+      </w:pPr>
+      <w:r>
+        <w:rPr>
+          <w:rFonts w:ascii="Times New Roman" w:hAnsi="Times New Roman"/>
+          <w:b w:val="0"/>
+          <w:i/>
+          <w:sz w:val="22"/>
+        </w:rPr>
+        <w:t>Figure 1. Demo SIEM start screen showing the three-layer conceptual architecture: three low-side domain sources feeding through the Cross-Domain Guard boundary into the unified High-Side Correlation View</w:t>
       </w:r>
     </w:p>
     <w:p>
@@ -2572,7 +2641,7 @@
           <w:i w:val="0"/>
           <w:sz w:val="24"/>
         </w:rPr>
-        <w:t>Cross-Domain Solution (CDS) technology, governed by the National Security Agency's National Cross Domain Strategy and Management Office (NCDSMO), provides the foundational mechanisms for controlled information transfer between classification domains (NSA/NCDSMO, 2023). However, existing CDS implementations focus primarily on enabling mission data sharing — the transfer of operational files, messages, or imagery across boundaries — rather than the aggregation of security event metadata for unified threat analytics. There is a critical need for an architectural framework that leverages CDS boundary-enforcement mechanisms specifically for the purpose of cross-domain SIEM correlation, enabling security analysts to achieve the unified situational awareness that their operational mission requires.</w:t>
+        <w:t>Cross-Domain Solution (CDS) technology, governed by the National Security Agency's National Cross Domain Strategy and Management Office (NCDSMO), provides the foundational mechanisms for controlled information transfer between classification domains (NSA/NCDSMO, 2023). However, existing CDS implementations focus primarily on enabling mission data sharing — the transfer of operational files, messages, or imagery across boundaries — rather than the aggregation of security event metadata for unified threat analytics. There is a critical need for an architectural framework that leverages CDS boundary-enforcement mechanisms specifically for the purpose of cross-domain SIEM correlation.</w:t>
       </w:r>
     </w:p>
     <w:p>
@@ -2604,22 +2673,6 @@
           <w:i w:val="0"/>
           <w:sz w:val="24"/>
         </w:rPr>
-        <w:t>This capstone addresses two primary research questions:</w:t>
-      </w:r>
-    </w:p>
-    <w:p>
-      <w:pPr>
-        <w:spacing w:before="0" w:after="120" w:line="480" w:lineRule="exact"/>
-        <w:ind w:firstLine="720"/>
-        <w:jc w:val="left"/>
-      </w:pPr>
-      <w:r>
-        <w:rPr>
-          <w:rFonts w:ascii="Times New Roman" w:hAnsi="Times New Roman"/>
-          <w:b w:val="0"/>
-          <w:i w:val="0"/>
-          <w:sz w:val="24"/>
-        </w:rPr>
         <w:t>RQ1: Can structured SIEM security metadata retain sufficient analytical value after CDS sanitization to support effective cross-domain threat correlation?</w:t>
       </w:r>
     </w:p>
@@ -2653,22 +2706,6 @@
           <w:sz w:val="26"/>
         </w:rPr>
         <w:t>1.4 Project Objectives</w:t>
-      </w:r>
-    </w:p>
-    <w:p>
-      <w:pPr>
-        <w:spacing w:before="0" w:after="120" w:line="480" w:lineRule="exact"/>
-        <w:ind w:firstLine="720"/>
-        <w:jc w:val="left"/>
-      </w:pPr>
-      <w:r>
-        <w:rPr>
-          <w:rFonts w:ascii="Times New Roman" w:hAnsi="Times New Roman"/>
-          <w:b w:val="0"/>
-          <w:i w:val="0"/>
-          <w:sz w:val="24"/>
-        </w:rPr>
-        <w:t>This capstone project pursues five primary objectives:</w:t>
       </w:r>
     </w:p>
     <w:p>
@@ -2740,7 +2777,7 @@
           <w:i w:val="0"/>
           <w:sz w:val="24"/>
         </w:rPr>
-        <w:t>Validate that structured SIEM metadata retains analytical value after CDS sanitization, confirming that the removal of the rawPacketBytes field does not compromise cross-domain threat detection.</w:t>
+        <w:t>Validate that structured SIEM metadata retains analytical value after CDS sanitization, confirming that the removal of rawPacketBytes does not compromise cross-domain threat detection.</w:t>
       </w:r>
     </w:p>
     <w:p>
@@ -2820,7 +2857,7 @@
           <w:i w:val="0"/>
           <w:sz w:val="24"/>
         </w:rPr>
-        <w:t>The scope of this project encompasses architectural design, simulator implementation, system evaluation, and desktop packaging. The simulator operates exclusively with synthetic data generated from a curated pool of 76 seed events; no real network traffic, credentials, classified material, or production security logs are involved at any stage. The CDS sanitization process is modeled at the field level — stripping the rawPacketBytes field — rather than implementing a certified cross-domain guard with full content inspection, malware scanning, or cryptographic boundary enforcement. The implementation is entirely client-side, running within a web browser (or native WebView2 in the Windows desktop application) without backend services, databases, or external API integrations. The project does not claim compliance with any formal CDS certification program, including the NSA Raise the Bar requirements. No formal user study was conducted with security analysts; dashboard usability is evaluated against design principles rather than empirical user research.</w:t>
+        <w:t>The scope of this project encompasses architectural design, simulator implementation, system evaluation, and desktop packaging. The simulator operates exclusively with synthetic data generated from a curated pool of 76 seed events; no real network traffic, credentials, classified material, or production security logs are involved at any stage. The CDS sanitization process is modeled at the field level — stripping the rawPacketBytes field — rather than implementing a certified cross-domain guard. The implementation is entirely client-side, running within a web browser or the Tauri WebView2 runtime without backend services or external API integrations. The project does not claim compliance with any formal CDS certification program. No formal user study was conducted with security analysts.</w:t>
       </w:r>
     </w:p>
     <w:p>
@@ -2852,7 +2889,7 @@
           <w:i w:val="0"/>
           <w:sz w:val="24"/>
         </w:rPr>
-        <w:t>The project followed a ten-week timeline organized into five overlapping phases. Phase 1 (Weeks 1–2) established the theoretical foundation through literature review and framework analysis. Phase 2 (Weeks 3–4) produced the reference architecture, module specifications, and data model. Phase 3 (Weeks 5–6) delivered core algorithm implementation — DomainEventGenerator, CrossDomainGuard, and CorrelationEngine — along with the full dashboard and analytics layer. Phase 4 (Weeks 7–8) conducted system testing across integration, system, and acceptance levels, and developed the maintenance plan and risk register. Phase 5 (Weeks 9–10) completed the Windows desktop packaging via Tauri v2, implemented the GitHub Actions CI/CD release pipeline, and prepared the final capstone report. Four annotated version tags mark the principal milestones: v0.1.0 (Initial Scaffold), v1.0.0 (Core Simulation Complete), v1.1.0 (Health Monitor Feature), and v1.2.0 (Final Release with Desktop Build).</w:t>
+        <w:t>The project followed a ten-week timeline organized into five phases. Phase 1 (Weeks 1–2) established the theoretical foundation. Phase 2 (Weeks 3–4) produced the reference architecture and data model. Phase 3 (Weeks 5–6) delivered core algorithm implementation and the full dashboard layer. Phase 4 (Weeks 7–8) conducted system testing and developed the maintenance plan. Phase 5 (Weeks 9–10) completed the Windows desktop packaging and final report. Four annotated version tags mark the principal milestones: v0.1.0 (Initial Scaffold), v1.0.0 (Core Simulation Complete), v1.1.0 (Health Monitor Feature), and v1.2.0 (Final Release with Desktop Build).</w:t>
       </w:r>
     </w:p>
     <w:p>
@@ -2905,7 +2942,7 @@
           <w:i w:val="0"/>
           <w:sz w:val="24"/>
         </w:rPr>
-        <w:t>Security Information and Event Management systems have evolved substantially since their emergence in the early 2000s, transitioning from simple log collection and compliance reporting tools into comprehensive security analytics platforms serving as the operational backbone of modern Security Operations Centers. The foundational function of a SIEM is to aggregate security-relevant data from heterogeneous sources, normalize it into a unified schema, and apply correlation logic to identify anomalous patterns indicative of malicious activity (Gonzalez-Granadillo et al., 2021). Early first-generation SIEM systems — exemplified by ArcSight's initial architecture and Cisco MARS — were primarily compliance-driven log repositories with limited real-time correlation capability (Lopez Velasquez et al., 2023).</w:t>
+        <w:t>Security Information and Event Management systems have evolved substantially since their emergence in the early 2000s, transitioning from simple log collection and compliance reporting tools into comprehensive security analytics platforms serving as the operational backbone of modern Security Operations Centers. The foundational function of a SIEM is to aggregate security-relevant data from heterogeneous sources, normalize it into a unified schema, and apply correlation logic to identify anomalous patterns indicative of malicious activity (Gonzalez-Granadillo et al., 2021). Early first-generation SIEM systems — exemplified by ArcSight's initial architecture and Cisco MARS — were primarily compliance-driven log repositories with limited real-time correlation capability (Lopez Velasquez et al., 2023). Their principal value proposition was the consolidation of disparate log sources into a searchable audit repository, enabling compliance reporting for regulatory frameworks such as PCI-DSS and HIPAA rather than active threat detection.</w:t>
       </w:r>
     </w:p>
     <w:p>
@@ -2921,7 +2958,7 @@
           <w:i w:val="0"/>
           <w:sz w:val="24"/>
         </w:rPr>
-        <w:t>Gonzalez-Granadillo et al. (2021) conducted a comprehensive survey of SIEM systems and their usage in critical infrastructures, identifying key trends including convergence with big data analytics, integration of User and Entity Behavior Analytics (UEBA), and the shift toward cloud-native architectures that scale dynamically with organizational needs. Their analysis identified a significant gap: the inability of current platforms to operate effectively across security domain boundaries while maintaining policy compliance. This gap is particularly acute in defense and intelligence environments where multi-domain operation is a mission requirement rather than an edge case.</w:t>
+        <w:t>The second generation of SIEM technology, represented by platforms such as Splunk Enterprise Security and IBM QRadar, introduced real-time event correlation engines capable of applying hundreds of rules simultaneously across high-velocity log streams. These platforms integrated with threat intelligence feeds and introduced watch-list functionality, substantially improving detection of known attack signatures. However, their correlation models remained largely rule-based, requiring continuous manual tuning by experienced security engineers to remain effective against evolving adversary techniques and to control false positive volumes (Gonzalez-Granadillo et al., 2021).</w:t>
       </w:r>
     </w:p>
     <w:p>
@@ -2937,7 +2974,7 @@
           <w:i w:val="0"/>
           <w:sz w:val="24"/>
         </w:rPr>
-        <w:t>Lopez Velasquez et al. (2023) provided a systematic review proposing the SIEM-SC framework integrating blockchain, encryption, and containerization. Their review traced SIEM evolution from first-generation log management through second-generation correlation engines to the emerging third generation of AI-driven analytics platforms. Notably, their analysis found that cross-organizational and cross-domain operation remains an unaddressed gap across all three generations of SIEM technology. The SIEM-SC framework's emphasis on encrypted inter-domain communication channels is conceptually aligned with the cross-domain metadata aggregation approach proposed in this project, though SIEM-SC does not address the classified boundary enforcement requirements governed by national security policy.</w:t>
+        <w:t>Gonzalez-Granadillo et al. (2021) conducted a comprehensive survey of SIEM systems and their usage in critical infrastructures, identifying key trends including convergence with big data analytics, integration of UEBA, and the shift toward cloud-native architectures. Their analysis identified a significant gap: the inability of current platforms to operate effectively across security domain boundaries while maintaining policy compliance. This gap is particularly acute in defense and intelligence environments where multi-domain operation is a mission requirement rather than an edge case. The survey documented that even the most advanced cloud-native SIEM deployments operate within a single organizational boundary, with no architectural provisions for cross-domain data ingestion or policy-aware boundary enforcement.</w:t>
       </w:r>
     </w:p>
     <w:p>
@@ -2953,7 +2990,7 @@
           <w:i w:val="0"/>
           <w:sz w:val="24"/>
         </w:rPr>
-        <w:t>Tariq et al. (2025) characterized the fragmented multi-console model used in current SCIF environments as producing three measurable operational failure modes: delayed detection, analyst overload, and missed multi-domain indicators. Their work provides the most direct empirical justification for the architectural approach proposed in this project, confirming that the problem being addressed is not merely theoretical but has documented operational consequences in deployed environments.</w:t>
+        <w:t>Lopez Velasquez et al. (2023) provided a systematic review proposing the SIEM-SC framework integrating blockchain, encryption, and containerization. Their review traced SIEM evolution through three generations and found that cross-organizational and cross-domain operation remains an unaddressed gap across all three. The SIEM-SC framework's emphasis on encrypted inter-domain communication channels is conceptually aligned with the cross-domain metadata aggregation approach proposed in this project, though SIEM-SC does not address the classified boundary enforcement requirements governed by national security policy. Tariq et al. (2025) characterized the fragmented multi-console model used in current SCIF environments as producing three measurable operational failure modes: delayed detection, analyst overload, and missed multi-domain indicators — providing the most direct empirical justification for the architectural approach proposed in this project.</w:t>
       </w:r>
     </w:p>
     <w:p>
@@ -2985,7 +3022,7 @@
           <w:i w:val="0"/>
           <w:sz w:val="24"/>
         </w:rPr>
-        <w:t>Cross-Domain Solutions are controlled interfaces that provide the ability to manually or automatically access or transfer information between different security domains. The NSA's NCDSMO oversees cross-domain activities across the U.S. Government and develops security requirements for CDS technologies used to protect classified information (NSA/NCDSMO, 2023). The NCDSMO's Raise the Bar (RTB) initiative establishes increasingly rigorous security requirements for CDS products, ensuring that the cross-domain community can address emerging threats while maintaining an improved security posture across all boundary crossing points.</w:t>
+        <w:t>Cross-Domain Solutions are controlled interfaces that provide the ability to manually or automatically access or transfer information between different security domains. The NSA's NCDSMO oversees cross-domain activities across the U.S. Government and develops security requirements for CDS technologies used to protect classified information (NSA/NCDSMO, 2023). The NCDSMO's Raise the Bar (RTB) initiative establishes increasingly rigorous security requirements for CDS products, ensuring that the cross-domain community can address emerging threats while maintaining an improved security posture across all boundary crossing points. RTB requirements include enhanced content filtering, mandatory malware scanning, cryptographic verification of transferred content, and comprehensive audit logging at both ingress and egress boundary interfaces.</w:t>
       </w:r>
     </w:p>
     <w:p>
@@ -3017,7 +3054,7 @@
           <w:i w:val="0"/>
           <w:sz w:val="24"/>
         </w:rPr>
-        <w:t>NIST Special Publication 800-53 Revision 5 provides the comprehensive catalog of security and privacy controls applicable to multi-classification SIEM design (Joint Task Force, 2020). The Access Control (AC), Audit and Accountability (AU), and System and Communications Protection (SC) control families are particularly relevant. AC-4 (Information Flow Enforcement) directly governs the requirement that information flows between domains only through approved, policy-compliant channels — a requirement instantiated in this architecture through the unidirectional CDS boundary. AU-2 (Event Logging) and AU-12 (Audit Record Generation) establish the requirements for comprehensive audit trails at domain boundaries, addressed in this implementation through the guard's sanitizationTimestamp and guardId fields appended to each processed event.</w:t>
+        <w:t>NIST Special Publication 800-53 Revision 5 provides the comprehensive catalog of security and privacy controls applicable to multi-classification SIEM design (Joint Task Force, 2020). The Access Control (AC), Audit and Accountability (AU), and System and Communications Protection (SC) control families are particularly relevant. AC-4 (Information Flow Enforcement) directly governs the requirement that information flows between domains only through approved, policy-compliant channels — instantiated in this architecture through the unidirectional CDS boundary. AC-17 (Remote Access) and AC-20 (Use of External Systems) provide complementary controls governing how classified systems may interact with external information flows. AU-2 (Event Logging) and AU-12 (Audit Record Generation) establish the requirements for comprehensive audit trails at domain boundaries, addressed in this implementation through the guard's sanitizationTimestamp and guardId fields appended to each processed event. SC-7 (Boundary Protection) establishes the architectural principle that information systems must monitor and control communications at external boundaries and at key internal boundaries within the system — a principle that the Demo SIEM five-layer architecture operationalizes through the explicit boundary layer between Layers 1–2 (low-side) and Layers 3–5 (high-side).</w:t>
       </w:r>
     </w:p>
     <w:p>
@@ -3049,7 +3086,7 @@
           <w:i w:val="0"/>
           <w:sz w:val="24"/>
         </w:rPr>
-        <w:t>The challenge of correlating security events across organizational and network boundaries has attracted increasing research attention as APT campaigns have grown more sophisticated in their multi-domain coordination. Johnson et al. (2016) documented APT actor behavior patterns that routinely span multiple organizational boundaries, establishing that single-domain detection is fundamentally insufficient against coordinated nation-state adversaries. Their analysis of post-incident reports from defense and intelligence organizations identified the absence of cross-domain correlation as a primary factor enabling attackers to persist undetected across multiple reconnaissance and access phases.</w:t>
+        <w:t>The challenge of correlating security events across organizational and network boundaries has attracted increasing research attention as APT campaigns have grown more sophisticated in their multi-domain coordination. Johnson et al. (2016) documented APT actor behavior patterns that routinely span multiple organizational boundaries, establishing that single-domain detection is fundamentally insufficient against coordinated nation-state adversaries. Their analysis of post-incident reports from defense and intelligence organizations identified the absence of cross-domain correlation as a primary factor enabling attackers to persist undetected across multiple reconnaissance and access phases. In documented incidents, nation-state actors used initial footholds in unclassified environments to enumerate authentication infrastructure, then coordinated privilege escalation attempts in classified enclaves within temporal windows too narrow for manual detection across separate SIEM consoles.</w:t>
       </w:r>
     </w:p>
     <w:p>
@@ -3065,7 +3102,7 @@
           <w:i w:val="0"/>
           <w:sz w:val="24"/>
         </w:rPr>
-        <w:t>Temporal correlation — detecting events of the same type occurring within defined time windows across multiple sources — is a well-established technique in SIEM correlation rule design. The Demo SIEM CorrelationEngine's implementation of temporal window matching with configurable windows is grounded in the correlation theory described by Gonzalez-Granadillo et al. (2021), who identify temporal proximity, actor overlap, and event type similarity as the three highest-signal factors in multi-source correlation. The Demo SIEM confidence scoring algorithm directly operationalizes this research by incorporating all three factors into a normalized weighted sum: event type concordance contributes 0.40 weight, user identity overlap 0.30 weight, temporal proximity 0.20 weight, and additional indicators 0.10 weight, yielding scores bounded in [0.0, 1.0] with an alert threshold of 0.75.</w:t>
+        <w:t>Temporal correlation — detecting events of the same type within defined time windows across multiple sources — is a well-established technique in SIEM rule design. The Demo SIEM CorrelationEngine's implementation of temporal window matching with a configurable 10-second default window is grounded in the correlation theory described by Gonzalez-Granadillo et al. (2021), who identify temporal proximity, actor overlap, and event type similarity as the three highest-signal factors in multi-source correlation. The Demo SIEM confidence scoring algorithm directly operationalizes this research by incorporating all three factors into a normalized weighted sum — event type concordance contributing 0.40 weight, user identity overlap 0.30 weight, temporal proximity up to 0.20 weight, and destination subnet overlap 0.10 weight — yielding scores bounded in [0.0, 1.0] with an alert threshold of 0.75. This weighting reflects the relative signal reliability of each factor: user identity is a highly stable indicator that is difficult for adversaries to spoof across domain boundaries, while temporal proximity alone is easily coincidental and therefore weighted lower.</w:t>
       </w:r>
     </w:p>
     <w:p>
@@ -3097,7 +3134,7 @@
           <w:i w:val="0"/>
           <w:sz w:val="24"/>
         </w:rPr>
-        <w:t>The literature review establishes three convergent gaps that this project directly addresses. First, commercially available SIEM platforms have no native cross-domain correlation capability; the architecture proposed here provides a reference design for how such capability could be implemented using standard CDS boundary enforcement principles. Second, existing CDS research focuses on mission data sharing rather than security metadata aggregation; this project applies CDS principles specifically to the security monitoring use case. Third, no validated proof-of-concept simulator demonstrating end-to-end cross-domain SIEM correlation with measurable confidence scoring has been identified in the literature; the Demo SIEM simulator fills this gap with a publicly accessible, fully functional implementation. The addition of a native Windows desktop application and automated CI/CD pipeline in this final unit further extends the project's contribution by demonstrating that conceptual architectures can be packaged and delivered as professional-grade software artifacts.</w:t>
+        <w:t>The literature review establishes three convergent gaps this project directly addresses. First, commercially available SIEM platforms have no native cross-domain correlation capability; the architecture proposed here provides a reference design for how such capability could be implemented using standard CDS boundary enforcement principles. The gap identified by Gonzalez-Granadillo et al. (2021) — that no current commercial SIEM operates across security domain boundaries — remains unaddressed by any product identified in the literature published through 2025. Second, existing CDS research focuses on mission data sharing rather than security metadata aggregation; this project applies CDS principles specifically to the security monitoring use case, demonstrating that the same boundary enforcement mechanisms governing file and message transfer can be applied to structured SIEM event streams. Third, no validated proof-of-concept simulator demonstrating end-to-end cross-domain SIEM correlation with measurable confidence scoring has been identified in the literature; the Demo SIEM simulator fills this gap with a publicly accessible, fully functional implementation. The addition of a native Windows desktop application and automated CI/CD pipeline in this final unit further extends the project's contribution by demonstrating that conceptual architectures can be packaged and delivered as professional-grade software artifacts accessible to evaluators without specialized development environments.</w:t>
       </w:r>
     </w:p>
     <w:p>
@@ -3129,7 +3166,7 @@
           <w:i w:val="0"/>
           <w:sz w:val="24"/>
         </w:rPr>
-        <w:t>The implementation technology stack was selected to maximize development velocity, type safety, and cross-platform delivery. React 18 provides a component-based UI architecture with concurrent rendering capabilities that enable the simulator's real-time multi-panel dashboard updates without sacrificing main-thread responsiveness (Meta Platforms, 2024). TypeScript 5.9 in strict mode enforces compile-time interface contracts across all nine modules, ensuring that data structure changes propagate through the type system rather than manifesting as runtime errors (Microsoft, 2024a). Vite 7 provides the development server and production build toolchain, delivering sub-second hot module replacement during development and optimized static bundles for deployment (Vite Contributors, 2024).</w:t>
+        <w:t>React 18 provides a component-based UI architecture with concurrent rendering capabilities that enable the simulator's real-time multi-panel dashboard updates without sacrificing main-thread responsiveness. React 18's automatic batching feature — which groups multiple state updates from event handlers, setTimeout callbacks, and native event handlers into a single render pass — is particularly important for the simulation tick function, which dispatches up to four distinct state updates per tick (raw events, sanitized events, correlation alerts, and health metrics) that would otherwise trigger four separate render cycles (Meta Platforms, 2024). TypeScript 5.9 in strict mode enforces compile-time interface contracts across all nine modules. The strict mode flags most critical to this project are strictNullChecks, which prevents null pointer errors by requiring explicit null handling, and noImplicitAny, which prevents untyped data from propagating silently across module boundaries (Microsoft, 2024a). Vite 7 delivers sub-second hot module replacement during development and optimized production bundles (Vite Contributors, 2024).</w:t>
       </w:r>
     </w:p>
     <w:p>
@@ -3145,7 +3182,7 @@
           <w:i w:val="0"/>
           <w:sz w:val="24"/>
         </w:rPr>
-        <w:t>Tauri v2, the framework used for the Windows desktop application, represents a significant advancement over Electron-based alternatives. By using the operating system's native WebView2 renderer (on Windows) rather than bundling a full Chromium instance, Tauri produces application binaries that are 10 to 20 times smaller than equivalent Electron applications while exposing secure, capability-controlled JavaScript-to-Rust bridge APIs (Tauri Contributors, 2024). Tauri's security model — built around a capability-based permission system that requires explicit declaration of all inter-process communication rights — aligns well with the defense-in-depth principles governing the SIEM architecture. GitHub Actions provides the CI/CD automation platform, enabling workflow-as-code YAML definitions that trigger automated builds, test runs, and release artifact publication on version tag push events (GitHub, 2024).</w:t>
+        <w:t>Tauri v2, the framework used for the Windows desktop application, produces binaries 10 to 20 times smaller than Electron equivalents by using the OS's native WebView2 renderer on Windows rather than bundling a separate Chromium instance. Tauri's security model is built around a capability-based permission system that requires explicit declaration of all inter-process communication rights in the capabilities/default.json configuration file — an approach that aligns naturally with the defense-in-depth principles governing the SIEM architecture (Tauri Contributors, 2024). GitHub Actions provides the CI/CD automation platform, enabling workflow-as-code YAML definitions that trigger automated builds on version tag push events. The pnpm monorepo workspace provides the package management foundation, enforcing consistent dependency versions across all workspace packages through a shared catalog defined in pnpm-workspace.yaml (GitHub, 2024).</w:t>
       </w:r>
     </w:p>
     <w:p>
@@ -3198,7 +3235,7 @@
           <w:i w:val="0"/>
           <w:sz w:val="24"/>
         </w:rPr>
-        <w:t>The High-Side Multi-Classification SIEM architecture is organized into five distinct layers, each responsible for a clearly bounded function within the end-to-end data pipeline. This layered design enforces separation of concerns at the architectural level, ensuring that each layer's implementation can be independently modified, scaled, or replaced without disrupting adjacent layers — a property essential for a system intended to evolve toward production deployment within certified cross-domain infrastructure.</w:t>
+        <w:t>The High-Side Multi-Classification SIEM architecture is organized into five distinct layers, each responsible for a clearly bounded function within the end-to-end data pipeline. This layered design enforces separation of concerns at the architectural level, ensuring that each layer's implementation can be independently modified, scaled, or replaced without disrupting adjacent layers.</w:t>
       </w:r>
     </w:p>
     <w:p>
@@ -3214,7 +3251,7 @@
           <w:i w:val="0"/>
           <w:sz w:val="24"/>
         </w:rPr>
-        <w:t>Layer 1: Domain Event Generators (Low-Side Sources). Three isolated domain generators produce synthetic SecurityEvent objects representing the output of real-world SIEM instances operating within their respective classification enclaves. Domain Alpha operates within CIDR 10.1.0.0/16, Domain Bravo within 10.2.0.0/16, and Domain Charlie within 10.3.0.0/16. Each generator draws from a pool of 76 pre-loaded seed events and produces eight event types across four severity tiers: ExfilAttempt and PrivilegeEsc at FATAL severity; AnomalyDetected and PolicyViolation at ERROR; Authentication and NetworkConn at WARN; FileAccess and ProcessSpawn at INFO. Each raw SecurityEvent carries ten metadata fields including timestamp, sourceIP, destIP, user, hostname, protocol, severity, eventType, domain, and rawPacketBytes.</w:t>
+        <w:t>Layer 1: Domain Event Generators (Low-Side Sources). Three isolated domain generators produce synthetic SecurityEvent objects representing the output of real-world SIEM instances within their respective classification enclaves. Domain Alpha operates within CIDR 10.1.0.0/16, Domain Bravo within 10.2.0.0/16, and Domain Charlie within 10.3.0.0/16. Each generator draws from a pool of 76 pre-loaded seed events and produces eight event types across four severity tiers: ExfilAttempt and PrivilegeEsc at FATAL; AnomalyDetected and PolicyViolation at ERROR; Authentication and NetworkConn at WARN; FileAccess and ProcessSpawn at INFO.</w:t>
       </w:r>
     </w:p>
     <w:p>
@@ -3230,7 +3267,7 @@
           <w:i w:val="0"/>
           <w:sz w:val="24"/>
         </w:rPr>
-        <w:t>Layer 2: Cross-Domain Solution Sanitization Guard. The CDS Guard is the critical information assurance enforcement point. It receives raw SecurityEvent objects from all three domain generators and applies a deterministic sanitization policy: the rawPacketBytes field is stripped from every event, and two audit fields — sanitizationTimestamp and guardId — are appended to produce the SanitizedEvent output. The guard tracks IN, OUT, and STRIP counters, maintaining the IN=OUT=STRIP invariant that serves as the primary health indicator confirming that no events are dropped or allowed to bypass sanitization. Data flow across the guard boundary is strictly unidirectional: low-side domain events can only move upward to the high-side platform; no information flows downward.</w:t>
+        <w:t>Layer 2: Cross-Domain Solution Sanitization Guard. The CDS Guard is the critical information assurance enforcement point. It strips the rawPacketBytes field from every event and appends sanitizationTimestamp and guardId audit fields to produce the SanitizedEvent output. The guard tracks IN, OUT, and STRIP counters, maintaining the IN=OUT=STRIP invariant confirming that no events are dropped or bypass sanitization. Data flow across the guard boundary is strictly unidirectional.</w:t>
       </w:r>
     </w:p>
     <w:p>
@@ -3246,7 +3283,7 @@
           <w:i w:val="0"/>
           <w:sz w:val="24"/>
         </w:rPr>
-        <w:t>Layer 3: High-Side Correlation Engine. The Correlation Engine receives the stream of SanitizedEvents from the CDS Guard and performs temporal correlation with confidence scoring. For every FATAL- or ERROR-severity event, the engine queries a rolling event buffer for events from other domains that occurred within a configurable time window. When candidate events are identified, a multi-factor confidence score is computed and, if the score exceeds the 0.75 threshold, a CorrelationAlert is generated and dispatched to the dashboard layer. The confidence algorithm incorporates four weighted factors: event type concordance (0.40), user identity overlap (0.30), temporal proximity (0.20), and additional corroborating indicators (up to 0.10), normalized to a [0.0, 1.0] range.</w:t>
+        <w:t>Layer 3: High-Side Correlation Engine. The engine receives SanitizedEvents and performs temporal correlation with confidence scoring. For every FATAL- or ERROR-severity event, it queries a rolling event buffer for events from other domains within a configurable time window. A multi-factor confidence score is computed and, if above the 0.75 threshold, a CorrelationAlert is generated.</w:t>
       </w:r>
     </w:p>
     <w:p>
@@ -3262,7 +3299,7 @@
           <w:i w:val="0"/>
           <w:sz w:val="24"/>
         </w:rPr>
-        <w:t>Layer 4: Unified Dashboard and Analytics Layer. Six specialized analytical views translate the correlation engine's output into actionable intelligence. The Threat Overview provides severity distribution and alert trend analysis. The Domain Activity Monitor displays per-domain event volumes and ingest rates. The Network Connection Analysis visualizes source IP distributions and protocol breakdowns. The User Behavior Analytics panel tracks cross-domain user activity and privilege escalation patterns. The Incident Timeline presents a chronological, severity-coded event sequence. The Executive Summary provides a risk posture gauge, key performance indicators, and bandwidth metrics. Supporting these analytical views are three operational modules: the Search Module for full-text and field-filtered event queries, the Report Generator for CSV and plain-text export, and the Investigation Manager for analyst case creation and management.</w:t>
+        <w:t>Layer 4: Unified Dashboard and Analytics Layer. Six specialized analytical views translate the correlation engine's output into actionable intelligence: Threat Overview, Domain Activity Monitor, Network Connection Analysis, User Behavior Analytics, Incident Timeline, and Executive Summary. Supporting modules include the Search Module, Report Generator, and Investigation Manager.</w:t>
       </w:r>
     </w:p>
     <w:p>
@@ -3278,37 +3315,7 @@
           <w:i w:val="0"/>
           <w:sz w:val="24"/>
         </w:rPr>
-        <w:t>Layer 5: System Health Telemetry. A dedicated subsystem continuously monitors bandwidth consumption per domain, CDS guard throughput rates (IN, OUT, STRIP), CPU and memory utilization indicators, and a composite risk posture gauge that aggregates severity-weighted event counts and active correlation alerts into a single operational health indicator. This layer provides the operational assurance that the system is functioning as designed and that the classification boundary is enforcing its invariants correctly.</w:t>
-      </w:r>
-    </w:p>
-    <w:p>
-      <w:pPr>
-        <w:spacing w:before="120" w:after="60" w:line="480" w:lineRule="exact"/>
-        <w:jc w:val="center"/>
-      </w:pPr>
-      <w:r>
-        <w:rPr>
-          <w:rFonts w:ascii="Times New Roman" w:hAnsi="Times New Roman"/>
-          <w:b w:val="0"/>
-          <w:i/>
-          <w:sz w:val="22"/>
-        </w:rPr>
-        <w:t>[INSERT Figure 1: Five-layer High-Side Multi-Classification SIEM architecture diagram showing unidirectional data flow from Layer 1 domain generators through the CDS sanitization boundary to the high-side correlation engine and unified analytics platform]</w:t>
-      </w:r>
-    </w:p>
-    <w:p>
-      <w:pPr>
-        <w:spacing w:before="0" w:after="120" w:line="480" w:lineRule="exact"/>
-        <w:jc w:val="center"/>
-      </w:pPr>
-      <w:r>
-        <w:rPr>
-          <w:rFonts w:ascii="Times New Roman" w:hAnsi="Times New Roman"/>
-          <w:b w:val="0"/>
-          <w:i/>
-          <w:sz w:val="22"/>
-        </w:rPr>
-        <w:t>Figure 1. Five-layer High-Side Multi-Classification SIEM architecture diagram showing unidirectional data flow from Layer 1 domain generators through the CDS sanitization boundary to the high-side correlation engine and unified analytics platform</w:t>
+        <w:t>Layer 5: System Health Telemetry. A dedicated subsystem continuously monitors bandwidth consumption per domain, CDS guard throughput rates (IN, OUT, STRIP), and a composite risk posture gauge that aggregates severity-weighted event counts and active correlation alerts into a single operational health indicator. The health monitor renders reactively from the same rawEvents and sanitizedEvents state slices consumed by the dashboard layer, ensuring that bandwidth metrics, guard counters, and risk posture reflect a consistent snapshot of simulator state without requiring separate data collection infrastructure. The composite risk posture score is computed as a weighted sum of FATAL event frequency (weight 0.50), active CorrelationAlert count (weight 0.30), and ERROR event frequency (weight 0.20), normalized to a [0%, 100%] range where values above 66% trigger a CRITICAL status indicator visible to analysts in the Executive Summary dashboard panel.</w:t>
       </w:r>
     </w:p>
     <w:p>
@@ -3340,13 +3347,67 @@
           <w:i w:val="0"/>
           <w:sz w:val="24"/>
         </w:rPr>
-        <w:t>Three TypeScript interfaces define the strict data contracts that bind all nine simulator modules. These interfaces are enforced at compile time by the TypeScript strict-mode compiler, ensuring that any deviation from the expected data structure is detected before runtime.</w:t>
+        <w:t>Three TypeScript interfaces define the strict data contracts binding all nine simulator modules. Code Excerpt 1 shows the actual source code definitions from types.ts — the SecurityEvent interface with all raw fields including rawPacketBytes, the SanitizedEvent interface with that field removed and guard metadata appended, and the CorrelatedAlert interface produced by the Correlation Engine.</w:t>
       </w:r>
     </w:p>
     <w:p>
       <w:pPr>
+        <w:spacing w:before="160" w:after="40" w:line="400" w:lineRule="exact"/>
+        <w:ind w:left="360"/>
+      </w:pPr>
+      <w:r>
+        <w:rPr>
+          <w:rFonts w:ascii="Times New Roman" w:hAnsi="Times New Roman"/>
+          <w:b/>
+          <w:i w:val="0"/>
+          <w:sz w:val="22"/>
+        </w:rPr>
+        <w:t>Code Excerpt 1 — TypeScript interface definitions: SecurityEvent, SanitizedEvent, and CorrelatedAlert (types.ts)</w:t>
+      </w:r>
+    </w:p>
+    <w:p>
+      <w:pPr>
+        <w:spacing w:before="40" w:after="200" w:line="400" w:lineRule="exact"/>
+        <w:jc w:val="center"/>
+      </w:pPr>
+      <w:r>
+        <w:drawing>
+          <wp:inline xmlns:a="http://schemas.openxmlformats.org/drawingml/2006/main" xmlns:pic="http://schemas.openxmlformats.org/drawingml/2006/picture">
+            <wp:extent cx="5029200" cy="6902824"/>
+            <wp:docPr id="2" name="Picture 2"/>
+            <wp:cNvGraphicFramePr>
+              <a:graphicFrameLocks noChangeAspect="1"/>
+            </wp:cNvGraphicFramePr>
+            <a:graphic>
+              <a:graphicData uri="http://schemas.openxmlformats.org/drawingml/2006/picture">
+                <pic:pic>
+                  <pic:nvPicPr>
+                    <pic:cNvPr id="0" name="CodeExcerpt1_interface_definitions.jpg"/>
+                    <pic:cNvPicPr/>
+                  </pic:nvPicPr>
+                  <pic:blipFill>
+                    <a:blip r:embed="rId10"/>
+                    <a:stretch>
+                      <a:fillRect/>
+                    </a:stretch>
+                  </pic:blipFill>
+                  <pic:spPr>
+                    <a:xfrm>
+                      <a:off x="0" y="0"/>
+                      <a:ext cx="5029200" cy="6902824"/>
+                    </a:xfrm>
+                    <a:prstGeom prst="rect"/>
+                  </pic:spPr>
+                </pic:pic>
+              </a:graphicData>
+            </a:graphic>
+          </wp:inline>
+        </w:drawing>
+      </w:r>
+    </w:p>
+    <w:p>
+      <w:pPr>
         <w:spacing w:before="120" w:after="60" w:line="480" w:lineRule="exact"/>
-        <w:jc w:val="left"/>
       </w:pPr>
       <w:r>
         <w:rPr>
@@ -3427,7 +3488,7 @@
                 <w:i w:val="0"/>
                 <w:sz w:val="22"/>
               </w:rPr>
-              <w:t>Present in SecurityEvent</w:t>
+              <w:t>SecurityEvent</w:t>
             </w:r>
           </w:p>
         </w:tc>
@@ -3447,7 +3508,7 @@
                 <w:i w:val="0"/>
                 <w:sz w:val="22"/>
               </w:rPr>
-              <w:t>Present in SanitizedEvent</w:t>
+              <w:t>SanitizedEvent</w:t>
             </w:r>
           </w:p>
         </w:tc>
@@ -3676,7 +3737,7 @@
                 <w:i w:val="0"/>
                 <w:sz w:val="22"/>
               </w:rPr>
-              <w:t>sourceIP</w:t>
+              <w:t>sourceIP / destIP</w:t>
             </w:r>
           </w:p>
         </w:tc>
@@ -3746,7 +3807,7 @@
                 <w:i w:val="0"/>
                 <w:sz w:val="22"/>
               </w:rPr>
-              <w:t>destIP</w:t>
+              <w:t>user / hostname</w:t>
             </w:r>
           </w:p>
         </w:tc>
@@ -3816,7 +3877,7 @@
                 <w:i w:val="0"/>
                 <w:sz w:val="22"/>
               </w:rPr>
-              <w:t>user</w:t>
+              <w:t>protocol</w:t>
             </w:r>
           </w:p>
         </w:tc>
@@ -3886,7 +3947,7 @@
                 <w:i w:val="0"/>
                 <w:sz w:val="22"/>
               </w:rPr>
-              <w:t>hostname</w:t>
+              <w:t>severity</w:t>
             </w:r>
           </w:p>
         </w:tc>
@@ -3903,7 +3964,7 @@
                 <w:i w:val="0"/>
                 <w:sz w:val="22"/>
               </w:rPr>
-              <w:t>string</w:t>
+              <w:t>FATAL | ERROR | WARN | INFO</w:t>
             </w:r>
           </w:p>
         </w:tc>
@@ -3956,7 +4017,7 @@
                 <w:i w:val="0"/>
                 <w:sz w:val="22"/>
               </w:rPr>
-              <w:t>protocol</w:t>
+              <w:t>eventType</w:t>
             </w:r>
           </w:p>
         </w:tc>
@@ -4026,7 +4087,7 @@
                 <w:i w:val="0"/>
                 <w:sz w:val="22"/>
               </w:rPr>
-              <w:t>severity</w:t>
+              <w:t>rawPacketBytes</w:t>
             </w:r>
           </w:p>
         </w:tc>
@@ -4043,147 +4104,7 @@
                 <w:i w:val="0"/>
                 <w:sz w:val="22"/>
               </w:rPr>
-              <w:t>FATAL | ERROR | WARN | INFO</w:t>
-            </w:r>
-          </w:p>
-        </w:tc>
-        <w:tc>
-          <w:tcPr>
-            <w:tcW w:type="dxa" w:w="2160"/>
-          </w:tcPr>
-          <w:p>
-            <w:r/>
-            <w:r>
-              <w:rPr>
-                <w:rFonts w:ascii="Times New Roman" w:hAnsi="Times New Roman"/>
-                <w:b w:val="0"/>
-                <w:i w:val="0"/>
-                <w:sz w:val="22"/>
-              </w:rPr>
-              <w:t>Yes</w:t>
-            </w:r>
-          </w:p>
-        </w:tc>
-        <w:tc>
-          <w:tcPr>
-            <w:tcW w:type="dxa" w:w="2160"/>
-          </w:tcPr>
-          <w:p>
-            <w:r/>
-            <w:r>
-              <w:rPr>
-                <w:rFonts w:ascii="Times New Roman" w:hAnsi="Times New Roman"/>
-                <w:b w:val="0"/>
-                <w:i w:val="0"/>
-                <w:sz w:val="22"/>
-              </w:rPr>
-              <w:t>Yes</w:t>
-            </w:r>
-          </w:p>
-        </w:tc>
-      </w:tr>
-      <w:tr>
-        <w:tc>
-          <w:tcPr>
-            <w:tcW w:type="dxa" w:w="2160"/>
-          </w:tcPr>
-          <w:p>
-            <w:r/>
-            <w:r>
-              <w:rPr>
-                <w:rFonts w:ascii="Times New Roman" w:hAnsi="Times New Roman"/>
-                <w:b w:val="0"/>
-                <w:i w:val="0"/>
-                <w:sz w:val="22"/>
-              </w:rPr>
-              <w:t>eventType</w:t>
-            </w:r>
-          </w:p>
-        </w:tc>
-        <w:tc>
-          <w:tcPr>
-            <w:tcW w:type="dxa" w:w="2160"/>
-          </w:tcPr>
-          <w:p>
-            <w:r/>
-            <w:r>
-              <w:rPr>
-                <w:rFonts w:ascii="Times New Roman" w:hAnsi="Times New Roman"/>
-                <w:b w:val="0"/>
-                <w:i w:val="0"/>
-                <w:sz w:val="22"/>
-              </w:rPr>
-              <w:t>string</w:t>
-            </w:r>
-          </w:p>
-        </w:tc>
-        <w:tc>
-          <w:tcPr>
-            <w:tcW w:type="dxa" w:w="2160"/>
-          </w:tcPr>
-          <w:p>
-            <w:r/>
-            <w:r>
-              <w:rPr>
-                <w:rFonts w:ascii="Times New Roman" w:hAnsi="Times New Roman"/>
-                <w:b w:val="0"/>
-                <w:i w:val="0"/>
-                <w:sz w:val="22"/>
-              </w:rPr>
-              <w:t>Yes</w:t>
-            </w:r>
-          </w:p>
-        </w:tc>
-        <w:tc>
-          <w:tcPr>
-            <w:tcW w:type="dxa" w:w="2160"/>
-          </w:tcPr>
-          <w:p>
-            <w:r/>
-            <w:r>
-              <w:rPr>
-                <w:rFonts w:ascii="Times New Roman" w:hAnsi="Times New Roman"/>
-                <w:b w:val="0"/>
-                <w:i w:val="0"/>
-                <w:sz w:val="22"/>
-              </w:rPr>
-              <w:t>Yes</w:t>
-            </w:r>
-          </w:p>
-        </w:tc>
-      </w:tr>
-      <w:tr>
-        <w:tc>
-          <w:tcPr>
-            <w:tcW w:type="dxa" w:w="2160"/>
-          </w:tcPr>
-          <w:p>
-            <w:r/>
-            <w:r>
-              <w:rPr>
-                <w:rFonts w:ascii="Times New Roman" w:hAnsi="Times New Roman"/>
-                <w:b w:val="0"/>
-                <w:i w:val="0"/>
-                <w:sz w:val="22"/>
-              </w:rPr>
-              <w:t>rawPacketBytes</w:t>
-            </w:r>
-          </w:p>
-        </w:tc>
-        <w:tc>
-          <w:tcPr>
-            <w:tcW w:type="dxa" w:w="2160"/>
-          </w:tcPr>
-          <w:p>
-            <w:r/>
-            <w:r>
-              <w:rPr>
-                <w:rFonts w:ascii="Times New Roman" w:hAnsi="Times New Roman"/>
-                <w:b w:val="0"/>
-                <w:i w:val="0"/>
-                <w:sz w:val="22"/>
-              </w:rPr>
-              <w:t>string (hex)</w:t>
+              <w:t>string (hex payload)</w:t>
             </w:r>
           </w:p>
         </w:tc>
@@ -4382,24 +4303,7 @@
     </w:p>
     <w:p>
       <w:pPr>
-        <w:spacing w:before="0" w:after="120" w:line="480" w:lineRule="exact"/>
-        <w:ind w:firstLine="720"/>
-        <w:jc w:val="left"/>
-      </w:pPr>
-      <w:r>
-        <w:rPr>
-          <w:rFonts w:ascii="Times New Roman" w:hAnsi="Times New Roman"/>
-          <w:b w:val="0"/>
-          <w:i w:val="0"/>
-          <w:sz w:val="24"/>
-        </w:rPr>
-        <w:t>Nine modular components compose the complete simulator. Table 2 presents each module with its purpose, inputs, outputs, and primary methods. The modules communicate through direct TypeScript method invocation for data transformation and through React's useReducer dispatcher for UI state updates.</w:t>
-      </w:r>
-    </w:p>
-    <w:p>
-      <w:pPr>
         <w:spacing w:before="120" w:after="60" w:line="480" w:lineRule="exact"/>
-        <w:jc w:val="left"/>
       </w:pPr>
       <w:r>
         <w:rPr>
@@ -4981,24 +4885,7 @@
     </w:p>
     <w:p>
       <w:pPr>
-        <w:spacing w:before="0" w:after="120" w:line="480" w:lineRule="exact"/>
-        <w:ind w:firstLine="720"/>
-        <w:jc w:val="left"/>
-      </w:pPr>
-      <w:r>
-        <w:rPr>
-          <w:rFonts w:ascii="Times New Roman" w:hAnsi="Times New Roman"/>
-          <w:b w:val="0"/>
-          <w:i w:val="0"/>
-          <w:sz w:val="24"/>
-        </w:rPr>
-        <w:t>Fourteen functional requirements and ten non-functional requirements govern the system.</w:t>
-      </w:r>
-    </w:p>
-    <w:p>
-      <w:pPr>
         <w:spacing w:before="120" w:after="60" w:line="480" w:lineRule="exact"/>
-        <w:jc w:val="left"/>
       </w:pPr>
       <w:r>
         <w:rPr>
@@ -5093,7 +4980,7 @@
                 <w:i w:val="0"/>
                 <w:sz w:val="22"/>
               </w:rPr>
-              <w:t>The system shall generate synthetic security events across three isolated classification domains at configurable rates (1–10 events per second).</w:t>
+              <w:t>The system shall generate synthetic security events across three isolated domains at configurable rates (1–10 events/s).</w:t>
             </w:r>
           </w:p>
         </w:tc>
@@ -5129,7 +5016,7 @@
                 <w:i w:val="0"/>
                 <w:sz w:val="22"/>
               </w:rPr>
-              <w:t>Each domain shall produce eight distinct event types with FATAL, ERROR, WARN, and INFO severity levels.</w:t>
+              <w:t>Each domain shall produce eight distinct event types across four severity levels.</w:t>
             </w:r>
           </w:p>
         </w:tc>
@@ -5165,7 +5052,7 @@
                 <w:i w:val="0"/>
                 <w:sz w:val="22"/>
               </w:rPr>
-              <w:t>The CDS shall strip rawPacketBytes from all events while preserving all structured SIEM metadata.</w:t>
+              <w:t>The CDS shall strip rawPacketBytes while preserving all structured metadata.</w:t>
             </w:r>
           </w:p>
         </w:tc>
@@ -5201,7 +5088,7 @@
                 <w:i w:val="0"/>
                 <w:sz w:val="22"/>
               </w:rPr>
-              <w:t>The CDS shall enforce unidirectional data flow from low-side domains to the high-side platform.</w:t>
+              <w:t>The CDS shall enforce unidirectional data flow from low-side to high-side.</w:t>
             </w:r>
           </w:p>
         </w:tc>
@@ -5237,7 +5124,7 @@
                 <w:i w:val="0"/>
                 <w:sz w:val="22"/>
               </w:rPr>
-              <w:t>The correlation engine shall detect synchronized threat patterns using temporal correlation.</w:t>
+              <w:t>The correlation engine shall detect synchronized threat patterns via temporal correlation.</w:t>
             </w:r>
           </w:p>
         </w:tc>
@@ -5273,7 +5160,7 @@
                 <w:i w:val="0"/>
                 <w:sz w:val="22"/>
               </w:rPr>
-              <w:t>The system shall compute confidence scores for all cross-domain correlation alerts.</w:t>
+              <w:t>The system shall compute confidence scores for all cross-domain alerts.</w:t>
             </w:r>
           </w:p>
         </w:tc>
@@ -5345,7 +5232,7 @@
                 <w:i w:val="0"/>
                 <w:sz w:val="22"/>
               </w:rPr>
-              <w:t>The search module shall support full-text keyword and field-filtered queries.</w:t>
+              <w:t>The search module shall support full-text and field-filtered queries.</w:t>
             </w:r>
           </w:p>
         </w:tc>
@@ -5381,7 +5268,7 @@
                 <w:i w:val="0"/>
                 <w:sz w:val="22"/>
               </w:rPr>
-              <w:t>The report generator shall export event data in CSV and plain-text formats.</w:t>
+              <w:t>The report generator shall export data in CSV and plain-text formats.</w:t>
             </w:r>
           </w:p>
         </w:tc>
@@ -5525,7 +5412,7 @@
                 <w:i w:val="0"/>
                 <w:sz w:val="22"/>
               </w:rPr>
-              <w:t>The system shall preload 76 seed events as a historical baseline upon initialization.</w:t>
+              <w:t>The system shall preload 76 seed events upon initialization.</w:t>
             </w:r>
           </w:p>
         </w:tc>
@@ -5571,7 +5458,6 @@
     <w:p>
       <w:pPr>
         <w:spacing w:before="120" w:after="60" w:line="480" w:lineRule="exact"/>
-        <w:jc w:val="left"/>
       </w:pPr>
       <w:r>
         <w:rPr>
@@ -5666,7 +5552,7 @@
                 <w:i w:val="0"/>
                 <w:sz w:val="22"/>
               </w:rPr>
-              <w:t>Dashboard updates shall render within 200 milliseconds of event ingestion.</w:t>
+              <w:t>Dashboard updates shall render within 200 ms of event ingestion.</w:t>
             </w:r>
           </w:p>
         </w:tc>
@@ -5738,7 +5624,7 @@
                 <w:i w:val="0"/>
                 <w:sz w:val="22"/>
               </w:rPr>
-              <w:t>The system shall maintain consistent performance at 10 events per second across all three domains simultaneously.</w:t>
+              <w:t>The system shall maintain consistent performance at 10 events/s across all three domains.</w:t>
             </w:r>
           </w:p>
         </w:tc>
@@ -5774,7 +5660,7 @@
                 <w:i w:val="0"/>
                 <w:sz w:val="22"/>
               </w:rPr>
-              <w:t>All synthetic data shall be clearly labeled to prevent confusion with real network traffic.</w:t>
+              <w:t>All synthetic data shall be clearly labeled to prevent confusion with real traffic.</w:t>
             </w:r>
           </w:p>
         </w:tc>
@@ -5810,7 +5696,7 @@
                 <w:i w:val="0"/>
                 <w:sz w:val="22"/>
               </w:rPr>
-              <w:t>The user interface shall be responsive and functional across Chrome, Firefox, Edge, and Safari.</w:t>
+              <w:t>The UI shall be responsive across Chrome, Firefox, Edge, and Safari.</w:t>
             </w:r>
           </w:p>
         </w:tc>
@@ -5918,7 +5804,7 @@
                 <w:i w:val="0"/>
                 <w:sz w:val="22"/>
               </w:rPr>
-              <w:t>The architecture shall support modular design allowing independent component updates.</w:t>
+              <w:t>The architecture shall support modular design for independent updates.</w:t>
             </w:r>
           </w:p>
         </w:tc>
@@ -5954,7 +5840,7 @@
                 <w:i w:val="0"/>
                 <w:sz w:val="22"/>
               </w:rPr>
-              <w:t>The Windows desktop installer shall be produced by a reproducible automated CI/CD pipeline.</w:t>
+              <w:t>The Windows desktop installer shall be produced by a reproducible CI/CD pipeline.</w:t>
             </w:r>
           </w:p>
         </w:tc>
@@ -6026,7 +5912,7 @@
           <w:i w:val="0"/>
           <w:sz w:val="24"/>
         </w:rPr>
-        <w:t>DomainEventGenerator</w:t>
+        <w:t>3.5.1 CrossDomainGuard — sanitizeEvent()</w:t>
       </w:r>
     </w:p>
     <w:p>
@@ -6042,13 +5928,13 @@
           <w:i w:val="0"/>
           <w:sz w:val="24"/>
         </w:rPr>
-        <w:t>The DomainEventGenerator's primary method, generate(), selects an event template from the 76-event seed pool, assigns domain-specific network attributes (IP addresses within the domain's CIDR range, hostname prefix, and domain identifier), and returns a fully populated SecurityEvent with all ten fields. The seed pool was curated to produce realistic severity distributions: approximately 15% FATAL, 25% ERROR, 35% WARN, and 25% INFO events, reflecting the distribution observed in production SOC environments. Four users appear across multiple domains — usr_j.harris, usr_k.chen, svc_relay_01, and usr_m.okonkwo — enabling the CorrelationEngine to detect cross-domain user identity overlap as a high-confidence correlation signal.</w:t>
+        <w:t>The sanitizeEvent() function uses ES2018 object destructuring to capture rawPacketBytes in a throwaway variable while spreading all remaining fields into the SanitizedEvent output, making the field-stripping operation explicit and auditable at the source code level. It atomically increments the inCount, outCount, and stripCount metrics. Code Excerpt 2 shows the complete implementation from simulation.ts.</w:t>
       </w:r>
     </w:p>
     <w:p>
       <w:pPr>
-        <w:spacing w:before="120" w:after="40" w:line="360" w:lineRule="exact"/>
-        <w:ind w:left="720"/>
+        <w:spacing w:before="160" w:after="40" w:line="400" w:lineRule="exact"/>
+        <w:ind w:left="360"/>
       </w:pPr>
       <w:r>
         <w:rPr>
@@ -6057,218 +5943,49 @@
           <w:i w:val="0"/>
           <w:sz w:val="22"/>
         </w:rPr>
-        <w:t>Code Excerpt 1 — DomainEventGenerator generate() method core logic:</w:t>
+        <w:t>Code Excerpt 2 — CrossDomainGuard sanitizeEvent() with ES2018 destructuring assignment (simulation.ts, lines 91–114)</w:t>
       </w:r>
     </w:p>
     <w:p>
       <w:pPr>
-        <w:spacing w:before="0" w:after="0" w:line="320" w:lineRule="exact"/>
-        <w:ind w:left="720"/>
+        <w:spacing w:before="40" w:after="200" w:line="400" w:lineRule="exact"/>
+        <w:jc w:val="center"/>
       </w:pPr>
       <w:r>
-        <w:rPr>
-          <w:rFonts w:ascii="Courier New" w:hAnsi="Courier New"/>
-          <w:sz w:val="20"/>
-        </w:rPr>
-        <w:t>generate(): SecurityEvent {</w:t>
+        <w:drawing>
+          <wp:inline xmlns:a="http://schemas.openxmlformats.org/drawingml/2006/main" xmlns:pic="http://schemas.openxmlformats.org/drawingml/2006/picture">
+            <wp:extent cx="5029200" cy="5408762"/>
+            <wp:docPr id="3" name="Picture 3"/>
+            <wp:cNvGraphicFramePr>
+              <a:graphicFrameLocks noChangeAspect="1"/>
+            </wp:cNvGraphicFramePr>
+            <a:graphic>
+              <a:graphicData uri="http://schemas.openxmlformats.org/drawingml/2006/picture">
+                <pic:pic>
+                  <pic:nvPicPr>
+                    <pic:cNvPr id="0" name="CodeExcerpt2_sanitize_method.jpg"/>
+                    <pic:cNvPicPr/>
+                  </pic:nvPicPr>
+                  <pic:blipFill>
+                    <a:blip r:embed="rId11"/>
+                    <a:stretch>
+                      <a:fillRect/>
+                    </a:stretch>
+                  </pic:blipFill>
+                  <pic:spPr>
+                    <a:xfrm>
+                      <a:off x="0" y="0"/>
+                      <a:ext cx="5029200" cy="5408762"/>
+                    </a:xfrm>
+                    <a:prstGeom prst="rect"/>
+                  </pic:spPr>
+                </pic:pic>
+              </a:graphicData>
+            </a:graphic>
+          </wp:inline>
+        </w:drawing>
       </w:r>
     </w:p>
-    <w:p>
-      <w:pPr>
-        <w:spacing w:before="0" w:after="0" w:line="320" w:lineRule="exact"/>
-        <w:ind w:left="720"/>
-      </w:pPr>
-      <w:r>
-        <w:rPr>
-          <w:rFonts w:ascii="Courier New" w:hAnsi="Courier New"/>
-          <w:sz w:val="20"/>
-        </w:rPr>
-        <w:t xml:space="preserve">  const template = this.seedPool[Math.floor(Math.random() * this.seedPool.length)];</w:t>
-      </w:r>
-    </w:p>
-    <w:p>
-      <w:pPr>
-        <w:spacing w:before="0" w:after="0" w:line="320" w:lineRule="exact"/>
-        <w:ind w:left="720"/>
-      </w:pPr>
-      <w:r>
-        <w:rPr>
-          <w:rFonts w:ascii="Courier New" w:hAnsi="Courier New"/>
-          <w:sz w:val="20"/>
-        </w:rPr>
-        <w:t xml:space="preserve">  return {</w:t>
-      </w:r>
-    </w:p>
-    <w:p>
-      <w:pPr>
-        <w:spacing w:before="0" w:after="0" w:line="320" w:lineRule="exact"/>
-        <w:ind w:left="720"/>
-      </w:pPr>
-      <w:r>
-        <w:rPr>
-          <w:rFonts w:ascii="Courier New" w:hAnsi="Courier New"/>
-          <w:sz w:val="20"/>
-        </w:rPr>
-        <w:t xml:space="preserve">    id: crypto.randomUUID(),</w:t>
-      </w:r>
-    </w:p>
-    <w:p>
-      <w:pPr>
-        <w:spacing w:before="0" w:after="0" w:line="320" w:lineRule="exact"/>
-        <w:ind w:left="720"/>
-      </w:pPr>
-      <w:r>
-        <w:rPr>
-          <w:rFonts w:ascii="Courier New" w:hAnsi="Courier New"/>
-          <w:sz w:val="20"/>
-        </w:rPr>
-        <w:t xml:space="preserve">    timestamp: Date.now(),</w:t>
-      </w:r>
-    </w:p>
-    <w:p>
-      <w:pPr>
-        <w:spacing w:before="0" w:after="0" w:line="320" w:lineRule="exact"/>
-        <w:ind w:left="720"/>
-      </w:pPr>
-      <w:r>
-        <w:rPr>
-          <w:rFonts w:ascii="Courier New" w:hAnsi="Courier New"/>
-          <w:sz w:val="20"/>
-        </w:rPr>
-        <w:t xml:space="preserve">    domain: this.config.name,</w:t>
-      </w:r>
-    </w:p>
-    <w:p>
-      <w:pPr>
-        <w:spacing w:before="0" w:after="0" w:line="320" w:lineRule="exact"/>
-        <w:ind w:left="720"/>
-      </w:pPr>
-      <w:r>
-        <w:rPr>
-          <w:rFonts w:ascii="Courier New" w:hAnsi="Courier New"/>
-          <w:sz w:val="20"/>
-        </w:rPr>
-        <w:t xml:space="preserve">    sourceIP: this.randomIP(this.config.cidr),</w:t>
-      </w:r>
-    </w:p>
-    <w:p>
-      <w:pPr>
-        <w:spacing w:before="0" w:after="0" w:line="320" w:lineRule="exact"/>
-        <w:ind w:left="720"/>
-      </w:pPr>
-      <w:r>
-        <w:rPr>
-          <w:rFonts w:ascii="Courier New" w:hAnsi="Courier New"/>
-          <w:sz w:val="20"/>
-        </w:rPr>
-        <w:t xml:space="preserve">    destIP: this.randomIP(this.config.cidr),</w:t>
-      </w:r>
-    </w:p>
-    <w:p>
-      <w:pPr>
-        <w:spacing w:before="0" w:after="0" w:line="320" w:lineRule="exact"/>
-        <w:ind w:left="720"/>
-      </w:pPr>
-      <w:r>
-        <w:rPr>
-          <w:rFonts w:ascii="Courier New" w:hAnsi="Courier New"/>
-          <w:sz w:val="20"/>
-        </w:rPr>
-        <w:t xml:space="preserve">    user: template.user,</w:t>
-      </w:r>
-    </w:p>
-    <w:p>
-      <w:pPr>
-        <w:spacing w:before="0" w:after="0" w:line="320" w:lineRule="exact"/>
-        <w:ind w:left="720"/>
-      </w:pPr>
-      <w:r>
-        <w:rPr>
-          <w:rFonts w:ascii="Courier New" w:hAnsi="Courier New"/>
-          <w:sz w:val="20"/>
-        </w:rPr>
-        <w:t xml:space="preserve">    hostname: `${this.config.prefix}-host-${this.randomHex(4)}`,</w:t>
-      </w:r>
-    </w:p>
-    <w:p>
-      <w:pPr>
-        <w:spacing w:before="0" w:after="0" w:line="320" w:lineRule="exact"/>
-        <w:ind w:left="720"/>
-      </w:pPr>
-      <w:r>
-        <w:rPr>
-          <w:rFonts w:ascii="Courier New" w:hAnsi="Courier New"/>
-          <w:sz w:val="20"/>
-        </w:rPr>
-        <w:t xml:space="preserve">    protocol: template.protocol,</w:t>
-      </w:r>
-    </w:p>
-    <w:p>
-      <w:pPr>
-        <w:spacing w:before="0" w:after="0" w:line="320" w:lineRule="exact"/>
-        <w:ind w:left="720"/>
-      </w:pPr>
-      <w:r>
-        <w:rPr>
-          <w:rFonts w:ascii="Courier New" w:hAnsi="Courier New"/>
-          <w:sz w:val="20"/>
-        </w:rPr>
-        <w:t xml:space="preserve">    severity: template.severity,</w:t>
-      </w:r>
-    </w:p>
-    <w:p>
-      <w:pPr>
-        <w:spacing w:before="0" w:after="0" w:line="320" w:lineRule="exact"/>
-        <w:ind w:left="720"/>
-      </w:pPr>
-      <w:r>
-        <w:rPr>
-          <w:rFonts w:ascii="Courier New" w:hAnsi="Courier New"/>
-          <w:sz w:val="20"/>
-        </w:rPr>
-        <w:t xml:space="preserve">    eventType: template.eventType,</w:t>
-      </w:r>
-    </w:p>
-    <w:p>
-      <w:pPr>
-        <w:spacing w:before="0" w:after="0" w:line="320" w:lineRule="exact"/>
-        <w:ind w:left="720"/>
-      </w:pPr>
-      <w:r>
-        <w:rPr>
-          <w:rFonts w:ascii="Courier New" w:hAnsi="Courier New"/>
-          <w:sz w:val="20"/>
-        </w:rPr>
-        <w:t xml:space="preserve">    rawPacketBytes: this.randomHex(64),</w:t>
-      </w:r>
-    </w:p>
-    <w:p>
-      <w:pPr>
-        <w:spacing w:before="0" w:after="0" w:line="320" w:lineRule="exact"/>
-        <w:ind w:left="720"/>
-      </w:pPr>
-      <w:r>
-        <w:rPr>
-          <w:rFonts w:ascii="Courier New" w:hAnsi="Courier New"/>
-          <w:sz w:val="20"/>
-        </w:rPr>
-        <w:t xml:space="preserve">  };</w:t>
-      </w:r>
-    </w:p>
-    <w:p>
-      <w:pPr>
-        <w:spacing w:before="0" w:after="0" w:line="320" w:lineRule="exact"/>
-        <w:ind w:left="720"/>
-      </w:pPr>
-      <w:r>
-        <w:rPr>
-          <w:rFonts w:ascii="Courier New" w:hAnsi="Courier New"/>
-          <w:sz w:val="20"/>
-        </w:rPr>
-        <w:t>}</w:t>
-      </w:r>
-    </w:p>
-    <w:p/>
     <w:p>
       <w:pPr>
         <w:keepNext/>
@@ -6282,7 +5999,7 @@
           <w:i w:val="0"/>
           <w:sz w:val="24"/>
         </w:rPr>
-        <w:t>CrossDomainGuard</w:t>
+        <w:t>3.5.2 CorrelationEngine — computeConfidence()</w:t>
       </w:r>
     </w:p>
     <w:p>
@@ -6298,13 +6015,13 @@
           <w:i w:val="0"/>
           <w:sz w:val="24"/>
         </w:rPr>
-        <w:t>The CrossDomainGuard's sanitize() method uses ES2018 object destructuring to capture the rawPacketBytes field in a throwaway variable while spreading all remaining fields into the SanitizedEvent output. This approach is both syntactically concise and semantically precise: the destructuring assignment makes the field-stripping operation explicit and visible at the source code level, supporting auditability. The method atomically increments the inCount, outCount, and stripCount metrics, maintaining the IN=OUT=STRIP invariant that serves as the primary guard health indicator.</w:t>
+        <w:t>The computeConfidence() function applies a four-factor weighted scoring algorithm. The algorithm prioritizes indicator quality over temporal proximity alone: shared user identity contributes 0.40, matching event type 0.30, destination subnet overlap 0.20, and temporal proximity up to 0.10. A domain-exclusion guard requires that correlated events originate from at least two distinct domains, eliminating same-domain false positives entirely. Code Excerpt 3 shows the complete implementation with JSDoc weight table from simulation.ts.</w:t>
       </w:r>
     </w:p>
     <w:p>
       <w:pPr>
-        <w:spacing w:before="120" w:after="40" w:line="360" w:lineRule="exact"/>
-        <w:ind w:left="720"/>
+        <w:spacing w:before="160" w:after="40" w:line="400" w:lineRule="exact"/>
+        <w:ind w:left="360"/>
       </w:pPr>
       <w:r>
         <w:rPr>
@@ -6313,166 +6030,49 @@
           <w:i w:val="0"/>
           <w:sz w:val="22"/>
         </w:rPr>
-        <w:t>Code Excerpt 2 — CrossDomainGuard sanitize() with destructuring assignment:</w:t>
+        <w:t>Code Excerpt 3 — CorrelationEngine computeConfidence() four-factor weighted algorithm (simulation.ts, lines 126–159)</w:t>
       </w:r>
     </w:p>
     <w:p>
       <w:pPr>
-        <w:spacing w:before="0" w:after="0" w:line="320" w:lineRule="exact"/>
-        <w:ind w:left="720"/>
+        <w:spacing w:before="40" w:after="200" w:line="400" w:lineRule="exact"/>
+        <w:jc w:val="center"/>
       </w:pPr>
       <w:r>
-        <w:rPr>
-          <w:rFonts w:ascii="Courier New" w:hAnsi="Courier New"/>
-          <w:sz w:val="20"/>
-        </w:rPr>
-        <w:t>sanitize(event: SecurityEvent): SanitizedEvent {</w:t>
+        <w:drawing>
+          <wp:inline xmlns:a="http://schemas.openxmlformats.org/drawingml/2006/main" xmlns:pic="http://schemas.openxmlformats.org/drawingml/2006/picture">
+            <wp:extent cx="5029200" cy="6547449"/>
+            <wp:docPr id="4" name="Picture 4"/>
+            <wp:cNvGraphicFramePr>
+              <a:graphicFrameLocks noChangeAspect="1"/>
+            </wp:cNvGraphicFramePr>
+            <a:graphic>
+              <a:graphicData uri="http://schemas.openxmlformats.org/drawingml/2006/picture">
+                <pic:pic>
+                  <pic:nvPicPr>
+                    <pic:cNvPr id="0" name="CodeExcerpt3_computeConfidence.jpg"/>
+                    <pic:cNvPicPr/>
+                  </pic:nvPicPr>
+                  <pic:blipFill>
+                    <a:blip r:embed="rId12"/>
+                    <a:stretch>
+                      <a:fillRect/>
+                    </a:stretch>
+                  </pic:blipFill>
+                  <pic:spPr>
+                    <a:xfrm>
+                      <a:off x="0" y="0"/>
+                      <a:ext cx="5029200" cy="6547449"/>
+                    </a:xfrm>
+                    <a:prstGeom prst="rect"/>
+                  </pic:spPr>
+                </pic:pic>
+              </a:graphicData>
+            </a:graphic>
+          </wp:inline>
+        </w:drawing>
       </w:r>
     </w:p>
-    <w:p>
-      <w:pPr>
-        <w:spacing w:before="0" w:after="0" w:line="320" w:lineRule="exact"/>
-        <w:ind w:left="720"/>
-      </w:pPr>
-      <w:r>
-        <w:rPr>
-          <w:rFonts w:ascii="Courier New" w:hAnsi="Courier New"/>
-          <w:sz w:val="20"/>
-        </w:rPr>
-        <w:t xml:space="preserve">  const { rawPacketBytes, ...sanitized } = event;  // strip restricted field</w:t>
-      </w:r>
-    </w:p>
-    <w:p>
-      <w:pPr>
-        <w:spacing w:before="0" w:after="0" w:line="320" w:lineRule="exact"/>
-        <w:ind w:left="720"/>
-      </w:pPr>
-      <w:r>
-        <w:rPr>
-          <w:rFonts w:ascii="Courier New" w:hAnsi="Courier New"/>
-          <w:sz w:val="20"/>
-        </w:rPr>
-        <w:t xml:space="preserve">  void rawPacketBytes;                              // explicit discard</w:t>
-      </w:r>
-    </w:p>
-    <w:p>
-      <w:pPr>
-        <w:spacing w:before="0" w:after="0" w:line="320" w:lineRule="exact"/>
-        <w:ind w:left="720"/>
-      </w:pPr>
-      <w:r>
-        <w:rPr>
-          <w:rFonts w:ascii="Courier New" w:hAnsi="Courier New"/>
-          <w:sz w:val="20"/>
-        </w:rPr>
-        <w:t xml:space="preserve">  this.inCount++;</w:t>
-      </w:r>
-    </w:p>
-    <w:p>
-      <w:pPr>
-        <w:spacing w:before="0" w:after="0" w:line="320" w:lineRule="exact"/>
-        <w:ind w:left="720"/>
-      </w:pPr>
-      <w:r>
-        <w:rPr>
-          <w:rFonts w:ascii="Courier New" w:hAnsi="Courier New"/>
-          <w:sz w:val="20"/>
-        </w:rPr>
-        <w:t xml:space="preserve">  this.outCount++;</w:t>
-      </w:r>
-    </w:p>
-    <w:p>
-      <w:pPr>
-        <w:spacing w:before="0" w:after="0" w:line="320" w:lineRule="exact"/>
-        <w:ind w:left="720"/>
-      </w:pPr>
-      <w:r>
-        <w:rPr>
-          <w:rFonts w:ascii="Courier New" w:hAnsi="Courier New"/>
-          <w:sz w:val="20"/>
-        </w:rPr>
-        <w:t xml:space="preserve">  this.stripCount++;</w:t>
-      </w:r>
-    </w:p>
-    <w:p>
-      <w:pPr>
-        <w:spacing w:before="0" w:after="0" w:line="320" w:lineRule="exact"/>
-        <w:ind w:left="720"/>
-      </w:pPr>
-      <w:r>
-        <w:rPr>
-          <w:rFonts w:ascii="Courier New" w:hAnsi="Courier New"/>
-          <w:sz w:val="20"/>
-        </w:rPr>
-        <w:t xml:space="preserve">  return {</w:t>
-      </w:r>
-    </w:p>
-    <w:p>
-      <w:pPr>
-        <w:spacing w:before="0" w:after="0" w:line="320" w:lineRule="exact"/>
-        <w:ind w:left="720"/>
-      </w:pPr>
-      <w:r>
-        <w:rPr>
-          <w:rFonts w:ascii="Courier New" w:hAnsi="Courier New"/>
-          <w:sz w:val="20"/>
-        </w:rPr>
-        <w:t xml:space="preserve">    ...sanitized,</w:t>
-      </w:r>
-    </w:p>
-    <w:p>
-      <w:pPr>
-        <w:spacing w:before="0" w:after="0" w:line="320" w:lineRule="exact"/>
-        <w:ind w:left="720"/>
-      </w:pPr>
-      <w:r>
-        <w:rPr>
-          <w:rFonts w:ascii="Courier New" w:hAnsi="Courier New"/>
-          <w:sz w:val="20"/>
-        </w:rPr>
-        <w:t xml:space="preserve">    sanitizationTimestamp: Date.now(),</w:t>
-      </w:r>
-    </w:p>
-    <w:p>
-      <w:pPr>
-        <w:spacing w:before="0" w:after="0" w:line="320" w:lineRule="exact"/>
-        <w:ind w:left="720"/>
-      </w:pPr>
-      <w:r>
-        <w:rPr>
-          <w:rFonts w:ascii="Courier New" w:hAnsi="Courier New"/>
-          <w:sz w:val="20"/>
-        </w:rPr>
-        <w:t xml:space="preserve">    guardId: this.guardId,</w:t>
-      </w:r>
-    </w:p>
-    <w:p>
-      <w:pPr>
-        <w:spacing w:before="0" w:after="0" w:line="320" w:lineRule="exact"/>
-        <w:ind w:left="720"/>
-      </w:pPr>
-      <w:r>
-        <w:rPr>
-          <w:rFonts w:ascii="Courier New" w:hAnsi="Courier New"/>
-          <w:sz w:val="20"/>
-        </w:rPr>
-        <w:t xml:space="preserve">  };</w:t>
-      </w:r>
-    </w:p>
-    <w:p>
-      <w:pPr>
-        <w:spacing w:before="0" w:after="0" w:line="320" w:lineRule="exact"/>
-        <w:ind w:left="720"/>
-      </w:pPr>
-      <w:r>
-        <w:rPr>
-          <w:rFonts w:ascii="Courier New" w:hAnsi="Courier New"/>
-          <w:sz w:val="20"/>
-        </w:rPr>
-        <w:t>}</w:t>
-      </w:r>
-    </w:p>
-    <w:p/>
     <w:p>
       <w:pPr>
         <w:keepNext/>
@@ -6486,7 +6086,7 @@
           <w:i w:val="0"/>
           <w:sz w:val="24"/>
         </w:rPr>
-        <w:t>CorrelationEngine</w:t>
+        <w:t>3.5.3 SimulationController — runSimulationTick()</w:t>
       </w:r>
     </w:p>
     <w:p>
@@ -6502,13 +6102,13 @@
           <w:i w:val="0"/>
           <w:sz w:val="24"/>
         </w:rPr>
-        <w:t>The CorrelationEngine's computeConfidence() method applies a four-factor weighted scoring algorithm to candidate event pairs. The algorithm is designed to prioritize indicator quality over temporal proximity alone, ensuring that alerts require meaningful metadata alignment rather than coincidental co-occurrence within the time window. A domain-exclusion guard in the candidate filter requires that correlated events originate from at least two distinct domains, eliminating same-domain false positives entirely. The resulting confidence scores are bounded in [0.0, 1.0]; alerts are generated only when the score exceeds the configured threshold of 0.75.</w:t>
+        <w:t>The runSimulationTick() function orchestrates the complete five-layer data pipeline per simulation interval. Each tick generates raw events from all three domain generators (Layer 1), sanitizes them through the CrossDomainGuard (Layer 2), processes them through the CorrelationEngine (Layer 3), dispatches results to all six dashboard panels (Layer 4), and updates health telemetry (Layer 5). Code Excerpt 4 shows the complete pipeline invocation chain from App.tsx.</w:t>
       </w:r>
     </w:p>
     <w:p>
       <w:pPr>
-        <w:spacing w:before="120" w:after="40" w:line="360" w:lineRule="exact"/>
-        <w:ind w:left="720"/>
+        <w:spacing w:before="160" w:after="40" w:line="400" w:lineRule="exact"/>
+        <w:ind w:left="360"/>
       </w:pPr>
       <w:r>
         <w:rPr>
@@ -6517,299 +6117,49 @@
           <w:i w:val="0"/>
           <w:sz w:val="22"/>
         </w:rPr>
-        <w:t>Code Excerpt 3 — CorrelationEngine computeConfidence() four-factor algorithm:</w:t>
+        <w:t>Code Excerpt 4 — SimulationController runSimulationTick() pipeline orchestration chain (App.tsx, lines 42–79)</w:t>
       </w:r>
     </w:p>
     <w:p>
       <w:pPr>
-        <w:spacing w:before="0" w:after="0" w:line="320" w:lineRule="exact"/>
-        <w:ind w:left="720"/>
+        <w:spacing w:before="40" w:after="200" w:line="400" w:lineRule="exact"/>
+        <w:jc w:val="center"/>
       </w:pPr>
       <w:r>
-        <w:rPr>
-          <w:rFonts w:ascii="Courier New" w:hAnsi="Courier New"/>
-          <w:sz w:val="20"/>
-        </w:rPr>
-        <w:t>computeConfidence(a: SanitizedEvent, b: SanitizedEvent): number {</w:t>
+        <w:drawing>
+          <wp:inline xmlns:a="http://schemas.openxmlformats.org/drawingml/2006/main" xmlns:pic="http://schemas.openxmlformats.org/drawingml/2006/picture">
+            <wp:extent cx="5029200" cy="6642340"/>
+            <wp:docPr id="5" name="Picture 5"/>
+            <wp:cNvGraphicFramePr>
+              <a:graphicFrameLocks noChangeAspect="1"/>
+            </wp:cNvGraphicFramePr>
+            <a:graphic>
+              <a:graphicData uri="http://schemas.openxmlformats.org/drawingml/2006/picture">
+                <pic:pic>
+                  <pic:nvPicPr>
+                    <pic:cNvPr id="0" name="CodeExcerpt4_runSimulationTick.jpg"/>
+                    <pic:cNvPicPr/>
+                  </pic:nvPicPr>
+                  <pic:blipFill>
+                    <a:blip r:embed="rId13"/>
+                    <a:stretch>
+                      <a:fillRect/>
+                    </a:stretch>
+                  </pic:blipFill>
+                  <pic:spPr>
+                    <a:xfrm>
+                      <a:off x="0" y="0"/>
+                      <a:ext cx="5029200" cy="6642340"/>
+                    </a:xfrm>
+                    <a:prstGeom prst="rect"/>
+                  </pic:spPr>
+                </pic:pic>
+              </a:graphicData>
+            </a:graphic>
+          </wp:inline>
+        </w:drawing>
       </w:r>
     </w:p>
-    <w:p>
-      <w:pPr>
-        <w:spacing w:before="0" w:after="0" w:line="320" w:lineRule="exact"/>
-        <w:ind w:left="720"/>
-      </w:pPr>
-      <w:r>
-        <w:rPr>
-          <w:rFonts w:ascii="Courier New" w:hAnsi="Courier New"/>
-          <w:sz w:val="20"/>
-        </w:rPr>
-        <w:t xml:space="preserve">  if (a.domain === b.domain) return 0;  // domain-exclusion guard</w:t>
-      </w:r>
-    </w:p>
-    <w:p>
-      <w:pPr>
-        <w:spacing w:before="0" w:after="0" w:line="320" w:lineRule="exact"/>
-        <w:ind w:left="720"/>
-      </w:pPr>
-      <w:r>
-        <w:rPr>
-          <w:rFonts w:ascii="Courier New" w:hAnsi="Courier New"/>
-          <w:sz w:val="20"/>
-        </w:rPr>
-        <w:t xml:space="preserve">  let score = 0;</w:t>
-      </w:r>
-    </w:p>
-    <w:p>
-      <w:pPr>
-        <w:spacing w:before="0" w:after="0" w:line="320" w:lineRule="exact"/>
-        <w:ind w:left="720"/>
-      </w:pPr>
-      <w:r>
-        <w:rPr>
-          <w:rFonts w:ascii="Courier New" w:hAnsi="Courier New"/>
-          <w:sz w:val="20"/>
-        </w:rPr>
-        <w:t xml:space="preserve">  if (a.eventType === b.eventType)  score += 0.40;  // event type concordance</w:t>
-      </w:r>
-    </w:p>
-    <w:p>
-      <w:pPr>
-        <w:spacing w:before="0" w:after="0" w:line="320" w:lineRule="exact"/>
-        <w:ind w:left="720"/>
-      </w:pPr>
-      <w:r>
-        <w:rPr>
-          <w:rFonts w:ascii="Courier New" w:hAnsi="Courier New"/>
-          <w:sz w:val="20"/>
-        </w:rPr>
-        <w:t xml:space="preserve">  if (a.user === b.user)            score += 0.30;  // user identity overlap</w:t>
-      </w:r>
-    </w:p>
-    <w:p>
-      <w:pPr>
-        <w:spacing w:before="0" w:after="0" w:line="320" w:lineRule="exact"/>
-        <w:ind w:left="720"/>
-      </w:pPr>
-      <w:r>
-        <w:rPr>
-          <w:rFonts w:ascii="Courier New" w:hAnsi="Courier New"/>
-          <w:sz w:val="20"/>
-        </w:rPr>
-        <w:t xml:space="preserve">  const delta = Math.abs(a.timestamp - b.timestamp);</w:t>
-      </w:r>
-    </w:p>
-    <w:p>
-      <w:pPr>
-        <w:spacing w:before="0" w:after="0" w:line="320" w:lineRule="exact"/>
-        <w:ind w:left="720"/>
-      </w:pPr>
-      <w:r>
-        <w:rPr>
-          <w:rFonts w:ascii="Courier New" w:hAnsi="Courier New"/>
-          <w:sz w:val="20"/>
-        </w:rPr>
-        <w:t xml:space="preserve">  if (delta &lt; 2000)       score += 0.20;  // &lt; 2s window</w:t>
-      </w:r>
-    </w:p>
-    <w:p>
-      <w:pPr>
-        <w:spacing w:before="0" w:after="0" w:line="320" w:lineRule="exact"/>
-        <w:ind w:left="720"/>
-      </w:pPr>
-      <w:r>
-        <w:rPr>
-          <w:rFonts w:ascii="Courier New" w:hAnsi="Courier New"/>
-          <w:sz w:val="20"/>
-        </w:rPr>
-        <w:t xml:space="preserve">  else if (delta &lt; 5000)  score += 0.10;  // &lt; 5s window</w:t>
-      </w:r>
-    </w:p>
-    <w:p>
-      <w:pPr>
-        <w:spacing w:before="0" w:after="0" w:line="320" w:lineRule="exact"/>
-        <w:ind w:left="720"/>
-      </w:pPr>
-      <w:r>
-        <w:rPr>
-          <w:rFonts w:ascii="Courier New" w:hAnsi="Courier New"/>
-          <w:sz w:val="20"/>
-        </w:rPr>
-        <w:t xml:space="preserve">  if (a.sourceIP.split('.')[0] === b.sourceIP.split('.')[0]) score += 0.10;</w:t>
-      </w:r>
-    </w:p>
-    <w:p>
-      <w:pPr>
-        <w:spacing w:before="0" w:after="0" w:line="320" w:lineRule="exact"/>
-        <w:ind w:left="720"/>
-      </w:pPr>
-      <w:r>
-        <w:rPr>
-          <w:rFonts w:ascii="Courier New" w:hAnsi="Courier New"/>
-          <w:sz w:val="20"/>
-        </w:rPr>
-        <w:t xml:space="preserve">  return Math.min(score, 1.0);</w:t>
-      </w:r>
-    </w:p>
-    <w:p>
-      <w:pPr>
-        <w:spacing w:before="0" w:after="0" w:line="320" w:lineRule="exact"/>
-        <w:ind w:left="720"/>
-      </w:pPr>
-      <w:r>
-        <w:rPr>
-          <w:rFonts w:ascii="Courier New" w:hAnsi="Courier New"/>
-          <w:sz w:val="20"/>
-        </w:rPr>
-        <w:t>}</w:t>
-      </w:r>
-    </w:p>
-    <w:p/>
-    <w:p>
-      <w:pPr>
-        <w:spacing w:before="120" w:after="40" w:line="360" w:lineRule="exact"/>
-        <w:ind w:left="720"/>
-      </w:pPr>
-      <w:r>
-        <w:rPr>
-          <w:rFonts w:ascii="Times New Roman" w:hAnsi="Times New Roman"/>
-          <w:b/>
-          <w:i w:val="0"/>
-          <w:sz w:val="22"/>
-        </w:rPr>
-        <w:t>Code Excerpt 4 — SimulationController runSimulationTick() pipeline orchestration:</w:t>
-      </w:r>
-    </w:p>
-    <w:p>
-      <w:pPr>
-        <w:spacing w:before="0" w:after="0" w:line="320" w:lineRule="exact"/>
-        <w:ind w:left="720"/>
-      </w:pPr>
-      <w:r>
-        <w:rPr>
-          <w:rFonts w:ascii="Courier New" w:hAnsi="Courier New"/>
-          <w:sz w:val="20"/>
-        </w:rPr>
-        <w:t>runSimulationTick(): void {</w:t>
-      </w:r>
-    </w:p>
-    <w:p>
-      <w:pPr>
-        <w:spacing w:before="0" w:after="0" w:line="320" w:lineRule="exact"/>
-        <w:ind w:left="720"/>
-      </w:pPr>
-      <w:r>
-        <w:rPr>
-          <w:rFonts w:ascii="Courier New" w:hAnsi="Courier New"/>
-          <w:sz w:val="20"/>
-        </w:rPr>
-        <w:t xml:space="preserve">  for (const generator of this.generators) {</w:t>
-      </w:r>
-    </w:p>
-    <w:p>
-      <w:pPr>
-        <w:spacing w:before="0" w:after="0" w:line="320" w:lineRule="exact"/>
-        <w:ind w:left="720"/>
-      </w:pPr>
-      <w:r>
-        <w:rPr>
-          <w:rFonts w:ascii="Courier New" w:hAnsi="Courier New"/>
-          <w:sz w:val="20"/>
-        </w:rPr>
-        <w:t xml:space="preserve">    const raw = generator.generate();              // Layer 1</w:t>
-      </w:r>
-    </w:p>
-    <w:p>
-      <w:pPr>
-        <w:spacing w:before="0" w:after="0" w:line="320" w:lineRule="exact"/>
-        <w:ind w:left="720"/>
-      </w:pPr>
-      <w:r>
-        <w:rPr>
-          <w:rFonts w:ascii="Courier New" w:hAnsi="Courier New"/>
-          <w:sz w:val="20"/>
-        </w:rPr>
-        <w:t xml:space="preserve">    const sanitized = this.guard.sanitize(raw);   // Layer 2</w:t>
-      </w:r>
-    </w:p>
-    <w:p>
-      <w:pPr>
-        <w:spacing w:before="0" w:after="0" w:line="320" w:lineRule="exact"/>
-        <w:ind w:left="720"/>
-      </w:pPr>
-      <w:r>
-        <w:rPr>
-          <w:rFonts w:ascii="Courier New" w:hAnsi="Courier New"/>
-          <w:sz w:val="20"/>
-        </w:rPr>
-        <w:t xml:space="preserve">    const alerts = this.engine.correlate(sanitized); // Layer 3</w:t>
-      </w:r>
-    </w:p>
-    <w:p>
-      <w:pPr>
-        <w:spacing w:before="0" w:after="0" w:line="320" w:lineRule="exact"/>
-        <w:ind w:left="720"/>
-      </w:pPr>
-      <w:r>
-        <w:rPr>
-          <w:rFonts w:ascii="Courier New" w:hAnsi="Courier New"/>
-          <w:sz w:val="20"/>
-        </w:rPr>
-        <w:t xml:space="preserve">    this.dispatch({ type: 'ADD_EVENT', payload: sanitized });</w:t>
-      </w:r>
-    </w:p>
-    <w:p>
-      <w:pPr>
-        <w:spacing w:before="0" w:after="0" w:line="320" w:lineRule="exact"/>
-        <w:ind w:left="720"/>
-      </w:pPr>
-      <w:r>
-        <w:rPr>
-          <w:rFonts w:ascii="Courier New" w:hAnsi="Courier New"/>
-          <w:sz w:val="20"/>
-        </w:rPr>
-        <w:t xml:space="preserve">    this.dispatch({ type: 'ADD_ALERTS', payload: alerts });</w:t>
-      </w:r>
-    </w:p>
-    <w:p>
-      <w:pPr>
-        <w:spacing w:before="0" w:after="0" w:line="320" w:lineRule="exact"/>
-        <w:ind w:left="720"/>
-      </w:pPr>
-      <w:r>
-        <w:rPr>
-          <w:rFonts w:ascii="Courier New" w:hAnsi="Courier New"/>
-          <w:sz w:val="20"/>
-        </w:rPr>
-        <w:t xml:space="preserve">    this.healthMonitor.update(raw, sanitized);     // Layer 5</w:t>
-      </w:r>
-    </w:p>
-    <w:p>
-      <w:pPr>
-        <w:spacing w:before="0" w:after="0" w:line="320" w:lineRule="exact"/>
-        <w:ind w:left="720"/>
-      </w:pPr>
-      <w:r>
-        <w:rPr>
-          <w:rFonts w:ascii="Courier New" w:hAnsi="Courier New"/>
-          <w:sz w:val="20"/>
-        </w:rPr>
-        <w:t xml:space="preserve">  }</w:t>
-      </w:r>
-    </w:p>
-    <w:p>
-      <w:pPr>
-        <w:spacing w:before="0" w:after="0" w:line="320" w:lineRule="exact"/>
-        <w:ind w:left="720"/>
-      </w:pPr>
-      <w:r>
-        <w:rPr>
-          <w:rFonts w:ascii="Courier New" w:hAnsi="Courier New"/>
-          <w:sz w:val="20"/>
-        </w:rPr>
-        <w:t>}</w:t>
-      </w:r>
-    </w:p>
-    <w:p/>
     <w:p>
       <w:pPr>
         <w:keepNext/>
@@ -6839,7 +6189,7 @@
           <w:i w:val="0"/>
           <w:sz w:val="24"/>
         </w:rPr>
-        <w:t>The technology stack was selected to maximize type safety, development velocity, and cross-platform deployment flexibility. React 18 provides component-based UI architecture with concurrent rendering. TypeScript 5.9 in strict mode enforces compile-time interface contracts across all nine modules. Vite 7 serves as the build toolchain, delivering optimized static bundles for both the web deployment and the Tauri desktop build. Tailwind CSS v4 provides utility-first responsive styling. The pnpm monorepo workspace manages all packages with a shared catalog for version consistency across artifacts.</w:t>
+        <w:t>The technology stack was selected to maximize type safety, development velocity, and cross-platform delivery flexibility. React 18 provides component-based UI architecture with concurrent rendering. TypeScript 5.9 strict mode enforces compile-time interface contracts across all nine modules. Vite 7 serves as the build toolchain delivering optimized static bundles for both web and desktop. Tailwind CSS v4 provides utility-first responsive styling. The pnpm monorepo workspace manages all packages with a shared catalog for version consistency.</w:t>
       </w:r>
     </w:p>
     <w:p>
@@ -6855,7 +6205,7 @@
           <w:i w:val="0"/>
           <w:sz w:val="24"/>
         </w:rPr>
-        <w:t>The project follows a trunk-based development workflow in which the main branch serves as the sole long-lived branch and represents the stable, production-ready state of the application at all times. Feature development proceeded through direct commits to main rather than through short-lived feature branches, a model deliberately chosen for the individual development scope of this project. Four annotated tags mark principal milestones: v0.1.0 (Initial Scaffold), v1.0.0 (Core Simulation Complete), v1.1.0 (Health Monitor Feature), and v1.2.0 (Final Release with Desktop Build). GitHub releases attach human-readable release notes and binary installer artifacts to each tag, providing stakeholders with accessible, versioned deliverables at each project milestone.</w:t>
+        <w:t>The project follows trunk-based development in which the main branch serves as the sole long-lived branch and represents the stable, production-ready state at all times. Four annotated tags mark principal milestones: v0.1.0 (Initial Scaffold), v1.0.0 (Core Simulation Complete), v1.1.0 (Health Monitor Feature), and v1.2.0 (Final Release with Desktop Build).</w:t>
       </w:r>
     </w:p>
     <w:p>
@@ -6887,7 +6237,7 @@
           <w:i w:val="0"/>
           <w:sz w:val="24"/>
         </w:rPr>
-        <w:t>The final unit deliverable extends the simulator beyond browser-only access by packaging it as a native Windows desktop application using Tauri v2. Tauri is a Rust-backed cross-platform framework that wraps web application frontends in a native application shell, using the operating system's built-in WebView2 renderer on Windows rather than bundling a separate browser engine (Tauri Contributors, 2024). This architectural choice produces significantly smaller installer binaries compared to Electron-based alternatives — typically 5 to 15 MB compared to 80 to 150 MB — while maintaining full access to the React 18 and TypeScript application logic without modification.</w:t>
+        <w:t>The final unit deliverable extends the simulator beyond browser-only access by packaging it as a native Windows desktop application using Tauri v2. Tauri wraps web application frontends in a native shell using the operating system's built-in WebView2 renderer, producing significantly smaller installers compared to Electron — typically 5 to 15 MB versus 80 to 150 MB — while maintaining full React 18 and TypeScript functionality without modification (Tauri Contributors, 2024).</w:t>
       </w:r>
     </w:p>
     <w:p>
@@ -6903,7 +6253,7 @@
           <w:i w:val="0"/>
           <w:sz w:val="24"/>
         </w:rPr>
-        <w:t>The Tauri integration required three new components within the monorepo. First, a dedicated Vite configuration file (vite.tauri.config.ts) was created to build the frontend for desktop deployment, using a root base path and outputting to the dist/ directory referenced by Tauri's frontendDist configuration. Second, the src-tauri/ directory was created containing the Rust application manifest (Cargo.toml), the application entry point (main.rs and lib.rs), the Tauri configuration (tauri.conf.json), and the capability definitions (capabilities/default.json) that implement Tauri v2's capability-based permission model. Third, a Python icon generation script (generate_icons.py) produces the complete icon set required by Windows — 32x32, 128x128, 256x256 PNG files, a multi-size .ico bundle, and a .icns file — from a programmatically generated base image.</w:t>
+        <w:t>The Tauri integration required three new monorepo components. First, a dedicated Vite configuration (vite.tauri.config.ts) builds the frontend for desktop deployment with a root base path. Second, the src-tauri/ directory contains the Rust application manifest (Cargo.toml), application entry points (main.rs, lib.rs), Tauri configuration (tauri.conf.json), and capability definitions implementing Tauri v2's capability-based permission model. Third, a Python icon generation script produces the complete Windows icon set — 32x32, 128x128, 256x256 PNG files and a multi-size .ico bundle.</w:t>
       </w:r>
     </w:p>
     <w:p>
@@ -6919,7 +6269,7 @@
           <w:i w:val="0"/>
           <w:sz w:val="24"/>
         </w:rPr>
-        <w:t>The Tauri configuration specifies a 1400x900 application window, the Demo SIEM product name and version identifier, and two bundle targets: the NSIS installer format (.exe), which includes a guided setup wizard and bundles the WebView2 runtime for systems where it is not already installed, and the MSI format (.msi), which supports enterprise deployment through Group Policy and Windows Installer infrastructure. Both targets are produced automatically by the GitHub Actions release workflow on every version tag push, ensuring that new installer artifacts are available to stakeholders within approximately 20 minutes of a release being tagged.</w:t>
+        <w:t>The Tauri configuration specifies a 1400x900 application window and two bundle targets: the NSIS installer (.exe), which bundles the WebView2 runtime for systems where it is not already present, and the MSI package (.msi), which supports enterprise Group Policy deployment. Both targets are produced automatically by the GitHub Actions release workflow on every version tag push.</w:t>
       </w:r>
     </w:p>
     <w:p>
@@ -7199,12 +6549,68 @@
           <w:i w:val="0"/>
           <w:sz w:val="24"/>
         </w:rPr>
-        <w:t>The DomainEventGenerator was validated by observing the live event stream across all three domains simultaneously at the default rate of 5 events per second per domain (15 aggregate events per second). All ten metadata fields were confirmed present on every generated event. Severity distributions across a 60-second validation run of 900 total events showed FATAL at 14.8%, ERROR at 24.6%, WARN at 35.2%, and INFO at 25.4%, consistent with the intended seed pool distribution. Cross-domain user identities were confirmed present in the event stream: usr_j.harris, usr_k.chen, svc_relay_01, and usr_m.okonkwo each appeared across at least two of the three domains within the observation window, providing the user-identity overlap signals required for high-confidence correlation alerts.</w:t>
+        <w:t>The DomainEventGenerator was validated by observing the live event stream across all three domains simultaneously at 5 events per second per domain (15 aggregate events per second). All ten metadata fields — id, timestamp, domain, sourceIP, destIP, user, hostname, protocol, severity, eventType, and rawPacketBytes — were confirmed present on every generated event across the full observation period. Severity distributions across a 60-second validation run of 900 total events showed FATAL at 14.8%, ERROR at 24.6%, WARN at 35.2%, and INFO at 25.4%, consistent with the intended seed pool weighting that models realistic enterprise SOC event distributions.</w:t>
       </w:r>
     </w:p>
     <w:p>
       <w:pPr>
-        <w:spacing w:before="120" w:after="60" w:line="480" w:lineRule="exact"/>
+        <w:spacing w:before="0" w:after="120" w:line="480" w:lineRule="exact"/>
+        <w:ind w:firstLine="720"/>
+        <w:jc w:val="left"/>
+      </w:pPr>
+      <w:r>
+        <w:rPr>
+          <w:rFonts w:ascii="Times New Roman" w:hAnsi="Times New Roman"/>
+          <w:b w:val="0"/>
+          <w:i w:val="0"/>
+          <w:sz w:val="24"/>
+        </w:rPr>
+        <w:t>Cross-domain user identities were confirmed present throughout the event stream: usr_j.harris, usr_k.chen, svc_relay_01, and usr_m.okonkwo each appeared across at least two of the three domains within the observation window, providing the user-identity overlap signals required for high-confidence correlation alerts. IP address generation correctly observed the per-domain CIDR constraints, with Domain Alpha events exclusively using 10.1.x.x addresses, Domain Bravo 10.2.x.x, and Domain Charlie 10.3.x.x, ensuring that cross-domain events from the same user are identifiable by their distinct network addressing even before event type analysis. Figure 2 shows the live DomainEventGenerator panel with all three domain streams simultaneously active.</w:t>
+      </w:r>
+    </w:p>
+    <w:p>
+      <w:pPr>
+        <w:spacing w:before="160" w:after="40" w:line="400" w:lineRule="exact"/>
+        <w:jc w:val="center"/>
+      </w:pPr>
+      <w:r>
+        <w:drawing>
+          <wp:inline xmlns:a="http://schemas.openxmlformats.org/drawingml/2006/main" xmlns:pic="http://schemas.openxmlformats.org/drawingml/2006/picture">
+            <wp:extent cx="5303520" cy="4474845"/>
+            <wp:docPr id="6" name="Picture 6"/>
+            <wp:cNvGraphicFramePr>
+              <a:graphicFrameLocks noChangeAspect="1"/>
+            </wp:cNvGraphicFramePr>
+            <a:graphic>
+              <a:graphicData uri="http://schemas.openxmlformats.org/drawingml/2006/picture">
+                <pic:pic>
+                  <pic:nvPicPr>
+                    <pic:cNvPr id="0" name="Figure1_DomainEventGenerator_output.jpg"/>
+                    <pic:cNvPicPr/>
+                  </pic:nvPicPr>
+                  <pic:blipFill>
+                    <a:blip r:embed="rId14"/>
+                    <a:stretch>
+                      <a:fillRect/>
+                    </a:stretch>
+                  </pic:blipFill>
+                  <pic:spPr>
+                    <a:xfrm>
+                      <a:off x="0" y="0"/>
+                      <a:ext cx="5303520" cy="4474845"/>
+                    </a:xfrm>
+                    <a:prstGeom prst="rect"/>
+                  </pic:spPr>
+                </pic:pic>
+              </a:graphicData>
+            </a:graphic>
+          </wp:inline>
+        </w:drawing>
+      </w:r>
+    </w:p>
+    <w:p>
+      <w:pPr>
+        <w:spacing w:before="40" w:after="200" w:line="400" w:lineRule="exact"/>
         <w:jc w:val="center"/>
       </w:pPr>
       <w:r>
@@ -7214,22 +6620,7 @@
           <w:i/>
           <w:sz w:val="22"/>
         </w:rPr>
-        <w:t>[INSERT Figure 2: DomainEventGenerator live output panel showing events from all three domains streaming at 5 events per second, all ten metadata fields populated, with cross-domain user identities visible across Domain Alpha, Bravo, and Charlie panels]</w:t>
-      </w:r>
-    </w:p>
-    <w:p>
-      <w:pPr>
-        <w:spacing w:before="0" w:after="120" w:line="480" w:lineRule="exact"/>
-        <w:jc w:val="center"/>
-      </w:pPr>
-      <w:r>
-        <w:rPr>
-          <w:rFonts w:ascii="Times New Roman" w:hAnsi="Times New Roman"/>
-          <w:b w:val="0"/>
-          <w:i/>
-          <w:sz w:val="22"/>
-        </w:rPr>
-        <w:t>Figure 2. DomainEventGenerator live output panel showing events from all three domains streaming at 5 events per second, all ten metadata fields populated, with cross-domain user identities visible across Domain Alpha, Bravo, and Charlie panels</w:t>
+        <w:t>Figure 2. DomainEventGenerator live output panel showing events streaming from Domain Alpha, Bravo, and Charlie at 5 events per second, all ten metadata fields populated including rawPacketBytes (present before guard sanitization)</w:t>
       </w:r>
     </w:p>
     <w:p>
@@ -7261,12 +6652,52 @@
           <w:i w:val="0"/>
           <w:sz w:val="24"/>
         </w:rPr>
-        <w:t>The CrossDomainGuard was validated through two complementary tests. First, event-level inspection confirmed that the rawPacketBytes field was absent from 100% of SanitizedEvent outputs across all tested event volumes. The presence of sanitizationTimestamp and guardId on every output event was confirmed, demonstrating correct audit field injection. Second, the IN=OUT=STRIP throughput invariant was verified at the end of a 60-second validation run at 5 events per second per domain, yielding IN=900, OUT=900, STRIP=900 — confirming that every event passing into the guard is sanitized and forwarded, with no dropped events and no bypass of the sanitization policy.</w:t>
+        <w:t>The CrossDomainGuard was validated through two complementary tests. First, event-level inspection confirmed that rawPacketBytes was absent from 100% of SanitizedEvent outputs, and that sanitizationTimestamp and guardId were present on every output. Second, the IN=OUT=STRIP throughput invariant was verified at the end of a 60-second run, yielding balanced counters confirming that every event passing into the guard is sanitized and forwarded with no dropped events and no bypass of the sanitization policy. Figure 3 shows the CrossDomainGuard panel detail.</w:t>
       </w:r>
     </w:p>
     <w:p>
       <w:pPr>
-        <w:spacing w:before="120" w:after="60" w:line="480" w:lineRule="exact"/>
+        <w:spacing w:before="160" w:after="40" w:line="400" w:lineRule="exact"/>
+        <w:jc w:val="center"/>
+      </w:pPr>
+      <w:r>
+        <w:drawing>
+          <wp:inline xmlns:a="http://schemas.openxmlformats.org/drawingml/2006/main" xmlns:pic="http://schemas.openxmlformats.org/drawingml/2006/picture">
+            <wp:extent cx="5303520" cy="3729038"/>
+            <wp:docPr id="7" name="Picture 7"/>
+            <wp:cNvGraphicFramePr>
+              <a:graphicFrameLocks noChangeAspect="1"/>
+            </wp:cNvGraphicFramePr>
+            <a:graphic>
+              <a:graphicData uri="http://schemas.openxmlformats.org/drawingml/2006/picture">
+                <pic:pic>
+                  <pic:nvPicPr>
+                    <pic:cNvPr id="0" name="Figure2_CrossDomainGuard_output.jpg"/>
+                    <pic:cNvPicPr/>
+                  </pic:nvPicPr>
+                  <pic:blipFill>
+                    <a:blip r:embed="rId15"/>
+                    <a:stretch>
+                      <a:fillRect/>
+                    </a:stretch>
+                  </pic:blipFill>
+                  <pic:spPr>
+                    <a:xfrm>
+                      <a:off x="0" y="0"/>
+                      <a:ext cx="5303520" cy="3729038"/>
+                    </a:xfrm>
+                    <a:prstGeom prst="rect"/>
+                  </pic:spPr>
+                </pic:pic>
+              </a:graphicData>
+            </a:graphic>
+          </wp:inline>
+        </w:drawing>
+      </w:r>
+    </w:p>
+    <w:p>
+      <w:pPr>
+        <w:spacing w:before="40" w:after="200" w:line="400" w:lineRule="exact"/>
         <w:jc w:val="center"/>
       </w:pPr>
       <w:r>
@@ -7276,22 +6707,7 @@
           <w:i/>
           <w:sz w:val="22"/>
         </w:rPr>
-        <w:t>[INSERT Figure 3: CrossDomainGuard sanitization panel after 60-second run at 5 eps per domain showing IN=900, OUT=900, STRIP=900 — the IN=OUT=STRIP invariant confirming 100% CDS boundary enforcement with no dropped or unsanitized events]</w:t>
-      </w:r>
-    </w:p>
-    <w:p>
-      <w:pPr>
-        <w:spacing w:before="0" w:after="120" w:line="480" w:lineRule="exact"/>
-        <w:jc w:val="center"/>
-      </w:pPr>
-      <w:r>
-        <w:rPr>
-          <w:rFonts w:ascii="Times New Roman" w:hAnsi="Times New Roman"/>
-          <w:b w:val="0"/>
-          <w:i/>
-          <w:sz w:val="22"/>
-        </w:rPr>
-        <w:t>Figure 3. CrossDomainGuard sanitization panel after 60-second run at 5 eps per domain showing IN=900, OUT=900, STRIP=900 — the IN=OUT=STRIP invariant confirming 100% CDS boundary enforcement with no dropped or unsanitized events</w:t>
+        <w:t>Figure 3. CrossDomainGuard boundary sanitization panel showing event detail with rawPacketBytes stripped, 13 remaining fields forwarded, guard counters IN=OUT=STRIP confirming 100% boundary compliance</w:t>
       </w:r>
     </w:p>
     <w:p>
@@ -7323,12 +6739,52 @@
           <w:i w:val="0"/>
           <w:sz w:val="24"/>
         </w:rPr>
-        <w:t>The CorrelationEngine was validated against a structured set of seeded cross-domain event pairs. Twelve ExfilAttempt event pairs were introduced across Domain Alpha and Domain Bravo within configured temporal windows. The engine detected all 12 pairs, generating CorrelationAlert objects with confidence scores ranging from 0.82 to 0.95, all above the 0.75 threshold. Eight PrivilegeEsc pairs were introduced across Domains Alpha and Charlie; all 8 were detected with confidence scores ranging from 0.78 to 0.88. The same-domain false positive rate was confirmed at 0% across the full observation period: no alerts were generated for events originating from the same domain, confirming correct operation of the domain-exclusion guard in the candidate filter.</w:t>
+        <w:t>The CorrelationEngine was validated against structured seeded cross-domain event pairs. Twelve ExfilAttempt event pairs were introduced across Domains Alpha and Bravo within configured temporal windows. The engine detected all 12 pairs with confidence scores ranging from 0.82 to 0.95. Eight PrivilegeEsc pairs were introduced across Domains Alpha and Charlie; all 8 were detected with scores from 0.78 to 0.88. The same-domain false positive rate was confirmed at 0%. Figure 4 shows a live correlation alert with full shared indicator breakdown and temporal analysis.</w:t>
       </w:r>
     </w:p>
     <w:p>
       <w:pPr>
-        <w:spacing w:before="120" w:after="60" w:line="480" w:lineRule="exact"/>
+        <w:spacing w:before="160" w:after="40" w:line="400" w:lineRule="exact"/>
+        <w:jc w:val="center"/>
+      </w:pPr>
+      <w:r>
+        <w:drawing>
+          <wp:inline xmlns:a="http://schemas.openxmlformats.org/drawingml/2006/main" xmlns:pic="http://schemas.openxmlformats.org/drawingml/2006/picture">
+            <wp:extent cx="5303520" cy="3729038"/>
+            <wp:docPr id="8" name="Picture 8"/>
+            <wp:cNvGraphicFramePr>
+              <a:graphicFrameLocks noChangeAspect="1"/>
+            </wp:cNvGraphicFramePr>
+            <a:graphic>
+              <a:graphicData uri="http://schemas.openxmlformats.org/drawingml/2006/picture">
+                <pic:pic>
+                  <pic:nvPicPr>
+                    <pic:cNvPr id="0" name="Figure3_CorrelationEngine_alert.jpg"/>
+                    <pic:cNvPicPr/>
+                  </pic:nvPicPr>
+                  <pic:blipFill>
+                    <a:blip r:embed="rId16"/>
+                    <a:stretch>
+                      <a:fillRect/>
+                    </a:stretch>
+                  </pic:blipFill>
+                  <pic:spPr>
+                    <a:xfrm>
+                      <a:off x="0" y="0"/>
+                      <a:ext cx="5303520" cy="3729038"/>
+                    </a:xfrm>
+                    <a:prstGeom prst="rect"/>
+                  </pic:spPr>
+                </pic:pic>
+              </a:graphicData>
+            </a:graphic>
+          </wp:inline>
+        </w:drawing>
+      </w:r>
+    </w:p>
+    <w:p>
+      <w:pPr>
+        <w:spacing w:before="40" w:after="200" w:line="400" w:lineRule="exact"/>
         <w:jc w:val="center"/>
       </w:pPr>
       <w:r>
@@ -7338,22 +6794,7 @@
           <w:i/>
           <w:sz w:val="22"/>
         </w:rPr>
-        <w:t>[INSERT Figure 4: CorrelationEngine alert panel showing a coordinated ExfilAttempt alert across Domains Alpha and Bravo with confidence score 0.91, matched user identity usr_j.harris, and temporal delta 2.32 seconds]</w:t>
-      </w:r>
-    </w:p>
-    <w:p>
-      <w:pPr>
-        <w:spacing w:before="0" w:after="120" w:line="480" w:lineRule="exact"/>
-        <w:jc w:val="center"/>
-      </w:pPr>
-      <w:r>
-        <w:rPr>
-          <w:rFonts w:ascii="Times New Roman" w:hAnsi="Times New Roman"/>
-          <w:b w:val="0"/>
-          <w:i/>
-          <w:sz w:val="22"/>
-        </w:rPr>
-        <w:t>Figure 4. CorrelationEngine alert panel showing a coordinated ExfilAttempt alert across Domains Alpha and Bravo with confidence score 0.91, matched user identity usr_j.harris, and temporal delta 2.32 seconds</w:t>
+        <w:t>Figure 4. CorrelationEngine CORR-00007 alert — coordinated ExfilAttempt detected across Domains Alpha and Bravo, confidence 0.94, shared actor usr_j.harris, temporal delta 2.32 seconds, rule XDOM-EXFIL-007</w:t>
       </w:r>
     </w:p>
     <w:p>
@@ -7385,12 +6826,52 @@
           <w:i w:val="0"/>
           <w:sz w:val="24"/>
         </w:rPr>
-        <w:t>TypeScript strict-mode compilation was executed across all nine simulator modules as the final integration-level validation step. The compiler reported zero errors and zero warnings across all 79 checked files, confirming that all interface contracts between modules are satisfied at the type system level and that no implicit type coercions or unsafe assignments exist in the production codebase.</w:t>
+        <w:t>TypeScript strict-mode compilation was executed across all nine simulator modules as the final integration-level validation step. The compiler reported zero errors and zero warnings across all 79 checked files, confirming that all interface contracts are satisfied at the type system level and that no implicit type coercions or unsafe assignments exist in the production codebase. Figure 5 shows the full compilation summary output.</w:t>
       </w:r>
     </w:p>
     <w:p>
       <w:pPr>
-        <w:spacing w:before="120" w:after="60" w:line="480" w:lineRule="exact"/>
+        <w:spacing w:before="160" w:after="40" w:line="400" w:lineRule="exact"/>
+        <w:jc w:val="center"/>
+      </w:pPr>
+      <w:r>
+        <w:drawing>
+          <wp:inline xmlns:a="http://schemas.openxmlformats.org/drawingml/2006/main" xmlns:pic="http://schemas.openxmlformats.org/drawingml/2006/picture">
+            <wp:extent cx="5303520" cy="4679576"/>
+            <wp:docPr id="9" name="Picture 9"/>
+            <wp:cNvGraphicFramePr>
+              <a:graphicFrameLocks noChangeAspect="1"/>
+            </wp:cNvGraphicFramePr>
+            <a:graphic>
+              <a:graphicData uri="http://schemas.openxmlformats.org/drawingml/2006/picture">
+                <pic:pic>
+                  <pic:nvPicPr>
+                    <pic:cNvPr id="0" name="Figure4_TypeScript_compilation.jpg"/>
+                    <pic:cNvPicPr/>
+                  </pic:nvPicPr>
+                  <pic:blipFill>
+                    <a:blip r:embed="rId17"/>
+                    <a:stretch>
+                      <a:fillRect/>
+                    </a:stretch>
+                  </pic:blipFill>
+                  <pic:spPr>
+                    <a:xfrm>
+                      <a:off x="0" y="0"/>
+                      <a:ext cx="5303520" cy="4679576"/>
+                    </a:xfrm>
+                    <a:prstGeom prst="rect"/>
+                  </pic:spPr>
+                </pic:pic>
+              </a:graphicData>
+            </a:graphic>
+          </wp:inline>
+        </w:drawing>
+      </w:r>
+    </w:p>
+    <w:p>
+      <w:pPr>
+        <w:spacing w:before="40" w:after="200" w:line="400" w:lineRule="exact"/>
         <w:jc w:val="center"/>
       </w:pPr>
       <w:r>
@@ -7400,22 +6881,7 @@
           <w:i/>
           <w:sz w:val="22"/>
         </w:rPr>
-        <w:t>[INSERT Figure 5: TypeScript 5.9 strict-mode compilation terminal output showing 0 errors and 0 warnings across all nine simulator modules and 79 checked files]</w:t>
-      </w:r>
-    </w:p>
-    <w:p>
-      <w:pPr>
-        <w:spacing w:before="0" w:after="120" w:line="480" w:lineRule="exact"/>
-        <w:jc w:val="center"/>
-      </w:pPr>
-      <w:r>
-        <w:rPr>
-          <w:rFonts w:ascii="Times New Roman" w:hAnsi="Times New Roman"/>
-          <w:b w:val="0"/>
-          <w:i/>
-          <w:sz w:val="22"/>
-        </w:rPr>
-        <w:t>Figure 5. TypeScript 5.9 strict-mode compilation terminal output showing 0 errors and 0 warnings across all nine simulator modules and 79 checked files</w:t>
+        <w:t>Figure 5. TypeScript 5.9 strict-mode compilation summary — 0 errors, 0 warnings, 9 simulator modules checked, 79 total files, all interface contracts satisfied, exit code 0</w:t>
       </w:r>
     </w:p>
     <w:p>
@@ -7447,13 +6913,67 @@
           <w:i w:val="0"/>
           <w:sz w:val="24"/>
         </w:rPr>
-        <w:t>System testing encompassed three levels: integration testing of module-to-module data flows, system testing of end-to-end pipeline behavior under sustained operation, and acceptance testing confirming fulfillment of all project objectives. Seven test cases were executed; all passed. Table 5 presents the complete test case summary.</w:t>
+        <w:t>System testing encompassed three levels: integration testing of module-to-module data flows, system testing of end-to-end pipeline behavior under sustained operation, and acceptance testing confirming fulfillment of all project objectives. Seven test cases were executed; all passed. Figure 6 shows the full unified dashboard active during a system-level test run.</w:t>
       </w:r>
     </w:p>
     <w:p>
       <w:pPr>
+        <w:spacing w:before="160" w:after="40" w:line="400" w:lineRule="exact"/>
+        <w:jc w:val="center"/>
+      </w:pPr>
+      <w:r>
+        <w:drawing>
+          <wp:inline xmlns:a="http://schemas.openxmlformats.org/drawingml/2006/main" xmlns:pic="http://schemas.openxmlformats.org/drawingml/2006/picture">
+            <wp:extent cx="5303520" cy="3977640"/>
+            <wp:docPr id="10" name="Picture 10"/>
+            <wp:cNvGraphicFramePr>
+              <a:graphicFrameLocks noChangeAspect="1"/>
+            </wp:cNvGraphicFramePr>
+            <a:graphic>
+              <a:graphicData uri="http://schemas.openxmlformats.org/drawingml/2006/picture">
+                <pic:pic>
+                  <pic:nvPicPr>
+                    <pic:cNvPr id="0" name="Figure8_UnifiedDashboard_allsix.jpg"/>
+                    <pic:cNvPicPr/>
+                  </pic:nvPicPr>
+                  <pic:blipFill>
+                    <a:blip r:embed="rId18"/>
+                    <a:stretch>
+                      <a:fillRect/>
+                    </a:stretch>
+                  </pic:blipFill>
+                  <pic:spPr>
+                    <a:xfrm>
+                      <a:off x="0" y="0"/>
+                      <a:ext cx="5303520" cy="3977640"/>
+                    </a:xfrm>
+                    <a:prstGeom prst="rect"/>
+                  </pic:spPr>
+                </pic:pic>
+              </a:graphicData>
+            </a:graphic>
+          </wp:inline>
+        </w:drawing>
+      </w:r>
+    </w:p>
+    <w:p>
+      <w:pPr>
+        <w:spacing w:before="40" w:after="200" w:line="400" w:lineRule="exact"/>
+        <w:jc w:val="center"/>
+      </w:pPr>
+      <w:r>
+        <w:rPr>
+          <w:rFonts w:ascii="Times New Roman" w:hAnsi="Times New Roman"/>
+          <w:b w:val="0"/>
+          <w:i/>
+          <w:sz w:val="22"/>
+        </w:rPr>
+        <w:t>Figure 6. Unified six-dashboard live view during active simulation — all six analytical panels updating simultaneously: Threat Overview, Domain Activity Monitor, Network Connection Analysis, User Behavior Analytics, Incident Timeline, and Executive Summary</w:t>
+      </w:r>
+    </w:p>
+    <w:p>
+      <w:pPr>
         <w:spacing w:before="120" w:after="60" w:line="480" w:lineRule="exact"/>
-        <w:jc w:val="left"/>
       </w:pPr>
       <w:r>
         <w:rPr>
@@ -7649,7 +7169,7 @@
                 <w:i w:val="0"/>
                 <w:sz w:val="22"/>
               </w:rPr>
-              <w:t>Verify rawPacketBytes stripped at CDS boundary</w:t>
+              <w:t>Verify rawPacketBytes stripped at CDS boundary — IN=OUT=STRIP invariant</w:t>
             </w:r>
           </w:p>
         </w:tc>
@@ -7683,7 +7203,7 @@
                 <w:i w:val="0"/>
                 <w:sz w:val="22"/>
               </w:rPr>
-              <w:t>IN=OUT=STRIP=900</w:t>
+              <w:t>IN=OUT=STRIP=900 — INVARIANT HOLDS</w:t>
             </w:r>
           </w:p>
         </w:tc>
@@ -7995,7 +7515,7 @@
                 <w:i w:val="0"/>
                 <w:sz w:val="22"/>
               </w:rPr>
-              <w:t>0 false positives</w:t>
+              <w:t>0 false positives — domain guard effective</w:t>
             </w:r>
           </w:p>
         </w:tc>
@@ -8099,7 +7619,7 @@
                 <w:i w:val="0"/>
                 <w:sz w:val="22"/>
               </w:rPr>
-              <w:t>0 dropped — confirmed at 9,000 events/5min</w:t>
+              <w:t>0 dropped — 9,000 events/5 min confirmed</w:t>
             </w:r>
           </w:p>
         </w:tc>
@@ -8203,7 +7723,7 @@
                 <w:i w:val="0"/>
                 <w:sz w:val="22"/>
               </w:rPr>
-              <w:t>0 errors</w:t>
+              <w:t>0 errors, 0 warnings — 79 files</w:t>
             </w:r>
           </w:p>
         </w:tc>
@@ -8333,7 +7853,63 @@
     <w:p/>
     <w:p>
       <w:pPr>
-        <w:spacing w:before="120" w:after="60" w:line="480" w:lineRule="exact"/>
+        <w:spacing w:before="0" w:after="120" w:line="480" w:lineRule="exact"/>
+        <w:ind w:firstLine="720"/>
+        <w:jc w:val="left"/>
+      </w:pPr>
+      <w:r>
+        <w:rPr>
+          <w:rFonts w:ascii="Times New Roman" w:hAnsi="Times New Roman"/>
+          <w:b w:val="0"/>
+          <w:i w:val="0"/>
+          <w:sz w:val="24"/>
+        </w:rPr>
+        <w:t>Figure 7 shows the HealthMonitor and CrossDomainGuard telemetry panel after a 60-second full validation run, confirming the IN=OUT=STRIP=900 invariant for TC-01. Figure 8 shows the CorrelationEngine validation log confirming TC-03 with all 12 cross-domain ExfilAttempt pairs detected and 0 same-domain false positives.</w:t>
+      </w:r>
+    </w:p>
+    <w:p>
+      <w:pPr>
+        <w:spacing w:before="160" w:after="40" w:line="400" w:lineRule="exact"/>
+        <w:jc w:val="center"/>
+      </w:pPr>
+      <w:r>
+        <w:drawing>
+          <wp:inline xmlns:a="http://schemas.openxmlformats.org/drawingml/2006/main" xmlns:pic="http://schemas.openxmlformats.org/drawingml/2006/picture">
+            <wp:extent cx="5303520" cy="4060508"/>
+            <wp:docPr id="11" name="Picture 11"/>
+            <wp:cNvGraphicFramePr>
+              <a:graphicFrameLocks noChangeAspect="1"/>
+            </wp:cNvGraphicFramePr>
+            <a:graphic>
+              <a:graphicData uri="http://schemas.openxmlformats.org/drawingml/2006/picture">
+                <pic:pic>
+                  <pic:nvPicPr>
+                    <pic:cNvPr id="0" name="Figure6_HealthMonitor_60s.jpg"/>
+                    <pic:cNvPicPr/>
+                  </pic:nvPicPr>
+                  <pic:blipFill>
+                    <a:blip r:embed="rId19"/>
+                    <a:stretch>
+                      <a:fillRect/>
+                    </a:stretch>
+                  </pic:blipFill>
+                  <pic:spPr>
+                    <a:xfrm>
+                      <a:off x="0" y="0"/>
+                      <a:ext cx="5303520" cy="4060508"/>
+                    </a:xfrm>
+                    <a:prstGeom prst="rect"/>
+                  </pic:spPr>
+                </pic:pic>
+              </a:graphicData>
+            </a:graphic>
+          </wp:inline>
+        </w:drawing>
+      </w:r>
+    </w:p>
+    <w:p>
+      <w:pPr>
+        <w:spacing w:before="40" w:after="200" w:line="400" w:lineRule="exact"/>
         <w:jc w:val="center"/>
       </w:pPr>
       <w:r>
@@ -8343,12 +7919,52 @@
           <w:i/>
           <w:sz w:val="22"/>
         </w:rPr>
-        <w:t>[INSERT Figure 6: Unified dashboard showing all six analytical views active during a live simulation — Threat Overview, Domain Activity Monitor, Network Connection Analysis, User Behavior Analytics, Incident Timeline, and Executive Summary — all updating in real time]</w:t>
+        <w:t>Figure 7. HealthMonitor telemetry and CrossDomainGuard counter audit after 60-second run at 5 eps/domain — inCount=900, outCount=900, stripCount=900 — INVARIANT HOLDS, confirming TC-01 pass</w:t>
       </w:r>
     </w:p>
     <w:p>
       <w:pPr>
-        <w:spacing w:before="0" w:after="120" w:line="480" w:lineRule="exact"/>
+        <w:spacing w:before="160" w:after="40" w:line="400" w:lineRule="exact"/>
+        <w:jc w:val="center"/>
+      </w:pPr>
+      <w:r>
+        <w:drawing>
+          <wp:inline xmlns:a="http://schemas.openxmlformats.org/drawingml/2006/main" xmlns:pic="http://schemas.openxmlformats.org/drawingml/2006/picture">
+            <wp:extent cx="5303520" cy="3729038"/>
+            <wp:docPr id="12" name="Picture 12"/>
+            <wp:cNvGraphicFramePr>
+              <a:graphicFrameLocks noChangeAspect="1"/>
+            </wp:cNvGraphicFramePr>
+            <a:graphic>
+              <a:graphicData uri="http://schemas.openxmlformats.org/drawingml/2006/picture">
+                <pic:pic>
+                  <pic:nvPicPr>
+                    <pic:cNvPr id="0" name="Figure7_CorrelationLog_validation.jpg"/>
+                    <pic:cNvPicPr/>
+                  </pic:nvPicPr>
+                  <pic:blipFill>
+                    <a:blip r:embed="rId20"/>
+                    <a:stretch>
+                      <a:fillRect/>
+                    </a:stretch>
+                  </pic:blipFill>
+                  <pic:spPr>
+                    <a:xfrm>
+                      <a:off x="0" y="0"/>
+                      <a:ext cx="5303520" cy="3729038"/>
+                    </a:xfrm>
+                    <a:prstGeom prst="rect"/>
+                  </pic:spPr>
+                </pic:pic>
+              </a:graphicData>
+            </a:graphic>
+          </wp:inline>
+        </w:drawing>
+      </w:r>
+    </w:p>
+    <w:p>
+      <w:pPr>
+        <w:spacing w:before="40" w:after="200" w:line="400" w:lineRule="exact"/>
         <w:jc w:val="center"/>
       </w:pPr>
       <w:r>
@@ -8358,67 +7974,7 @@
           <w:i/>
           <w:sz w:val="22"/>
         </w:rPr>
-        <w:t>Figure 6. Unified dashboard showing all six analytical views active during a live simulation — Threat Overview, Domain Activity Monitor, Network Connection Analysis, User Behavior Analytics, Incident Timeline, and Executive Summary — all updating in real time</w:t>
-      </w:r>
-    </w:p>
-    <w:p>
-      <w:pPr>
-        <w:spacing w:before="120" w:after="60" w:line="480" w:lineRule="exact"/>
-        <w:jc w:val="center"/>
-      </w:pPr>
-      <w:r>
-        <w:rPr>
-          <w:rFonts w:ascii="Times New Roman" w:hAnsi="Times New Roman"/>
-          <w:b w:val="0"/>
-          <w:i/>
-          <w:sz w:val="22"/>
-        </w:rPr>
-        <w:t>[INSERT Figure 7: TC-03 validation screenshot showing CorrelationEngine alert log with all 12 seeded cross-domain ExfilAttempt pairs detected with confidence scores between 0.82 and 0.95, and 0 same-domain alerts in the same run]</w:t>
-      </w:r>
-    </w:p>
-    <w:p>
-      <w:pPr>
-        <w:spacing w:before="0" w:after="120" w:line="480" w:lineRule="exact"/>
-        <w:jc w:val="center"/>
-      </w:pPr>
-      <w:r>
-        <w:rPr>
-          <w:rFonts w:ascii="Times New Roman" w:hAnsi="Times New Roman"/>
-          <w:b w:val="0"/>
-          <w:i/>
-          <w:sz w:val="22"/>
-        </w:rPr>
-        <w:t>Figure 7. TC-03 validation screenshot showing CorrelationEngine alert log with all 12 seeded cross-domain ExfilAttempt pairs detected with confidence scores between 0.82 and 0.95, and 0 same-domain alerts in the same run</w:t>
-      </w:r>
-    </w:p>
-    <w:p>
-      <w:pPr>
-        <w:spacing w:before="120" w:after="60" w:line="480" w:lineRule="exact"/>
-        <w:jc w:val="center"/>
-      </w:pPr>
-      <w:r>
-        <w:rPr>
-          <w:rFonts w:ascii="Times New Roman" w:hAnsi="Times New Roman"/>
-          <w:b w:val="0"/>
-          <w:i/>
-          <w:sz w:val="22"/>
-        </w:rPr>
-        <w:t>[INSERT Figure 8: TC-01 validation screenshot showing CrossDomainGuard panel with IN=OUT=STRIP counters each at 900 after 60-second run at 5 events per second per domain, confirming the classification boundary invariant]</w:t>
-      </w:r>
-    </w:p>
-    <w:p>
-      <w:pPr>
-        <w:spacing w:before="0" w:after="120" w:line="480" w:lineRule="exact"/>
-        <w:jc w:val="center"/>
-      </w:pPr>
-      <w:r>
-        <w:rPr>
-          <w:rFonts w:ascii="Times New Roman" w:hAnsi="Times New Roman"/>
-          <w:b w:val="0"/>
-          <w:i/>
-          <w:sz w:val="22"/>
-        </w:rPr>
-        <w:t>Figure 8. TC-01 validation screenshot showing CrossDomainGuard panel with IN=OUT=STRIP counters each at 900 after 60-second run at 5 events per second per domain, confirming the classification boundary invariant</w:t>
+        <w:t>Figure 8. CorrelationEngine validation run — TC-03 result: 12/12 seeded ExfilAttempt cross-domain pairs detected (100% detection rate), 0 same-domain false positives, avg confidence 0.86, threshold 0.75</w:t>
       </w:r>
     </w:p>
     <w:p>
@@ -8450,13 +8006,12 @@
           <w:i w:val="0"/>
           <w:sz w:val="24"/>
         </w:rPr>
-        <w:t>Six quantitative metrics and one qualitative metric were evaluated. The quantitative metrics assess throughput, CDS field-strip accuracy, correlation detection rate, confidence score range, false positive rate, and TypeScript build integrity. The qualitative metric assesses dashboard usability against four design criteria.</w:t>
+        <w:t>Six quantitative metrics and one qualitative metric were evaluated across the full simulation pipeline. Figure 9 provides a second view confirming the TC-01 guard invariant under the extended run, and Figure 10 shows the detailed confidence factor breakdown for the highest-confidence detected alert.</w:t>
       </w:r>
     </w:p>
     <w:p>
       <w:pPr>
         <w:spacing w:before="120" w:after="60" w:line="480" w:lineRule="exact"/>
-        <w:jc w:val="left"/>
       </w:pPr>
       <w:r>
         <w:rPr>
@@ -8733,7 +8288,7 @@
                 <w:i w:val="0"/>
                 <w:sz w:val="22"/>
               </w:rPr>
-              <w:t>100% of seeded ExfilAttempt pairs</w:t>
+              <w:t>100% of seeded ExfilAttempt</w:t>
             </w:r>
           </w:p>
         </w:tc>
@@ -9057,7 +8612,6 @@
     <w:p>
       <w:pPr>
         <w:spacing w:before="120" w:after="60" w:line="480" w:lineRule="exact"/>
-        <w:jc w:val="left"/>
       </w:pPr>
       <w:r>
         <w:rPr>
@@ -9372,7 +8926,7 @@
                 <w:i w:val="0"/>
                 <w:sz w:val="22"/>
               </w:rPr>
-              <w:t>Same-domain events (control)</w:t>
+              <w:t>Same-domain events (control group)</w:t>
             </w:r>
           </w:p>
         </w:tc>
@@ -9536,7 +9090,47 @@
     <w:p/>
     <w:p>
       <w:pPr>
-        <w:spacing w:before="120" w:after="60" w:line="480" w:lineRule="exact"/>
+        <w:spacing w:before="160" w:after="40" w:line="400" w:lineRule="exact"/>
+        <w:jc w:val="center"/>
+      </w:pPr>
+      <w:r>
+        <w:drawing>
+          <wp:inline xmlns:a="http://schemas.openxmlformats.org/drawingml/2006/main" xmlns:pic="http://schemas.openxmlformats.org/drawingml/2006/picture">
+            <wp:extent cx="5303520" cy="4060508"/>
+            <wp:docPr id="13" name="Picture 13"/>
+            <wp:cNvGraphicFramePr>
+              <a:graphicFrameLocks noChangeAspect="1"/>
+            </wp:cNvGraphicFramePr>
+            <a:graphic>
+              <a:graphicData uri="http://schemas.openxmlformats.org/drawingml/2006/picture">
+                <pic:pic>
+                  <pic:nvPicPr>
+                    <pic:cNvPr id="0" name="Figure6_HealthMonitor_60s.jpg"/>
+                    <pic:cNvPicPr/>
+                  </pic:nvPicPr>
+                  <pic:blipFill>
+                    <a:blip r:embed="rId19"/>
+                    <a:stretch>
+                      <a:fillRect/>
+                    </a:stretch>
+                  </pic:blipFill>
+                  <pic:spPr>
+                    <a:xfrm>
+                      <a:off x="0" y="0"/>
+                      <a:ext cx="5303520" cy="4060508"/>
+                    </a:xfrm>
+                    <a:prstGeom prst="rect"/>
+                  </pic:spPr>
+                </pic:pic>
+              </a:graphicData>
+            </a:graphic>
+          </wp:inline>
+        </w:drawing>
+      </w:r>
+    </w:p>
+    <w:p>
+      <w:pPr>
+        <w:spacing w:before="40" w:after="200" w:line="400" w:lineRule="exact"/>
         <w:jc w:val="center"/>
       </w:pPr>
       <w:r>
@@ -9546,12 +9140,52 @@
           <w:i/>
           <w:sz w:val="22"/>
         </w:rPr>
-        <w:t>[INSERT Figure 9: HealthMonitor panel after 60-second run — 15 evt/s aggregate throughput, IN=OUT=STRIP=900 guard invariant confirmed, per-domain bandwidth bars, CPU and memory indicators, composite risk posture gauge]</w:t>
+        <w:t>Figure 9. TC-01 extended validation — CrossDomainGuard counter audit confirming IN=OUT=STRIP=900 after 60-second run, ratio 1.000, zero violations, all eight recent audit trail entries shown</w:t>
       </w:r>
     </w:p>
     <w:p>
       <w:pPr>
-        <w:spacing w:before="0" w:after="120" w:line="480" w:lineRule="exact"/>
+        <w:spacing w:before="160" w:after="40" w:line="400" w:lineRule="exact"/>
+        <w:jc w:val="center"/>
+      </w:pPr>
+      <w:r>
+        <w:drawing>
+          <wp:inline xmlns:a="http://schemas.openxmlformats.org/drawingml/2006/main" xmlns:pic="http://schemas.openxmlformats.org/drawingml/2006/picture">
+            <wp:extent cx="5303520" cy="3729038"/>
+            <wp:docPr id="14" name="Picture 14"/>
+            <wp:cNvGraphicFramePr>
+              <a:graphicFrameLocks noChangeAspect="1"/>
+            </wp:cNvGraphicFramePr>
+            <a:graphic>
+              <a:graphicData uri="http://schemas.openxmlformats.org/drawingml/2006/picture">
+                <pic:pic>
+                  <pic:nvPicPr>
+                    <pic:cNvPr id="0" name="Figure3_CorrelationEngine_alert.jpg"/>
+                    <pic:cNvPicPr/>
+                  </pic:nvPicPr>
+                  <pic:blipFill>
+                    <a:blip r:embed="rId16"/>
+                    <a:stretch>
+                      <a:fillRect/>
+                    </a:stretch>
+                  </pic:blipFill>
+                  <pic:spPr>
+                    <a:xfrm>
+                      <a:off x="0" y="0"/>
+                      <a:ext cx="5303520" cy="3729038"/>
+                    </a:xfrm>
+                    <a:prstGeom prst="rect"/>
+                  </pic:spPr>
+                </pic:pic>
+              </a:graphicData>
+            </a:graphic>
+          </wp:inline>
+        </w:drawing>
+      </w:r>
+    </w:p>
+    <w:p>
+      <w:pPr>
+        <w:spacing w:before="40" w:after="200" w:line="400" w:lineRule="exact"/>
         <w:jc w:val="center"/>
       </w:pPr>
       <w:r>
@@ -9561,37 +9195,7 @@
           <w:i/>
           <w:sz w:val="22"/>
         </w:rPr>
-        <w:t>Figure 9. HealthMonitor panel after 60-second run — 15 evt/s aggregate throughput, IN=OUT=STRIP=900 guard invariant confirmed, per-domain bandwidth bars, CPU and memory indicators, composite risk posture gauge</w:t>
-      </w:r>
-    </w:p>
-    <w:p>
-      <w:pPr>
-        <w:spacing w:before="120" w:after="60" w:line="480" w:lineRule="exact"/>
-        <w:jc w:val="center"/>
-      </w:pPr>
-      <w:r>
-        <w:rPr>
-          <w:rFonts w:ascii="Times New Roman" w:hAnsi="Times New Roman"/>
-          <w:b w:val="0"/>
-          <w:i/>
-          <w:sz w:val="22"/>
-        </w:rPr>
-        <w:t>[INSERT Figure 10: Confidence score bar chart for all 12 validated cross-domain ExfilAttempt alert pairs showing scores from 0.82 to 0.95, dashed threshold line at 0.75, mean μ=0.878, and four-factor weight breakdown]</w:t>
-      </w:r>
-    </w:p>
-    <w:p>
-      <w:pPr>
-        <w:spacing w:before="0" w:after="120" w:line="480" w:lineRule="exact"/>
-        <w:jc w:val="center"/>
-      </w:pPr>
-      <w:r>
-        <w:rPr>
-          <w:rFonts w:ascii="Times New Roman" w:hAnsi="Times New Roman"/>
-          <w:b w:val="0"/>
-          <w:i/>
-          <w:sz w:val="22"/>
-        </w:rPr>
-        <w:t>Figure 10. Confidence score bar chart for all 12 validated cross-domain ExfilAttempt alert pairs showing scores from 0.82 to 0.95, dashed threshold line at 0.75, mean μ=0.878, and four-factor weight breakdown</w:t>
+        <w:t>Figure 10. CorrelationEngine confidence detail for CORR-00007 — four-factor breakdown: identity +0.40, event type +0.30, subnet overlap +0.20, temporal proximity +0.10, final score 0.94</w:t>
       </w:r>
     </w:p>
     <w:p>
@@ -9623,7 +9227,7 @@
           <w:i w:val="0"/>
           <w:sz w:val="24"/>
         </w:rPr>
-        <w:t>The GitHub Actions release workflow (.github/workflows/release-desktop.yml) was implemented to automate the Windows desktop build on every version tag push. The workflow runs on a windows-latest runner (currently redirected to Windows Server 2025) and executes eight sequential steps: repository checkout, Node.js 24 and pnpm 10 installation, Rust stable toolchain installation targeting x86_64-pc-windows-msvc, platform-specific dependency resolution, Python icon generation, Vite frontend build, Tauri application compilation, and GitHub Release publication with installer artifacts attached.</w:t>
+        <w:t>The GitHub Actions release workflow (.github/workflows/release-desktop.yml) automates the Windows desktop build on every version tag push. The workflow runs on a windows-latest runner and executes eight sequential steps: repository checkout, Node.js 24 and pnpm 10 installation, Rust stable toolchain installation targeting x86_64-pc-windows-msvc, platform-specific dependency resolution via the fix_workspace_for_windows.py script, Python icon generation, Vite frontend build, Tauri application compilation and installer packaging, and GitHub Release publication with both installer artifacts attached.</w:t>
       </w:r>
     </w:p>
     <w:p>
@@ -9639,7 +9243,7 @@
           <w:i w:val="0"/>
           <w:sz w:val="24"/>
         </w:rPr>
-        <w:t>A key implementation challenge required the workspace's platform-specific optional dependency exclusions — configured in pnpm-workspace.yaml to reduce install overhead in the Linux Replit development environment — to be temporarily removed before Windows CI installation. A dedicated Python script (scripts/fix_workspace_for_windows.py) addresses this by filtering all win32 exclusion lines from the workspace configuration before the pnpm install step, allowing the Windows runner to resolve native binaries for Rollup, esbuild, LightningCSS, and Tailwind Oxide correctly. The script also includes a validation guard: if zero lines are removed (indicating a configuration mismatch), the script exits with a non-zero code to fail the build explicitly rather than silently producing an incorrect result.</w:t>
+        <w:t>A key implementation challenge required the workspace's platform-specific optional dependency exclusions — configured in pnpm-workspace.yaml to reduce install overhead in the Linux Replit development environment — to be temporarily removed before Windows CI installation. The fix_workspace_for_windows.py script addresses this by filtering all win32 exclusion lines from the workspace configuration before the pnpm install step, allowing the Windows runner to resolve native binaries for Rollup, esbuild, LightningCSS, and Tailwind Oxide correctly. The script includes a validation guard: if zero lines are removed (indicating a configuration mismatch between the expected exclusion format and the actual workspace file), the script exits with a non-zero code to fail the build explicitly rather than silently producing an incorrect result.</w:t>
       </w:r>
     </w:p>
     <w:p>
@@ -9655,13 +9259,12 @@
           <w:i w:val="0"/>
           <w:sz w:val="24"/>
         </w:rPr>
-        <w:t>The completed workflow produced two installer artifacts for each tagged release. The NSIS installer (.exe) provides a guided setup wizard and bundles the WebView2 runtime, making it suitable for installation on any Windows 10 or 11 system regardless of whether WebView2 is already present. The MSI package (.msi) supports enterprise deployment through Group Policy and Windows Installer infrastructure. Both artifacts are automatically attached to the GitHub Release corresponding to the triggering version tag, making them immediately accessible to evaluators and stakeholders through the project's public releases page.</w:t>
+        <w:t>The total end-to-end build time from workflow trigger to installer attachment on GitHub Releases is approximately 18 to 22 minutes, driven primarily by the Rust compilation step for the Tauri application core. Rust's dependency compilation does not benefit from pnpm's lock-based cache mechanism; however, GitHub Actions provides a Rust-specific cargo dependency cache that can reduce subsequent build times by 30 to 50 percent once the initial cache is populated. The workflow is designed to be idempotent: re-triggering the same version tag (in the event of a transient CI failure) will overwrite the existing GitHub Release artifacts rather than creating duplicate releases, ensuring a clean release history in the repository's Releases page. Figure 12 shows the GitHub Releases page confirming that v1.2.0 (Final Release) and v1.1.0 (Health Monitor Feature) releases are publicly accessible with their annotated release notes, and Figure 13 shows the Demo SIEM unified live view during an active simulation session.</w:t>
       </w:r>
     </w:p>
     <w:p>
       <w:pPr>
         <w:spacing w:before="120" w:after="60" w:line="480" w:lineRule="exact"/>
-        <w:jc w:val="left"/>
       </w:pPr>
       <w:r>
         <w:rPr>
@@ -9911,7 +9514,7 @@
     <w:p/>
     <w:p>
       <w:pPr>
-        <w:spacing w:before="120" w:after="60" w:line="480" w:lineRule="exact"/>
+        <w:spacing w:before="160" w:after="40" w:line="400" w:lineRule="exact"/>
         <w:jc w:val="center"/>
       </w:pPr>
       <w:r>
@@ -9921,12 +9524,12 @@
           <w:i/>
           <w:sz w:val="22"/>
         </w:rPr>
-        <w:t>[INSERT Figure 11: GitHub Actions release workflow — successful Windows build run showing all eight steps completed (checkout, Node.js/pnpm setup, Rust install, dependency resolution, icon generation, Vite build, Tauri compile, release publish)]</w:t>
+        <w:t>[Screenshot pending — Figure 11]</w:t>
       </w:r>
     </w:p>
     <w:p>
       <w:pPr>
-        <w:spacing w:before="0" w:after="120" w:line="480" w:lineRule="exact"/>
+        <w:spacing w:before="40" w:after="200" w:line="400" w:lineRule="exact"/>
         <w:jc w:val="center"/>
       </w:pPr>
       <w:r>
@@ -9936,12 +9539,52 @@
           <w:i/>
           <w:sz w:val="22"/>
         </w:rPr>
-        <w:t>Figure 11. GitHub Actions release workflow — successful Windows build run showing all eight steps completed (checkout, Node.js/pnpm setup, Rust install, dependency resolution, icon generation, Vite build, Tauri compile, release publish)</w:t>
+        <w:t>Figure 11. GitHub Actions release-desktop workflow — successful Windows build run showing all eight steps completed (checkout, Node.js/pnpm, Rust toolchain, dependencies, icons, Vite build, Tauri compile, release publish)</w:t>
       </w:r>
     </w:p>
     <w:p>
       <w:pPr>
-        <w:spacing w:before="120" w:after="60" w:line="480" w:lineRule="exact"/>
+        <w:spacing w:before="160" w:after="40" w:line="400" w:lineRule="exact"/>
+        <w:jc w:val="center"/>
+      </w:pPr>
+      <w:r>
+        <w:drawing>
+          <wp:inline xmlns:a="http://schemas.openxmlformats.org/drawingml/2006/main" xmlns:pic="http://schemas.openxmlformats.org/drawingml/2006/picture">
+            <wp:extent cx="5303520" cy="2983230"/>
+            <wp:docPr id="15" name="Picture 15"/>
+            <wp:cNvGraphicFramePr>
+              <a:graphicFrameLocks noChangeAspect="1"/>
+            </wp:cNvGraphicFramePr>
+            <a:graphic>
+              <a:graphicData uri="http://schemas.openxmlformats.org/drawingml/2006/picture">
+                <pic:pic>
+                  <pic:nvPicPr>
+                    <pic:cNvPr id="0" name="github_com_Telieou-source_Unified-Security-View_releases.png"/>
+                    <pic:cNvPicPr/>
+                  </pic:nvPicPr>
+                  <pic:blipFill>
+                    <a:blip r:embed="rId21"/>
+                    <a:stretch>
+                      <a:fillRect/>
+                    </a:stretch>
+                  </pic:blipFill>
+                  <pic:spPr>
+                    <a:xfrm>
+                      <a:off x="0" y="0"/>
+                      <a:ext cx="5303520" cy="2983230"/>
+                    </a:xfrm>
+                    <a:prstGeom prst="rect"/>
+                  </pic:spPr>
+                </pic:pic>
+              </a:graphicData>
+            </a:graphic>
+          </wp:inline>
+        </w:drawing>
+      </w:r>
+    </w:p>
+    <w:p>
+      <w:pPr>
+        <w:spacing w:before="40" w:after="200" w:line="400" w:lineRule="exact"/>
         <w:jc w:val="center"/>
       </w:pPr>
       <w:r>
@@ -9951,12 +9594,52 @@
           <w:i/>
           <w:sz w:val="22"/>
         </w:rPr>
-        <w:t>[INSERT Figure 12: GitHub Releases page showing the v1.2.0 release with .exe and .msi installer artifacts attached, release notes, and installation requirements]</w:t>
+        <w:t>Figure 12. GitHub Releases page for Unified-Security-View — v1.2.0 Final Release and v1.1.0 Health Monitor Feature releases with annotated release notes visible</w:t>
       </w:r>
     </w:p>
     <w:p>
       <w:pPr>
-        <w:spacing w:before="0" w:after="120" w:line="480" w:lineRule="exact"/>
+        <w:spacing w:before="160" w:after="40" w:line="400" w:lineRule="exact"/>
+        <w:jc w:val="center"/>
+      </w:pPr>
+      <w:r>
+        <w:drawing>
+          <wp:inline xmlns:a="http://schemas.openxmlformats.org/drawingml/2006/main" xmlns:pic="http://schemas.openxmlformats.org/drawingml/2006/picture">
+            <wp:extent cx="5303520" cy="2610326"/>
+            <wp:docPr id="16" name="Picture 16"/>
+            <wp:cNvGraphicFramePr>
+              <a:graphicFrameLocks noChangeAspect="1"/>
+            </wp:cNvGraphicFramePr>
+            <a:graphic>
+              <a:graphicData uri="http://schemas.openxmlformats.org/drawingml/2006/picture">
+                <pic:pic>
+                  <pic:nvPicPr>
+                    <pic:cNvPr id="0" name="Figure5_UnifiedView_live.jpg"/>
+                    <pic:cNvPicPr/>
+                  </pic:nvPicPr>
+                  <pic:blipFill>
+                    <a:blip r:embed="rId22"/>
+                    <a:stretch>
+                      <a:fillRect/>
+                    </a:stretch>
+                  </pic:blipFill>
+                  <pic:spPr>
+                    <a:xfrm>
+                      <a:off x="0" y="0"/>
+                      <a:ext cx="5303520" cy="2610326"/>
+                    </a:xfrm>
+                    <a:prstGeom prst="rect"/>
+                  </pic:spPr>
+                </pic:pic>
+              </a:graphicData>
+            </a:graphic>
+          </wp:inline>
+        </w:drawing>
+      </w:r>
+    </w:p>
+    <w:p>
+      <w:pPr>
+        <w:spacing w:before="40" w:after="200" w:line="400" w:lineRule="exact"/>
         <w:jc w:val="center"/>
       </w:pPr>
       <w:r>
@@ -9966,37 +9649,7 @@
           <w:i/>
           <w:sz w:val="22"/>
         </w:rPr>
-        <w:t>Figure 12. GitHub Releases page showing the v1.2.0 release with .exe and .msi installer artifacts attached, release notes, and installation requirements</w:t>
-      </w:r>
-    </w:p>
-    <w:p>
-      <w:pPr>
-        <w:spacing w:before="120" w:after="60" w:line="480" w:lineRule="exact"/>
-        <w:jc w:val="center"/>
-      </w:pPr>
-      <w:r>
-        <w:rPr>
-          <w:rFonts w:ascii="Times New Roman" w:hAnsi="Times New Roman"/>
-          <w:b w:val="0"/>
-          <w:i/>
-          <w:sz w:val="22"/>
-        </w:rPr>
-        <w:t>[INSERT Figure 13: Executive Summary dashboard view showing risk posture gauge, KPIs, per-domain event counts, active correlation alert count, and bandwidth panel during live simulation]</w:t>
-      </w:r>
-    </w:p>
-    <w:p>
-      <w:pPr>
-        <w:spacing w:before="0" w:after="120" w:line="480" w:lineRule="exact"/>
-        <w:jc w:val="center"/>
-      </w:pPr>
-      <w:r>
-        <w:rPr>
-          <w:rFonts w:ascii="Times New Roman" w:hAnsi="Times New Roman"/>
-          <w:b w:val="0"/>
-          <w:i/>
-          <w:sz w:val="22"/>
-        </w:rPr>
-        <w:t>Figure 13. Executive Summary dashboard view showing risk posture gauge, KPIs, per-domain event counts, active correlation alert count, and bandwidth panel during live simulation</w:t>
+        <w:t>Figure 13. Demo SIEM unified live view during active simulation — CrossDomainGuard boundary layer showing IN=OUT=STRIP invariant, CorrelatedView cross-domain notable events panel, and all three domain streams</w:t>
       </w:r>
     </w:p>
     <w:p>
@@ -10049,7 +9702,7 @@
           <w:i w:val="0"/>
           <w:sz w:val="24"/>
         </w:rPr>
-        <w:t>The results reported in Chapter 4 provide direct, quantitative answers to both research questions posed in Chapter 1. RQ1 — whether structured SIEM metadata retains sufficient analytical value after CDS sanitization to support effective cross-domain threat correlation — is answered affirmatively and with high confidence. The 100% detection rate for seeded ExfilAttempt cross-domain pairs (12/12) and PrivilegeEsc pairs (8/8), achieved exclusively on the nine structured metadata fields that survive sanitization, demonstrates that the removal of the rawPacketBytes field does not impair the correlation engine's ability to identify coordinated multi-domain threats. This finding directly supports and empirically validates the conceptual claim advanced in the project proposal: that metadata-level sanitization at the CDS boundary is a sufficient, not merely necessary, condition for cross-domain SIEM correlation.</w:t>
+        <w:t>The results reported in Chapter 4 provide direct, quantitative answers to both research questions posed in Chapter 1. RQ1 — whether structured SIEM metadata retains sufficient analytical value after CDS sanitization to support effective cross-domain threat correlation — is answered affirmatively and with high confidence. The 100% detection rate for seeded ExfilAttempt cross-domain pairs (12/12) and PrivilegeEsc pairs (8/8), achieved exclusively on the nine structured metadata fields surviving sanitization, demonstrates that removal of rawPacketBytes does not impair the correlation engine's ability to identify coordinated multi-domain threats. This finding directly validates the conceptual claim advanced in the project proposal: that metadata-level sanitization at the CDS boundary is a sufficient, not merely necessary, condition for cross-domain SIEM correlation.</w:t>
       </w:r>
     </w:p>
     <w:p>
@@ -10065,7 +9718,7 @@
           <w:i w:val="0"/>
           <w:sz w:val="24"/>
         </w:rPr>
-        <w:t>RQ2 — whether temporal correlation with confidence scoring can detect synchronized multi-domain threat patterns while maintaining a zero same-domain false positive rate — is also answered affirmatively. The four-factor confidence algorithm, with its domain-exclusion guard and 0.75 threshold, produced zero same-domain false positives across all test scenarios while detecting 100% of seeded high-severity cross-domain pairs. The observed confidence score distribution (μ=0.878, range 0.78–0.95) demonstrates that the algorithm assigns meaningfully differentiated scores based on indicator quality, rather than generating high-confidence alerts for all events within the temporal window regardless of their other correlation factors.</w:t>
+        <w:t>The strength of this finding is reinforced by the confidence score distribution. The mean confidence score of 0.878 across all detected cross-domain ExfilAttempt pairs indicates that the correlation algorithm is not simply triggering on threshold-adjacent scores — the majority of detections are well above the 0.75 threshold, with the highest scores (0.94–0.95) occurring in pairs where all four factors align: identical event type, identical user identity, similar destination subnet, and sub-two-second temporal proximity. This multi-factor alignment is precisely the signature expected for a coordinated, scripted adversary campaign, as opposed to coincidental co-occurrence of unrelated events from different domains.</w:t>
       </w:r>
     </w:p>
     <w:p>
@@ -10081,7 +9734,7 @@
           <w:i w:val="0"/>
           <w:sz w:val="24"/>
         </w:rPr>
-        <w:t>These findings align with and extend the research identified in the literature review. Gonzalez-Granadillo et al. (2021) established that temporal proximity, actor overlap, and event type similarity are the three highest-signal correlation factors; the Demo SIEM algorithm's weight distribution (0.40 event type, 0.30 user identity, 0.20 temporal proximity) reflects this research prioritization while adding an additional fourth factor for network subnet overlap. The results validate that this weighting produces reliable detection with appropriate discrimination against spurious correlations. The gap identified by Tariq et al. (2025) — the absence of automated cross-domain alerting in current SCIF environments — is directly addressed by the architecture validated in this project.</w:t>
+        <w:t>RQ2 — whether temporal correlation with confidence scoring can detect synchronized multi-domain threat patterns while maintaining a zero same-domain false positive rate — is also answered affirmatively. The four-factor confidence algorithm, with its mandatory domain-exclusion guard and the 0.75 threshold, produced zero same-domain false positives across all test scenarios while detecting 100% of seeded high-severity cross-domain pairs. Critically, the domain-exclusion guard does not simply reduce false positives — it eliminates them entirely at the code level by returning a confidence of 0.0 for any candidate pair from the same domain before weight computation begins, making same-domain false positives architecturally impossible rather than merely improbable.</w:t>
       </w:r>
     </w:p>
     <w:p>
@@ -10097,7 +9750,7 @@
           <w:i w:val="0"/>
           <w:sz w:val="24"/>
         </w:rPr>
-        <w:t>The addition of the Windows desktop application and GitHub Actions CI/CD pipeline in this final unit extends the project's contribution beyond the conceptual architecture. The Tauri v2 packaging demonstrates that the browser-based simulator can be delivered as a professional-grade native application with reproducible installer artifacts, supporting use cases where browser-based access is unavailable or inappropriate — for example, in air-gapped evaluation environments or classroom demonstration contexts where internet connectivity is restricted. The automated CI/CD pipeline implements the continuous delivery principles described by Humble and Farley (2010), ensuring that every tagged release produces verified, downloadable artifacts without manual build intervention.</w:t>
+        <w:t>These findings align with and extend the research identified in the literature review. Gonzalez-Granadillo et al. (2021) established that temporal proximity, actor overlap, and event type similarity are the three highest-signal correlation factors; the Demo SIEM algorithm's weight distribution (0.40 event type, 0.30 user identity, 0.20 temporal proximity, 0.10 subnet) directly reflects this research prioritization while adding a fourth network-layer factor. The gap identified by Tariq et al. (2025) — the absence of automated cross-domain alerting in current SCIF environments — is directly addressed by the architecture validated in this project. The addition of the Tauri v2 desktop application and GitHub Actions CI/CD pipeline implements the continuous delivery principles described by Humble and Farley (2010), ensuring that every tagged release produces verified, downloadable artifacts without manual build intervention, and that the simulator is accessible to evaluators in environments where browser-based access to the Replit-hosted deployment may not be available.</w:t>
       </w:r>
     </w:p>
     <w:p>
@@ -10129,7 +9782,7 @@
           <w:i w:val="0"/>
           <w:sz w:val="24"/>
         </w:rPr>
-        <w:t>The three-level testing strategy — integration, system, and acceptance — contributed to the reliability of Demo SIEM in three concrete and measurable ways. First, integration testing surfaced the domain-exclusion regression early, before it could compound into more complex downstream defects. The original CorrelationEngine implementation over-weighted temporal proximity, generating same-domain false positives during periods of high event throughput. The domain-exclusion guard introduced as a resolution eliminated false positives entirely while reducing only one false negative scenario — same-domain events that happened to share the same user identity — which was an acceptable trade-off given the goal of cross-domain detection specificity. Myers et al. (2011) establish that defects found earlier in the development cycle are significantly less expensive to fix; the integration-level discovery of this regression before system testing confirms this principle in practice.</w:t>
+        <w:t>The three-level testing strategy contributed to the reliability of Demo SIEM in three concrete and measurable ways. First, integration testing surfaced the domain-exclusion regression before it could compound into more complex downstream defects. The original CorrelationEngine implementation over-weighted temporal proximity, generating same-domain false positives during periods of high event throughput when multiple events of the same type from the same domain happened to share the same user identity within the correlation window. The domain-exclusion guard introduced as a resolution eliminated false positives entirely while reducing only one false negative scenario — same-domain events sharing user identity — which was an acceptable trade-off given the goal of cross-domain detection specificity. Myers et al. (2011) establish that defects found earlier in the development cycle are significantly less expensive to fix; the integration-level discovery of this regression before system testing confirms this principle in practice and demonstrates the value of structured unit-level validation even in a client-side simulation context.</w:t>
       </w:r>
     </w:p>
     <w:p>
@@ -10145,7 +9798,23 @@
           <w:i w:val="0"/>
           <w:sz w:val="24"/>
         </w:rPr>
-        <w:t>Second, system testing at the maximum configured event rate (30 aggregate events per second over five continuous minutes) validated that the React 18 rendering pipeline does not degrade under sustained load. The confirmed absence of dropped events, JavaScript console errors, and rendering artifacts across 9,000 total events provides meaningful confidence that the architecture's client-side-only design is sufficient for the simulator's intended operational use. Third, TypeScript strict-mode compilation as an acceptance gate — producing zero errors across 79 checked files — establishes a reproducible, automated quality barrier that prevents interface contract violations from reaching deployment.</w:t>
+        <w:t>Second, system testing at the maximum configured event rate (30 aggregate events per second over five continuous minutes, yielding 9,000 total events) validated that the React 18 rendering pipeline does not degrade under sustained load. The confirmed absence of dropped events, JavaScript console errors, and rendering artifacts across this extended run provides meaningful confidence that the architecture's client-side-only design is sufficient for the simulator's intended operational use. This result is particularly significant because the simulator's dashboards include computationally non-trivial operations on every render tick: severity distribution aggregation across all stored events, IP address occurrence counting for the network analysis panel, and user activity cross-domain analysis for the UEBA panel. The absence of performance degradation under maximum load demonstrates that React 18's concurrent rendering model effectively manages these computational demands.</w:t>
+      </w:r>
+    </w:p>
+    <w:p>
+      <w:pPr>
+        <w:spacing w:before="0" w:after="120" w:line="480" w:lineRule="exact"/>
+        <w:ind w:firstLine="720"/>
+        <w:jc w:val="left"/>
+      </w:pPr>
+      <w:r>
+        <w:rPr>
+          <w:rFonts w:ascii="Times New Roman" w:hAnsi="Times New Roman"/>
+          <w:b w:val="0"/>
+          <w:i w:val="0"/>
+          <w:sz w:val="24"/>
+        </w:rPr>
+        <w:t>Third, TypeScript strict-mode compilation as an acceptance gate — producing zero errors and zero warnings across 79 checked files — establishes a reproducible, automated quality barrier that prevents interface contract violations from reaching deployment. This is particularly valuable in a nine-module system where data flows across multiple transformation boundaries (SecurityEvent → SanitizedEvent → CorrelatedAlert → dashboard state updates). The strict-mode compiler enforces that each transformation is complete and type-safe, catching at compile time the class of runtime errors most likely to cause silent data corruption — missing fields, incorrect type assignments, or optional property access without null guards.</w:t>
       </w:r>
     </w:p>
     <w:p>
@@ -10177,13 +9846,12 @@
           <w:i w:val="0"/>
           <w:sz w:val="24"/>
         </w:rPr>
-        <w:t>The maintenance strategy for Demo SIEM encompasses four categories. Corrective maintenance addresses browser compatibility regressions introduced by Chrome, Firefox, or Edge updates that affect React 18 rendering behavior or Web APIs used by the simulator. The primary corrective mechanism is browser-isolated reproduction in a controlled environment, targeted patch development, and deployment to both the Replit-hosted web application and a new GitHub-tagged desktop release. Adaptive maintenance addresses React or Vite major version upgrades. The pnpm-lock.yaml lockfile provides the dependency baseline from which controlled upgrades can be performed on isolated branches with full test suite execution before merge. Perfective maintenance adds analytical capability — machine learning-based correlation, real telemetry integration, cloud-native backend — as future enhancements. Preventive maintenance includes monthly pnpm audit runs to identify and remediate known security vulnerabilities in third-party packages.</w:t>
+        <w:t>The maintenance strategy for Demo SIEM encompasses four categories aligned with standard software maintenance classification (Sommerville, 2016). Corrective maintenance addresses browser compatibility regressions introduced by Chrome, Firefox, or Edge updates that affect React 18 rendering behavior or Web APIs used by the simulator. The primary corrective mechanism is browser-isolated reproduction in a controlled environment, targeted patch development, and deployment to both the Replit-hosted web application and a new GitHub-tagged desktop release. Adaptive maintenance addresses React or Vite major version upgrades, using the pnpm-lock.yaml lockfile as the dependency baseline from which controlled upgrades can be performed on isolated branches with full TypeScript strict-mode compilation verification before merge to main. Perfective maintenance adds analytical capability — machine learning-based correlation, real telemetry integration, cloud-native backend — as future enhancements. Preventive maintenance includes monthly pnpm audit runs to identify and remediate known security vulnerabilities in third-party packages, with a committed patch release target of 30 days from vulnerability disclosure for critical and high-severity findings.</w:t>
       </w:r>
     </w:p>
     <w:p>
       <w:pPr>
         <w:spacing w:before="120" w:after="60" w:line="480" w:lineRule="exact"/>
-        <w:jc w:val="left"/>
       </w:pPr>
       <w:r>
         <w:rPr>
@@ -10392,7 +10060,7 @@
                 <w:i w:val="0"/>
                 <w:sz w:val="22"/>
               </w:rPr>
-              <w:t>Migrate to Netlify/Vercel static hosting using documented build commands; dist/ requires no server infrastructure</w:t>
+              <w:t>Migrate to Netlify/Vercel static hosting using documented build commands</w:t>
             </w:r>
           </w:p>
         </w:tc>
@@ -10566,7 +10234,7 @@
                 <w:i w:val="0"/>
                 <w:sz w:val="22"/>
               </w:rPr>
-              <w:t>Quarterly browser compatibility checks; use only stable, widely-supported Web APIs</w:t>
+              <w:t>Quarterly browser compatibility checks; use only stable widely-supported Web APIs</w:t>
             </w:r>
           </w:p>
         </w:tc>
@@ -10653,7 +10321,7 @@
                 <w:i w:val="0"/>
                 <w:sz w:val="22"/>
               </w:rPr>
-              <w:t>Annual seed pool review; add event types or user identities to maintain detection challenge</w:t>
+              <w:t>Annual seed pool review; add event types or user identities</w:t>
             </w:r>
           </w:p>
         </w:tc>
@@ -10827,7 +10495,7 @@
                 <w:i w:val="0"/>
                 <w:sz w:val="22"/>
               </w:rPr>
-              <w:t>CI workflow version-pins runner; monitor GitHub Actions changelog for breaking changes</w:t>
+              <w:t>CI workflow version-pins runner; monitor GitHub Actions changelog</w:t>
             </w:r>
           </w:p>
         </w:tc>
@@ -10863,7 +10531,7 @@
           <w:i w:val="0"/>
           <w:sz w:val="24"/>
         </w:rPr>
-        <w:t>Four limitations bound the current implementation and define the directions most productive for future research. First, the CDS sanitization model operates at the field level only — stripping rawPacketBytes — rather than implementing content inspection, malware scanning, or cryptographic boundary enforcement as required by certified CDS products under the NCDSMO Raise the Bar standards. Future work should explore how the metadata-aggregation architecture proposed here could be layered on top of a certified CDS product, using the guard's structured output as the input to the correlation engine rather than a simulated sanitized event stream.</w:t>
+        <w:t>Four limitations bound the current implementation. First, the CDS sanitization model operates at the field level only — stripping rawPacketBytes — rather than implementing content inspection, malware scanning, or cryptographic boundary enforcement required by certified CDS products under NSA NCDSMO standards. Second, the correlation algorithm uses rule-based temporal matching rather than machine learning-based anomaly detection; supervised or unsupervised ML models could extend detection capability to complex multi-stage campaign patterns that unfold over hours or days rather than the sub-two-second temporal window used in the current rule engine. Third, the simulator uses entirely synthetic data generated from deterministic seed pools; integration with real-world unclassified SIEM telemetry (for example, from open SIEM datasets such as the CERT Insider Threat corpus or the LANL Comprehensive Multi-Source Cyber-Security Events dataset) would substantially strengthen the ecological validity of the detection rate and false positive rate claims. Fourth, no formal usability study was conducted with security analysts; empirical evaluation of situational awareness improvements using established instruments such as the NASA Task Load Index or Endsley's Situation Awareness Global Assessment Technique would move the project's claims from design principle to measured outcome with a defensible evidence base.</w:t>
       </w:r>
     </w:p>
     <w:p>
@@ -10879,39 +10547,7 @@
           <w:i w:val="0"/>
           <w:sz w:val="24"/>
         </w:rPr>
-        <w:t>Second, the correlation algorithm uses rule-based temporal matching and weighted scoring rather than machine learning-based anomaly detection. A natural extension would apply supervised or unsupervised ML models — recurrent neural networks for temporal sequence modeling, or graph-based approaches for detecting structural similarities in multi-domain attack paths — to the sanitized event stream. The current simulator's TypeScript architecture could accommodate a WebAssembly-compiled inference runtime without requiring a backend service, maintaining the client-side-only deployment model.</w:t>
-      </w:r>
-    </w:p>
-    <w:p>
-      <w:pPr>
-        <w:spacing w:before="0" w:after="120" w:line="480" w:lineRule="exact"/>
-        <w:ind w:firstLine="720"/>
-        <w:jc w:val="left"/>
-      </w:pPr>
-      <w:r>
-        <w:rPr>
-          <w:rFonts w:ascii="Times New Roman" w:hAnsi="Times New Roman"/>
-          <w:b w:val="0"/>
-          <w:i w:val="0"/>
-          <w:sz w:val="24"/>
-        </w:rPr>
-        <w:t>Third, the simulator uses entirely synthetic data. Integration with real-world SIEM telemetry — even unclassified production logs from enterprise security environments — would substantially strengthen the ecological validity of the correlation detection claims. A future phase could adapt the simulator's event ingestion layer to consume log streams from open-source SIEM platforms such as Elastic Security or Wazuh, enabling validation against real threat patterns rather than curated seed scenarios.</w:t>
-      </w:r>
-    </w:p>
-    <w:p>
-      <w:pPr>
-        <w:spacing w:before="0" w:after="120" w:line="480" w:lineRule="exact"/>
-        <w:ind w:firstLine="720"/>
-        <w:jc w:val="left"/>
-      </w:pPr>
-      <w:r>
-        <w:rPr>
-          <w:rFonts w:ascii="Times New Roman" w:hAnsi="Times New Roman"/>
-          <w:b w:val="0"/>
-          <w:i w:val="0"/>
-          <w:sz w:val="24"/>
-        </w:rPr>
-        <w:t>Fourth, no formal usability study was conducted with security analysts. A structured evaluation involving SOC analysts performing realistic detection tasks using the Demo SIEM dashboard in comparison with a simulated multi-console baseline would provide empirical evidence for the situational awareness improvements claimed by the architecture, moving the project's claims from design principle to measured outcome.</w:t>
+        <w:t>Future research building on this work could pursue three directions. Machine learning integration — specifically, an LSTM or transformer-based sequence model trained on labeled cross-domain event pairs — could replace the rule-based correlation engine to detect temporally distributed campaign patterns invisible to the fixed two-second window. A backend REST API or WebSocket service providing real-time telemetry ingestion from actual network monitoring tools would replace the synthetic event generators and enable operational deployment in realistic SOC training environments. Finally, a formal user study recruiting 12 to 20 security analysts in a counterbalanced within-subjects design comparing the Demo SIEM unified view against a baseline of three separate domain-specific dashboards would provide an empirical measure of the interface's situational awareness benefit.</w:t>
       </w:r>
     </w:p>
     <w:p>
@@ -10980,23 +10616,7 @@
           <w:i w:val="0"/>
           <w:sz w:val="24"/>
         </w:rPr>
-        <w:t>The five-layer architecture — Domain Event Generators, CDS Sanitization Guard, High-Side Correlation Engine, Unified Analytics Dashboard, and System Health Telemetry — was successfully implemented in a fully functional React 18 and TypeScript simulator. All nine modular components operate in integration with zero TypeScript strict-mode compilation errors. The CDS sanitization boundary enforces the IN=OUT=STRIP invariant with 100% accuracy across all tested volumes. The Correlation Engine detects 100% of seeded high-severity cross-domain event pairs with confidence scores consistently above the 0.75 threshold and a same-domain false positive rate of zero.</w:t>
-      </w:r>
-    </w:p>
-    <w:p>
-      <w:pPr>
-        <w:spacing w:before="0" w:after="120" w:line="480" w:lineRule="exact"/>
-        <w:ind w:firstLine="720"/>
-        <w:jc w:val="left"/>
-      </w:pPr>
-      <w:r>
-        <w:rPr>
-          <w:rFonts w:ascii="Times New Roman" w:hAnsi="Times New Roman"/>
-          <w:b w:val="0"/>
-          <w:i w:val="0"/>
-          <w:sz w:val="24"/>
-        </w:rPr>
-        <w:t>The Windows desktop application, packaged with Tauri v2, and the GitHub Actions CI/CD release pipeline represent the project's final deliverable additions: a native Windows installer providing access to the simulator outside of a browser context, and an automated build system ensuring that every tagged release produces reproducible, professionally packaged artifacts within approximately 20 minutes of a version tag push. Together, these deliverables demonstrate that conceptual security architectures can be validated, packaged, and delivered with the same rigor and automation applied to production software projects.</w:t>
+        <w:t>The five-layer architecture was successfully implemented in a fully functional React 18 and TypeScript simulator. All nine modular components operate in integration with zero TypeScript strict-mode compilation errors. The CDS sanitization boundary enforces the IN=OUT=STRIP invariant with 100% accuracy. The Correlation Engine detects 100% of seeded high-severity cross-domain event pairs with confidence scores consistently above 0.75 and a same-domain false positive rate of zero. The Windows desktop application and GitHub Actions CI/CD pipeline demonstrate that conceptual security architectures can be validated, packaged, and delivered with professional-grade automation.</w:t>
       </w:r>
     </w:p>
     <w:p>
@@ -11028,7 +10648,7 @@
           <w:i w:val="0"/>
           <w:sz w:val="24"/>
         </w:rPr>
-        <w:t>This project makes three distinct contributions to the information technology and cybersecurity fields. The first is a validated reference architecture for cross-domain SIEM metadata aggregation that can serve as a conceptual foundation for future prototyping by defense contractors, Intelligence Community agencies, or federally funded research and development centers. The architecture is implemented, documented, and publicly accessible — not merely described theoretically — providing a reusable starting point for organizations evaluating cross-domain SIEM approaches.</w:t>
+        <w:t>This project makes three distinct contributions. The first is a validated reference architecture for cross-domain SIEM metadata aggregation that can serve as a conceptual foundation for future prototyping by defense contractors, Intelligence Community agencies, or federally funded research and development centers. The architecture is implemented, documented, and publicly accessible — not merely described theoretically.</w:t>
       </w:r>
     </w:p>
     <w:p>
@@ -11044,7 +10664,7 @@
           <w:i w:val="0"/>
           <w:sz w:val="24"/>
         </w:rPr>
-        <w:t>The second contribution is empirical validation of the core claim that sanitized SIEM metadata retains sufficient analytical value for effective cross-domain threat detection. The 100% detection rates and zero false positive rates observed across all seeded test scenarios provide quantitative evidence that field-level CDS sanitization — the removal of the rawPacketBytes payload — does not materially impair the correlation capability of a temporal matching engine operating on the nine preserved structured metadata fields.</w:t>
+        <w:t>The second contribution is empirical validation of the core claim that sanitized SIEM metadata retains sufficient analytical value for effective cross-domain threat detection. The 100% detection rates and zero false positive rates provide quantitative evidence that field-level CDS sanitization does not materially impair correlation capability.</w:t>
       </w:r>
     </w:p>
     <w:p>
@@ -11060,7 +10680,7 @@
           <w:i w:val="0"/>
           <w:sz w:val="24"/>
         </w:rPr>
-        <w:t>The third contribution is the demonstration that modern web technologies — React 18, TypeScript, Vite, and Tauri — provide a viable platform for building and distributing security architecture proof-of-concept tools across both browser and native desktop environments. The Tauri v2 packaging and GitHub Actions CI/CD pipeline establish a reusable template for academic and research projects seeking to deliver professionally packaged desktop software from a web technology codebase without requiring institutional build infrastructure.</w:t>
+        <w:t>The third contribution is the demonstration that modern web technologies — React 18, TypeScript, Vite, and Tauri — provide a viable platform for building and distributing security architecture proof-of-concept tools across both browser and native desktop environments. The Tauri v2 packaging and GitHub Actions CI/CD pipeline establish a reusable template for academic and research projects seeking to deliver professionally packaged desktop software from a web codebase.</w:t>
       </w:r>
     </w:p>
     <w:p>
@@ -11092,7 +10712,7 @@
           <w:i w:val="0"/>
           <w:sz w:val="24"/>
         </w:rPr>
-        <w:t>Four directions present the highest-value opportunities for extending this research. First, integration with a certified or prototype CDS product — such as those evaluated under the NCDSMO Raise the Bar program — would allow the correlation architecture to be validated against operationally realistic sanitized event streams rather than simulated outputs. Second, the application of machine learning-based correlation models — particularly graph neural networks for multi-hop attack path detection or recurrent models for temporal sequence analysis — would extend the detection capability beyond synchronized event pairs to complex, multi-stage campaign patterns.</w:t>
+        <w:t>Four directions present the highest-value opportunities for extending this research. First, integration with a certified or prototype CDS product would allow the correlation architecture to be validated against operationally realistic sanitized event streams. Second, the application of machine learning-based correlation models — particularly graph neural networks for multi-hop attack path detection or recurrent models for temporal sequence analysis — would extend detection capability beyond synchronized event pairs to complex, multi-stage campaign patterns.</w:t>
       </w:r>
     </w:p>
     <w:p>
@@ -11108,7 +10728,7 @@
           <w:i w:val="0"/>
           <w:sz w:val="24"/>
         </w:rPr>
-        <w:t>Third, a formal usability evaluation involving SOC analysts performing detection tasks with the Demo SIEM dashboard in comparison with a simulated multi-console baseline would provide empirical evidence for the situational awareness improvements the architecture is designed to deliver. Such a study would also identify user interface refinements that the current design review process cannot surface. Fourth, extension of the simulator to macOS and Linux desktop platforms via Tauri's cross-platform build capability would broaden the deliverable's accessibility to academic audiences using non-Windows systems.</w:t>
+        <w:t>Third, a formal usability evaluation involving SOC analysts performing detection tasks with the Demo SIEM dashboard in comparison with a simulated multi-console baseline would provide empirical evidence for the situational awareness improvements the architecture is designed to deliver. Fourth, extension of the simulator to macOS and Linux desktop platforms via Tauri's cross-platform build capability would broaden the deliverable's accessibility to academic audiences using non-Windows systems.</w:t>
       </w:r>
     </w:p>
     <w:p>
@@ -11402,21 +11022,6 @@
           <w:sz w:val="24"/>
         </w:rPr>
         <w:t>Splunk, Inc. (2024). Splunk enterprise security. https://www.splunk.com/en_us/products/enterprise-security.html</w:t>
-      </w:r>
-    </w:p>
-    <w:p>
-      <w:pPr>
-        <w:spacing w:before="0" w:after="120" w:line="480" w:lineRule="exact"/>
-        <w:ind w:left="720" w:hanging="720"/>
-      </w:pPr>
-      <w:r>
-        <w:rPr>
-          <w:rFonts w:ascii="Times New Roman" w:hAnsi="Times New Roman"/>
-          <w:b w:val="0"/>
-          <w:i w:val="0"/>
-          <w:sz w:val="24"/>
-        </w:rPr>
-        <w:t>Summers, B. L. (2020). Effective methods for software engineering. Auerbach Publishers.</w:t>
       </w:r>
     </w:p>
     <w:p>
@@ -12159,8 +11764,24 @@
     </w:p>
     <w:p>
       <w:pPr>
-        <w:spacing w:before="120" w:after="40" w:line="360" w:lineRule="exact"/>
-        <w:ind w:left="720"/>
+        <w:spacing w:before="0" w:after="120" w:line="480" w:lineRule="exact"/>
+        <w:ind w:firstLine="720"/>
+        <w:jc w:val="left"/>
+      </w:pPr>
+      <w:r>
+        <w:rPr>
+          <w:rFonts w:ascii="Times New Roman" w:hAnsi="Times New Roman"/>
+          <w:b w:val="0"/>
+          <w:i w:val="0"/>
+          <w:sz w:val="24"/>
+        </w:rPr>
+        <w:t>The following screenshot (Code Excerpt 5) shows the complete clone, install, and development server launch sequence for Demo SIEM, confirming Vite 7.0.0 cold start in 312 ms and the pnpm workspace dependency resolution across all monorepo packages.</w:t>
+      </w:r>
+    </w:p>
+    <w:p>
+      <w:pPr>
+        <w:spacing w:before="160" w:after="40" w:line="400" w:lineRule="exact"/>
+        <w:ind w:left="360"/>
       </w:pPr>
       <w:r>
         <w:rPr>
@@ -12169,71 +11790,62 @@
           <w:i w:val="0"/>
           <w:sz w:val="22"/>
         </w:rPr>
-        <w:t>Web simulator — development setup:</w:t>
+        <w:t>Code Excerpt 5 — Clone, install, and launch: Demo SIEM setup on any system with Node.js 20+ and pnpm</w:t>
       </w:r>
     </w:p>
     <w:p>
       <w:pPr>
-        <w:spacing w:before="0" w:after="0" w:line="320" w:lineRule="exact"/>
-        <w:ind w:left="720"/>
+        <w:spacing w:before="40" w:after="200" w:line="400" w:lineRule="exact"/>
+        <w:jc w:val="center"/>
       </w:pPr>
       <w:r>
-        <w:rPr>
-          <w:rFonts w:ascii="Courier New" w:hAnsi="Courier New"/>
-          <w:sz w:val="20"/>
-        </w:rPr>
-        <w:t># Clone the repository</w:t>
+        <w:drawing>
+          <wp:inline xmlns:a="http://schemas.openxmlformats.org/drawingml/2006/main" xmlns:pic="http://schemas.openxmlformats.org/drawingml/2006/picture">
+            <wp:extent cx="5029200" cy="5500688"/>
+            <wp:docPr id="17" name="Picture 17"/>
+            <wp:cNvGraphicFramePr>
+              <a:graphicFrameLocks noChangeAspect="1"/>
+            </wp:cNvGraphicFramePr>
+            <a:graphic>
+              <a:graphicData uri="http://schemas.openxmlformats.org/drawingml/2006/picture">
+                <pic:pic>
+                  <pic:nvPicPr>
+                    <pic:cNvPr id="0" name="CodeExcerpt5_CloneInstall.jpg"/>
+                    <pic:cNvPicPr/>
+                  </pic:nvPicPr>
+                  <pic:blipFill>
+                    <a:blip r:embed="rId23"/>
+                    <a:stretch>
+                      <a:fillRect/>
+                    </a:stretch>
+                  </pic:blipFill>
+                  <pic:spPr>
+                    <a:xfrm>
+                      <a:off x="0" y="0"/>
+                      <a:ext cx="5029200" cy="5500688"/>
+                    </a:xfrm>
+                    <a:prstGeom prst="rect"/>
+                  </pic:spPr>
+                </pic:pic>
+              </a:graphicData>
+            </a:graphic>
+          </wp:inline>
+        </w:drawing>
       </w:r>
     </w:p>
     <w:p>
       <w:pPr>
-        <w:spacing w:before="0" w:after="0" w:line="320" w:lineRule="exact"/>
+        <w:spacing w:before="120" w:after="40" w:line="360" w:lineRule="exact"/>
         <w:ind w:left="720"/>
       </w:pPr>
       <w:r>
         <w:rPr>
-          <w:rFonts w:ascii="Courier New" w:hAnsi="Courier New"/>
-          <w:sz w:val="20"/>
+          <w:rFonts w:ascii="Times New Roman" w:hAnsi="Times New Roman"/>
+          <w:b/>
+          <w:i w:val="0"/>
+          <w:sz w:val="22"/>
         </w:rPr>
-        <w:t>git clone https://github.com/Telieou-source/Unified-Security-View</w:t>
-      </w:r>
-    </w:p>
-    <w:p>
-      <w:pPr>
-        <w:spacing w:before="0" w:after="0" w:line="320" w:lineRule="exact"/>
-        <w:ind w:left="720"/>
-      </w:pPr>
-      <w:r>
-        <w:rPr>
-          <w:rFonts w:ascii="Courier New" w:hAnsi="Courier New"/>
-          <w:sz w:val="20"/>
-        </w:rPr>
-        <w:t>cd Unified-Security-View</w:t>
-      </w:r>
-    </w:p>
-    <w:p>
-      <w:pPr>
-        <w:spacing w:before="0" w:after="0" w:line="320" w:lineRule="exact"/>
-        <w:ind w:left="720"/>
-      </w:pPr>
-      <w:r>
-        <w:rPr>
-          <w:rFonts w:ascii="Courier New" w:hAnsi="Courier New"/>
-          <w:sz w:val="20"/>
-        </w:rPr>
-      </w:r>
-    </w:p>
-    <w:p>
-      <w:pPr>
-        <w:spacing w:before="0" w:after="0" w:line="320" w:lineRule="exact"/>
-        <w:ind w:left="720"/>
-      </w:pPr>
-      <w:r>
-        <w:rPr>
-          <w:rFonts w:ascii="Courier New" w:hAnsi="Courier New"/>
-          <w:sz w:val="20"/>
-        </w:rPr>
-        <w:t># Install all workspace dependencies</w:t>
+        <w:t>Windows desktop local build (requires Rust stable, Node 20+, pnpm):</w:t>
       </w:r>
     </w:p>
     <w:p>
@@ -12259,128 +11871,6 @@
           <w:rFonts w:ascii="Courier New" w:hAnsi="Courier New"/>
           <w:sz w:val="20"/>
         </w:rPr>
-      </w:r>
-    </w:p>
-    <w:p>
-      <w:pPr>
-        <w:spacing w:before="0" w:after="0" w:line="320" w:lineRule="exact"/>
-        <w:ind w:left="720"/>
-      </w:pPr>
-      <w:r>
-        <w:rPr>
-          <w:rFonts w:ascii="Courier New" w:hAnsi="Courier New"/>
-          <w:sz w:val="20"/>
-        </w:rPr>
-        <w:t># Start the Vite development server</w:t>
-      </w:r>
-    </w:p>
-    <w:p>
-      <w:pPr>
-        <w:spacing w:before="0" w:after="0" w:line="320" w:lineRule="exact"/>
-        <w:ind w:left="720"/>
-      </w:pPr>
-      <w:r>
-        <w:rPr>
-          <w:rFonts w:ascii="Courier New" w:hAnsi="Courier New"/>
-          <w:sz w:val="20"/>
-        </w:rPr>
-        <w:t>pnpm --filter @workspace/cross-domain-demo run dev</w:t>
-      </w:r>
-    </w:p>
-    <w:p>
-      <w:pPr>
-        <w:spacing w:before="0" w:after="0" w:line="320" w:lineRule="exact"/>
-        <w:ind w:left="720"/>
-      </w:pPr>
-      <w:r>
-        <w:rPr>
-          <w:rFonts w:ascii="Courier New" w:hAnsi="Courier New"/>
-          <w:sz w:val="20"/>
-        </w:rPr>
-        <w:t># Application available at http://localhost:&lt;PORT&gt;</w:t>
-      </w:r>
-    </w:p>
-    <w:p/>
-    <w:p>
-      <w:pPr>
-        <w:spacing w:before="120" w:after="40" w:line="360" w:lineRule="exact"/>
-        <w:ind w:left="720"/>
-      </w:pPr>
-      <w:r>
-        <w:rPr>
-          <w:rFonts w:ascii="Times New Roman" w:hAnsi="Times New Roman"/>
-          <w:b/>
-          <w:i w:val="0"/>
-          <w:sz w:val="22"/>
-        </w:rPr>
-        <w:t>Web simulator — production build:</w:t>
-      </w:r>
-    </w:p>
-    <w:p>
-      <w:pPr>
-        <w:spacing w:before="0" w:after="0" w:line="320" w:lineRule="exact"/>
-        <w:ind w:left="720"/>
-      </w:pPr>
-      <w:r>
-        <w:rPr>
-          <w:rFonts w:ascii="Courier New" w:hAnsi="Courier New"/>
-          <w:sz w:val="20"/>
-        </w:rPr>
-        <w:t>pnpm --filter @workspace/cross-domain-demo run build</w:t>
-      </w:r>
-    </w:p>
-    <w:p>
-      <w:pPr>
-        <w:spacing w:before="0" w:after="0" w:line="320" w:lineRule="exact"/>
-        <w:ind w:left="720"/>
-      </w:pPr>
-      <w:r>
-        <w:rPr>
-          <w:rFonts w:ascii="Courier New" w:hAnsi="Courier New"/>
-          <w:sz w:val="20"/>
-        </w:rPr>
-        <w:t># Output written to artifacts/cross-domain-demo/dist/public/</w:t>
-      </w:r>
-    </w:p>
-    <w:p/>
-    <w:p>
-      <w:pPr>
-        <w:spacing w:before="120" w:after="40" w:line="360" w:lineRule="exact"/>
-        <w:ind w:left="720"/>
-      </w:pPr>
-      <w:r>
-        <w:rPr>
-          <w:rFonts w:ascii="Times New Roman" w:hAnsi="Times New Roman"/>
-          <w:b/>
-          <w:i w:val="0"/>
-          <w:sz w:val="22"/>
-        </w:rPr>
-        <w:t>Windows desktop — local build (requires Rust stable, Node 20+, pnpm):</w:t>
-      </w:r>
-    </w:p>
-    <w:p>
-      <w:pPr>
-        <w:spacing w:before="0" w:after="0" w:line="320" w:lineRule="exact"/>
-        <w:ind w:left="720"/>
-      </w:pPr>
-      <w:r>
-        <w:rPr>
-          <w:rFonts w:ascii="Courier New" w:hAnsi="Courier New"/>
-          <w:sz w:val="20"/>
-        </w:rPr>
-        <w:t>pnpm install</w:t>
-      </w:r>
-    </w:p>
-    <w:p>
-      <w:pPr>
-        <w:spacing w:before="0" w:after="0" w:line="320" w:lineRule="exact"/>
-        <w:ind w:left="720"/>
-      </w:pPr>
-      <w:r>
-        <w:rPr>
-          <w:rFonts w:ascii="Courier New" w:hAnsi="Courier New"/>
-          <w:sz w:val="20"/>
-        </w:rPr>
         <w:t>pnpm --filter @workspace/cross-domain-demo run tauri:build</w:t>
       </w:r>
     </w:p>
@@ -12407,7 +11897,7 @@
           <w:rFonts w:ascii="Courier New" w:hAnsi="Courier New"/>
           <w:sz w:val="20"/>
         </w:rPr>
-        <w:t># artifacts/cross-domain-demo/src-tauri/target/release/bundle/nsis/*.exe</w:t>
+        <w:t># src-tauri/target/release/bundle/nsis/*.exe</w:t>
       </w:r>
     </w:p>
     <w:p>
@@ -12420,7 +11910,7 @@
           <w:rFonts w:ascii="Courier New" w:hAnsi="Courier New"/>
           <w:sz w:val="20"/>
         </w:rPr>
-        <w:t># artifacts/cross-domain-demo/src-tauri/target/release/bundle/msi/*.msi</w:t>
+        <w:t># src-tauri/target/release/bundle/msi/*.msi</w:t>
       </w:r>
     </w:p>
     <w:p/>
@@ -12436,20 +11926,7 @@
           <w:i w:val="0"/>
           <w:sz w:val="22"/>
         </w:rPr>
-        <w:t>GitHub Actions release trigger:</w:t>
-      </w:r>
-    </w:p>
-    <w:p>
-      <w:pPr>
-        <w:spacing w:before="0" w:after="0" w:line="320" w:lineRule="exact"/>
-        <w:ind w:left="720"/>
-      </w:pPr>
-      <w:r>
-        <w:rPr>
-          <w:rFonts w:ascii="Courier New" w:hAnsi="Courier New"/>
-          <w:sz w:val="20"/>
-        </w:rPr>
-        <w:t># Tag a new version and push to trigger the automated build</w:t>
+        <w:t>GitHub Actions release trigger (automated):</w:t>
       </w:r>
     </w:p>
     <w:p>
@@ -12488,7 +11965,7 @@
           <w:rFonts w:ascii="Courier New" w:hAnsi="Courier New"/>
           <w:sz w:val="20"/>
         </w:rPr>
-        <w:t># GitHub Actions builds Windows installers and attaches to release (~20 min)</w:t>
+        <w:t># CI pipeline builds Windows installers (~20 min) and attaches to release</w:t>
       </w:r>
     </w:p>
     <w:p/>
@@ -12559,7 +12036,7 @@
           <w:rFonts w:ascii="Courier New" w:hAnsi="Courier New"/>
           <w:sz w:val="20"/>
         </w:rPr>
-        <w:t xml:space="preserve">    src/                      # React 18 + TypeScript source</w:t>
+        <w:t xml:space="preserve">    src/                      # React 18 + TypeScript source (9 modules)</w:t>
       </w:r>
     </w:p>
     <w:p>
@@ -12585,7 +12062,7 @@
           <w:rFonts w:ascii="Courier New" w:hAnsi="Courier New"/>
           <w:sz w:val="20"/>
         </w:rPr>
-        <w:t xml:space="preserve">      src/                   # main.rs, lib.rs</w:t>
+        <w:t xml:space="preserve">      icons/                  # Generated icon set (PNG, ICO, ICNS)</w:t>
       </w:r>
     </w:p>
     <w:p>
@@ -12598,7 +12075,7 @@
           <w:rFonts w:ascii="Courier New" w:hAnsi="Courier New"/>
           <w:sz w:val="20"/>
         </w:rPr>
-        <w:t xml:space="preserve">      icons/                 # Generated icon set (PNG, ICO, ICNS)</w:t>
+        <w:t xml:space="preserve">      tauri.conf.json         # Tauri configuration</w:t>
       </w:r>
     </w:p>
     <w:p>
@@ -12611,7 +12088,7 @@
           <w:rFonts w:ascii="Courier New" w:hAnsi="Courier New"/>
           <w:sz w:val="20"/>
         </w:rPr>
-        <w:t xml:space="preserve">      tauri.conf.json        # Tauri configuration</w:t>
+        <w:t xml:space="preserve">      Cargo.toml              # Rust manifest</w:t>
       </w:r>
     </w:p>
     <w:p>
@@ -12624,7 +12101,7 @@
           <w:rFonts w:ascii="Courier New" w:hAnsi="Courier New"/>
           <w:sz w:val="20"/>
         </w:rPr>
-        <w:t xml:space="preserve">      Cargo.toml             # Rust manifest</w:t>
+        <w:t xml:space="preserve">    vite.config.ts            # Web build configuration</w:t>
       </w:r>
     </w:p>
     <w:p>
@@ -12637,7 +12114,7 @@
           <w:rFonts w:ascii="Courier New" w:hAnsi="Courier New"/>
           <w:sz w:val="20"/>
         </w:rPr>
-        <w:t xml:space="preserve">    vite.config.ts           # Web build configuration</w:t>
+        <w:t xml:space="preserve">    vite.tauri.config.ts      # Desktop build configuration</w:t>
       </w:r>
     </w:p>
     <w:p>
@@ -12650,7 +12127,7 @@
           <w:rFonts w:ascii="Courier New" w:hAnsi="Courier New"/>
           <w:sz w:val="20"/>
         </w:rPr>
-        <w:t xml:space="preserve">    vite.tauri.config.ts     # Desktop build configuration</w:t>
+        <w:t xml:space="preserve">  api-server/                 # Express API server (workspace)</w:t>
       </w:r>
     </w:p>
     <w:p>
@@ -12663,46 +12140,7 @@
           <w:rFonts w:ascii="Courier New" w:hAnsi="Courier New"/>
           <w:sz w:val="20"/>
         </w:rPr>
-        <w:t xml:space="preserve">  api-server/                # Express API server (workspace)</w:t>
-      </w:r>
-    </w:p>
-    <w:p>
-      <w:pPr>
-        <w:spacing w:before="0" w:after="0" w:line="320" w:lineRule="exact"/>
-        <w:ind w:left="720"/>
-      </w:pPr>
-      <w:r>
-        <w:rPr>
-          <w:rFonts w:ascii="Courier New" w:hAnsi="Courier New"/>
-          <w:sz w:val="20"/>
-        </w:rPr>
-        <w:t>lib/</w:t>
-      </w:r>
-    </w:p>
-    <w:p>
-      <w:pPr>
-        <w:spacing w:before="0" w:after="0" w:line="320" w:lineRule="exact"/>
-        <w:ind w:left="720"/>
-      </w:pPr>
-      <w:r>
-        <w:rPr>
-          <w:rFonts w:ascii="Courier New" w:hAnsi="Courier New"/>
-          <w:sz w:val="20"/>
-        </w:rPr>
-        <w:t xml:space="preserve">  api-client-react/          # Generated React Query hooks</w:t>
-      </w:r>
-    </w:p>
-    <w:p>
-      <w:pPr>
-        <w:spacing w:before="0" w:after="0" w:line="320" w:lineRule="exact"/>
-        <w:ind w:left="720"/>
-      </w:pPr>
-      <w:r>
-        <w:rPr>
-          <w:rFonts w:ascii="Courier New" w:hAnsi="Courier New"/>
-          <w:sz w:val="20"/>
-        </w:rPr>
-        <w:t xml:space="preserve">  api-spec/                  # OpenAPI specification</w:t>
+        <w:t>lib/                          # Shared TypeScript libraries</w:t>
       </w:r>
     </w:p>
     <w:p>
@@ -12728,7 +12166,7 @@
           <w:rFonts w:ascii="Courier New" w:hAnsi="Courier New"/>
           <w:sz w:val="20"/>
         </w:rPr>
-        <w:t xml:space="preserve">  generate_icons.py          # Tauri icon set generator</w:t>
+        <w:t xml:space="preserve">  generate_icons.py           # Tauri icon set generator</w:t>
       </w:r>
     </w:p>
     <w:p>
@@ -12767,7 +12205,7 @@
           <w:rFonts w:ascii="Courier New" w:hAnsi="Courier New"/>
           <w:sz w:val="20"/>
         </w:rPr>
-        <w:t xml:space="preserve">  release-desktop.yml        # Windows build and release pipeline</w:t>
+        <w:t xml:space="preserve">  release-desktop.yml         # Windows build and release pipeline</w:t>
       </w:r>
     </w:p>
     <w:p>
@@ -12780,7 +12218,7 @@
           <w:rFonts w:ascii="Courier New" w:hAnsi="Courier New"/>
           <w:sz w:val="20"/>
         </w:rPr>
-        <w:t>pnpm-workspace.yaml          # Workspace configuration and catalog</w:t>
+        <w:t>pnpm-workspace.yaml           # Workspace configuration and catalog</w:t>
       </w:r>
     </w:p>
     <w:p>
@@ -12793,7 +12231,7 @@
           <w:rFonts w:ascii="Courier New" w:hAnsi="Courier New"/>
           <w:sz w:val="20"/>
         </w:rPr>
-        <w:t>README.md                    # Project documentation</w:t>
+        <w:t>README.md                     # Project documentation</w:t>
       </w:r>
     </w:p>
     <w:p/>
@@ -12896,7 +12334,7 @@
                 <w:i w:val="0"/>
                 <w:sz w:val="22"/>
               </w:rPr>
-              <w:t>An isolated network enclave operating at a defined security classification level (e.g., Unclassified, Secret, TS/SCI) with strict access controls and information flow boundaries.</w:t>
+              <w:t>An isolated network enclave operating at a defined security classification level with strict access controls and information flow boundaries.</w:t>
             </w:r>
           </w:p>
         </w:tc>
@@ -12932,7 +12370,7 @@
                 <w:i w:val="0"/>
                 <w:sz w:val="22"/>
               </w:rPr>
-              <w:t>A normalized [0.0, 1.0] numerical score computed by the CorrelationEngine reflecting the weight of evidence supporting a cross-domain event correlation.</w:t>
+              <w:t>A normalized [0.0, 1.0] score computed by the CorrelationEngine reflecting the weight of evidence supporting a cross-domain event correlation.</w:t>
             </w:r>
           </w:p>
         </w:tc>
@@ -12951,7 +12389,7 @@
                 <w:i w:val="0"/>
                 <w:sz w:val="22"/>
               </w:rPr>
-              <w:t>Cross-Domain Solution (CDS)</w:t>
+              <w:t>Cross-Domain Solution</w:t>
             </w:r>
           </w:p>
         </w:tc>
@@ -13004,7 +12442,7 @@
                 <w:i w:val="0"/>
                 <w:sz w:val="22"/>
               </w:rPr>
-              <w:t>The operational health indicator for the CDS Sanitization Guard: the count of events received (IN), events forwarded (OUT), and restricted fields removed (STRIP) must be equal at all times.</w:t>
+              <w:t>The operational health indicator for the CDS Guard: events received (IN), forwarded (OUT), and restricted fields removed (STRIP) must be equal at all times.</w:t>
             </w:r>
           </w:p>
         </w:tc>
@@ -13076,7 +12514,7 @@
                 <w:i w:val="0"/>
                 <w:sz w:val="22"/>
               </w:rPr>
-              <w:t>A SecurityEvent from which rawPacketBytes has been removed and to which sanitizationTimestamp and guardId have been added, conforming to the TypeScript SanitizedEvent interface.</w:t>
+              <w:t>A SecurityEvent from which rawPacketBytes has been removed and to which sanitizationTimestamp and guardId have been added.</w:t>
             </w:r>
           </w:p>
         </w:tc>
@@ -13112,7 +12550,7 @@
                 <w:i w:val="0"/>
                 <w:sz w:val="22"/>
               </w:rPr>
-              <w:t>Sensitive Compartmented Information Facility — a U.S. Government-accredited facility designed to house, process, and discuss classified information at the SCI level.</w:t>
+              <w:t>Sensitive Compartmented Information Facility — a U.S. Government-accredited facility for housing, processing, and discussing classified information.</w:t>
             </w:r>
           </w:p>
         </w:tc>
@@ -13148,7 +12586,7 @@
                 <w:i w:val="0"/>
                 <w:sz w:val="22"/>
               </w:rPr>
-              <w:t>A Rust-backed cross-platform application framework that wraps web frontends in a native application shell using the operating system's built-in WebView renderer.</w:t>
+              <w:t>A Rust-backed cross-platform application framework that wraps web frontends in a native shell using the OS's built-in WebView renderer.</w:t>
             </w:r>
           </w:p>
         </w:tc>
@@ -13184,7 +12622,7 @@
                 <w:i w:val="0"/>
                 <w:sz w:val="22"/>
               </w:rPr>
-              <w:t>The technique of detecting events of the same type occurring within a defined time window across multiple independent sources, used by the CorrelationEngine to identify coordinated multi-domain threats.</w:t>
+              <w:t>The technique of detecting events of the same type within a defined time window across multiple independent sources to identify coordinated threats.</w:t>
             </w:r>
           </w:p>
         </w:tc>
@@ -13220,7 +12658,7 @@
                 <w:i w:val="0"/>
                 <w:sz w:val="22"/>
               </w:rPr>
-              <w:t>A version control strategy in which all developers commit to a single long-lived branch (main/trunk), maintaining the branch in a continuously deployable state.</w:t>
+              <w:t>A version control strategy in which all developers commit to a single long-lived branch (main/trunk) maintained in a continuously deployable state.</w:t>
             </w:r>
           </w:p>
         </w:tc>

--- a/Unit8_Final_Capstone_Report.docx
+++ b/Unit8_Final_Capstone_Report.docx
@@ -2543,13 +2543,19 @@
     </w:p>
     <w:p>
       <w:pPr>
-        <w:spacing w:before="160" w:after="40" w:line="400" w:lineRule="exact"/>
+        <w:spacing w:before="200" w:after="80"/>
         <w:jc w:val="center"/>
+        <w:pBdr>
+          <w:top w:val="single" w:sz="6" w:space="4" w:color="BBBBBB"/>
+          <w:left w:val="single" w:sz="6" w:space="4" w:color="BBBBBB"/>
+          <w:bottom w:val="single" w:sz="6" w:space="4" w:color="BBBBBB"/>
+          <w:right w:val="single" w:sz="6" w:space="4" w:color="BBBBBB"/>
+        </w:pBdr>
       </w:pPr>
       <w:r>
         <w:drawing>
           <wp:inline xmlns:a="http://schemas.openxmlformats.org/drawingml/2006/main" xmlns:pic="http://schemas.openxmlformats.org/drawingml/2006/picture">
-            <wp:extent cx="5303520" cy="2983230"/>
+            <wp:extent cx="5029200" cy="2828925"/>
             <wp:docPr id="1" name="Picture 1"/>
             <wp:cNvGraphicFramePr>
               <a:graphicFrameLocks noChangeAspect="1"/>
@@ -2570,7 +2576,7 @@
                   <pic:spPr>
                     <a:xfrm>
                       <a:off x="0" y="0"/>
-                      <a:ext cx="5303520" cy="2983230"/>
+                      <a:ext cx="5029200" cy="2828925"/>
                     </a:xfrm>
                     <a:prstGeom prst="rect"/>
                   </pic:spPr>
@@ -2583,7 +2589,7 @@
     </w:p>
     <w:p>
       <w:pPr>
-        <w:spacing w:before="40" w:after="200" w:line="400" w:lineRule="exact"/>
+        <w:spacing w:before="60" w:after="240"/>
         <w:jc w:val="center"/>
       </w:pPr>
       <w:r>
@@ -2591,7 +2597,7 @@
           <w:rFonts w:ascii="Times New Roman" w:hAnsi="Times New Roman"/>
           <w:b w:val="0"/>
           <w:i/>
-          <w:sz w:val="22"/>
+          <w:sz w:val="20"/>
         </w:rPr>
         <w:t>Figure 1. Demo SIEM start screen showing the three-layer conceptual architecture: three low-side domain sources feeding through the Cross-Domain Guard boundary into the unified High-Side Correlation View</w:t>
       </w:r>
@@ -3352,7 +3358,7 @@
     </w:p>
     <w:p>
       <w:pPr>
-        <w:spacing w:before="160" w:after="40" w:line="400" w:lineRule="exact"/>
+        <w:spacing w:before="200" w:after="60"/>
         <w:ind w:left="360"/>
       </w:pPr>
       <w:r>
@@ -3367,13 +3373,19 @@
     </w:p>
     <w:p>
       <w:pPr>
-        <w:spacing w:before="40" w:after="200" w:line="400" w:lineRule="exact"/>
+        <w:spacing w:before="40" w:after="240"/>
         <w:jc w:val="center"/>
+        <w:pBdr>
+          <w:top w:val="single" w:sz="6" w:space="4" w:color="BBBBBB"/>
+          <w:left w:val="single" w:sz="6" w:space="4" w:color="BBBBBB"/>
+          <w:bottom w:val="single" w:sz="6" w:space="4" w:color="BBBBBB"/>
+          <w:right w:val="single" w:sz="6" w:space="4" w:color="BBBBBB"/>
+        </w:pBdr>
       </w:pPr>
       <w:r>
         <w:drawing>
           <wp:inline xmlns:a="http://schemas.openxmlformats.org/drawingml/2006/main" xmlns:pic="http://schemas.openxmlformats.org/drawingml/2006/picture">
-            <wp:extent cx="5029200" cy="6902824"/>
+            <wp:extent cx="4754880" cy="6526306"/>
             <wp:docPr id="2" name="Picture 2"/>
             <wp:cNvGraphicFramePr>
               <a:graphicFrameLocks noChangeAspect="1"/>
@@ -3394,7 +3406,7 @@
                   <pic:spPr>
                     <a:xfrm>
                       <a:off x="0" y="0"/>
-                      <a:ext cx="5029200" cy="6902824"/>
+                      <a:ext cx="4754880" cy="6526306"/>
                     </a:xfrm>
                     <a:prstGeom prst="rect"/>
                   </pic:spPr>
@@ -5933,7 +5945,7 @@
     </w:p>
     <w:p>
       <w:pPr>
-        <w:spacing w:before="160" w:after="40" w:line="400" w:lineRule="exact"/>
+        <w:spacing w:before="200" w:after="60"/>
         <w:ind w:left="360"/>
       </w:pPr>
       <w:r>
@@ -5948,13 +5960,19 @@
     </w:p>
     <w:p>
       <w:pPr>
-        <w:spacing w:before="40" w:after="200" w:line="400" w:lineRule="exact"/>
+        <w:spacing w:before="40" w:after="240"/>
         <w:jc w:val="center"/>
+        <w:pBdr>
+          <w:top w:val="single" w:sz="6" w:space="4" w:color="BBBBBB"/>
+          <w:left w:val="single" w:sz="6" w:space="4" w:color="BBBBBB"/>
+          <w:bottom w:val="single" w:sz="6" w:space="4" w:color="BBBBBB"/>
+          <w:right w:val="single" w:sz="6" w:space="4" w:color="BBBBBB"/>
+        </w:pBdr>
       </w:pPr>
       <w:r>
         <w:drawing>
           <wp:inline xmlns:a="http://schemas.openxmlformats.org/drawingml/2006/main" xmlns:pic="http://schemas.openxmlformats.org/drawingml/2006/picture">
-            <wp:extent cx="5029200" cy="5408762"/>
+            <wp:extent cx="4754880" cy="5113739"/>
             <wp:docPr id="3" name="Picture 3"/>
             <wp:cNvGraphicFramePr>
               <a:graphicFrameLocks noChangeAspect="1"/>
@@ -5975,7 +5993,7 @@
                   <pic:spPr>
                     <a:xfrm>
                       <a:off x="0" y="0"/>
-                      <a:ext cx="5029200" cy="5408762"/>
+                      <a:ext cx="4754880" cy="5113739"/>
                     </a:xfrm>
                     <a:prstGeom prst="rect"/>
                   </pic:spPr>
@@ -6020,7 +6038,7 @@
     </w:p>
     <w:p>
       <w:pPr>
-        <w:spacing w:before="160" w:after="40" w:line="400" w:lineRule="exact"/>
+        <w:spacing w:before="200" w:after="60"/>
         <w:ind w:left="360"/>
       </w:pPr>
       <w:r>
@@ -6035,13 +6053,19 @@
     </w:p>
     <w:p>
       <w:pPr>
-        <w:spacing w:before="40" w:after="200" w:line="400" w:lineRule="exact"/>
+        <w:spacing w:before="40" w:after="240"/>
         <w:jc w:val="center"/>
+        <w:pBdr>
+          <w:top w:val="single" w:sz="6" w:space="4" w:color="BBBBBB"/>
+          <w:left w:val="single" w:sz="6" w:space="4" w:color="BBBBBB"/>
+          <w:bottom w:val="single" w:sz="6" w:space="4" w:color="BBBBBB"/>
+          <w:right w:val="single" w:sz="6" w:space="4" w:color="BBBBBB"/>
+        </w:pBdr>
       </w:pPr>
       <w:r>
         <w:drawing>
           <wp:inline xmlns:a="http://schemas.openxmlformats.org/drawingml/2006/main" xmlns:pic="http://schemas.openxmlformats.org/drawingml/2006/picture">
-            <wp:extent cx="5029200" cy="6547449"/>
+            <wp:extent cx="4754880" cy="6190315"/>
             <wp:docPr id="4" name="Picture 4"/>
             <wp:cNvGraphicFramePr>
               <a:graphicFrameLocks noChangeAspect="1"/>
@@ -6062,7 +6086,7 @@
                   <pic:spPr>
                     <a:xfrm>
                       <a:off x="0" y="0"/>
-                      <a:ext cx="5029200" cy="6547449"/>
+                      <a:ext cx="4754880" cy="6190315"/>
                     </a:xfrm>
                     <a:prstGeom prst="rect"/>
                   </pic:spPr>
@@ -6107,7 +6131,7 @@
     </w:p>
     <w:p>
       <w:pPr>
-        <w:spacing w:before="160" w:after="40" w:line="400" w:lineRule="exact"/>
+        <w:spacing w:before="200" w:after="60"/>
         <w:ind w:left="360"/>
       </w:pPr>
       <w:r>
@@ -6122,13 +6146,19 @@
     </w:p>
     <w:p>
       <w:pPr>
-        <w:spacing w:before="40" w:after="200" w:line="400" w:lineRule="exact"/>
+        <w:spacing w:before="40" w:after="240"/>
         <w:jc w:val="center"/>
+        <w:pBdr>
+          <w:top w:val="single" w:sz="6" w:space="4" w:color="BBBBBB"/>
+          <w:left w:val="single" w:sz="6" w:space="4" w:color="BBBBBB"/>
+          <w:bottom w:val="single" w:sz="6" w:space="4" w:color="BBBBBB"/>
+          <w:right w:val="single" w:sz="6" w:space="4" w:color="BBBBBB"/>
+        </w:pBdr>
       </w:pPr>
       <w:r>
         <w:drawing>
           <wp:inline xmlns:a="http://schemas.openxmlformats.org/drawingml/2006/main" xmlns:pic="http://schemas.openxmlformats.org/drawingml/2006/picture">
-            <wp:extent cx="5029200" cy="6642340"/>
+            <wp:extent cx="4754880" cy="6280030"/>
             <wp:docPr id="5" name="Picture 5"/>
             <wp:cNvGraphicFramePr>
               <a:graphicFrameLocks noChangeAspect="1"/>
@@ -6149,7 +6179,7 @@
                   <pic:spPr>
                     <a:xfrm>
                       <a:off x="0" y="0"/>
-                      <a:ext cx="5029200" cy="6642340"/>
+                      <a:ext cx="4754880" cy="6280030"/>
                     </a:xfrm>
                     <a:prstGeom prst="rect"/>
                   </pic:spPr>
@@ -6570,13 +6600,19 @@
     </w:p>
     <w:p>
       <w:pPr>
-        <w:spacing w:before="160" w:after="40" w:line="400" w:lineRule="exact"/>
+        <w:spacing w:before="200" w:after="80"/>
         <w:jc w:val="center"/>
+        <w:pBdr>
+          <w:top w:val="single" w:sz="6" w:space="4" w:color="BBBBBB"/>
+          <w:left w:val="single" w:sz="6" w:space="4" w:color="BBBBBB"/>
+          <w:bottom w:val="single" w:sz="6" w:space="4" w:color="BBBBBB"/>
+          <w:right w:val="single" w:sz="6" w:space="4" w:color="BBBBBB"/>
+        </w:pBdr>
       </w:pPr>
       <w:r>
         <w:drawing>
           <wp:inline xmlns:a="http://schemas.openxmlformats.org/drawingml/2006/main" xmlns:pic="http://schemas.openxmlformats.org/drawingml/2006/picture">
-            <wp:extent cx="5303520" cy="4474845"/>
+            <wp:extent cx="5029200" cy="4243388"/>
             <wp:docPr id="6" name="Picture 6"/>
             <wp:cNvGraphicFramePr>
               <a:graphicFrameLocks noChangeAspect="1"/>
@@ -6597,7 +6633,7 @@
                   <pic:spPr>
                     <a:xfrm>
                       <a:off x="0" y="0"/>
-                      <a:ext cx="5303520" cy="4474845"/>
+                      <a:ext cx="5029200" cy="4243388"/>
                     </a:xfrm>
                     <a:prstGeom prst="rect"/>
                   </pic:spPr>
@@ -6610,7 +6646,7 @@
     </w:p>
     <w:p>
       <w:pPr>
-        <w:spacing w:before="40" w:after="200" w:line="400" w:lineRule="exact"/>
+        <w:spacing w:before="60" w:after="240"/>
         <w:jc w:val="center"/>
       </w:pPr>
       <w:r>
@@ -6618,7 +6654,7 @@
           <w:rFonts w:ascii="Times New Roman" w:hAnsi="Times New Roman"/>
           <w:b w:val="0"/>
           <w:i/>
-          <w:sz w:val="22"/>
+          <w:sz w:val="20"/>
         </w:rPr>
         <w:t>Figure 2. DomainEventGenerator live output panel showing events streaming from Domain Alpha, Bravo, and Charlie at 5 events per second, all ten metadata fields populated including rawPacketBytes (present before guard sanitization)</w:t>
       </w:r>
@@ -6657,13 +6693,19 @@
     </w:p>
     <w:p>
       <w:pPr>
-        <w:spacing w:before="160" w:after="40" w:line="400" w:lineRule="exact"/>
+        <w:spacing w:before="200" w:after="80"/>
         <w:jc w:val="center"/>
+        <w:pBdr>
+          <w:top w:val="single" w:sz="6" w:space="4" w:color="BBBBBB"/>
+          <w:left w:val="single" w:sz="6" w:space="4" w:color="BBBBBB"/>
+          <w:bottom w:val="single" w:sz="6" w:space="4" w:color="BBBBBB"/>
+          <w:right w:val="single" w:sz="6" w:space="4" w:color="BBBBBB"/>
+        </w:pBdr>
       </w:pPr>
       <w:r>
         <w:drawing>
           <wp:inline xmlns:a="http://schemas.openxmlformats.org/drawingml/2006/main" xmlns:pic="http://schemas.openxmlformats.org/drawingml/2006/picture">
-            <wp:extent cx="5303520" cy="3729038"/>
+            <wp:extent cx="5029200" cy="3536156"/>
             <wp:docPr id="7" name="Picture 7"/>
             <wp:cNvGraphicFramePr>
               <a:graphicFrameLocks noChangeAspect="1"/>
@@ -6684,7 +6726,7 @@
                   <pic:spPr>
                     <a:xfrm>
                       <a:off x="0" y="0"/>
-                      <a:ext cx="5303520" cy="3729038"/>
+                      <a:ext cx="5029200" cy="3536156"/>
                     </a:xfrm>
                     <a:prstGeom prst="rect"/>
                   </pic:spPr>
@@ -6697,7 +6739,7 @@
     </w:p>
     <w:p>
       <w:pPr>
-        <w:spacing w:before="40" w:after="200" w:line="400" w:lineRule="exact"/>
+        <w:spacing w:before="60" w:after="240"/>
         <w:jc w:val="center"/>
       </w:pPr>
       <w:r>
@@ -6705,7 +6747,7 @@
           <w:rFonts w:ascii="Times New Roman" w:hAnsi="Times New Roman"/>
           <w:b w:val="0"/>
           <w:i/>
-          <w:sz w:val="22"/>
+          <w:sz w:val="20"/>
         </w:rPr>
         <w:t>Figure 3. CrossDomainGuard boundary sanitization panel showing event detail with rawPacketBytes stripped, 13 remaining fields forwarded, guard counters IN=OUT=STRIP confirming 100% boundary compliance</w:t>
       </w:r>
@@ -6744,13 +6786,19 @@
     </w:p>
     <w:p>
       <w:pPr>
-        <w:spacing w:before="160" w:after="40" w:line="400" w:lineRule="exact"/>
+        <w:spacing w:before="200" w:after="80"/>
         <w:jc w:val="center"/>
+        <w:pBdr>
+          <w:top w:val="single" w:sz="6" w:space="4" w:color="BBBBBB"/>
+          <w:left w:val="single" w:sz="6" w:space="4" w:color="BBBBBB"/>
+          <w:bottom w:val="single" w:sz="6" w:space="4" w:color="BBBBBB"/>
+          <w:right w:val="single" w:sz="6" w:space="4" w:color="BBBBBB"/>
+        </w:pBdr>
       </w:pPr>
       <w:r>
         <w:drawing>
           <wp:inline xmlns:a="http://schemas.openxmlformats.org/drawingml/2006/main" xmlns:pic="http://schemas.openxmlformats.org/drawingml/2006/picture">
-            <wp:extent cx="5303520" cy="3729038"/>
+            <wp:extent cx="5029200" cy="3536156"/>
             <wp:docPr id="8" name="Picture 8"/>
             <wp:cNvGraphicFramePr>
               <a:graphicFrameLocks noChangeAspect="1"/>
@@ -6771,7 +6819,7 @@
                   <pic:spPr>
                     <a:xfrm>
                       <a:off x="0" y="0"/>
-                      <a:ext cx="5303520" cy="3729038"/>
+                      <a:ext cx="5029200" cy="3536156"/>
                     </a:xfrm>
                     <a:prstGeom prst="rect"/>
                   </pic:spPr>
@@ -6784,7 +6832,7 @@
     </w:p>
     <w:p>
       <w:pPr>
-        <w:spacing w:before="40" w:after="200" w:line="400" w:lineRule="exact"/>
+        <w:spacing w:before="60" w:after="240"/>
         <w:jc w:val="center"/>
       </w:pPr>
       <w:r>
@@ -6792,7 +6840,7 @@
           <w:rFonts w:ascii="Times New Roman" w:hAnsi="Times New Roman"/>
           <w:b w:val="0"/>
           <w:i/>
-          <w:sz w:val="22"/>
+          <w:sz w:val="20"/>
         </w:rPr>
         <w:t>Figure 4. CorrelationEngine CORR-00007 alert — coordinated ExfilAttempt detected across Domains Alpha and Bravo, confidence 0.94, shared actor usr_j.harris, temporal delta 2.32 seconds, rule XDOM-EXFIL-007</w:t>
       </w:r>
@@ -6831,13 +6879,19 @@
     </w:p>
     <w:p>
       <w:pPr>
-        <w:spacing w:before="160" w:after="40" w:line="400" w:lineRule="exact"/>
+        <w:spacing w:before="200" w:after="80"/>
         <w:jc w:val="center"/>
+        <w:pBdr>
+          <w:top w:val="single" w:sz="6" w:space="4" w:color="BBBBBB"/>
+          <w:left w:val="single" w:sz="6" w:space="4" w:color="BBBBBB"/>
+          <w:bottom w:val="single" w:sz="6" w:space="4" w:color="BBBBBB"/>
+          <w:right w:val="single" w:sz="6" w:space="4" w:color="BBBBBB"/>
+        </w:pBdr>
       </w:pPr>
       <w:r>
         <w:drawing>
           <wp:inline xmlns:a="http://schemas.openxmlformats.org/drawingml/2006/main" xmlns:pic="http://schemas.openxmlformats.org/drawingml/2006/picture">
-            <wp:extent cx="5303520" cy="4679576"/>
+            <wp:extent cx="5029200" cy="4437529"/>
             <wp:docPr id="9" name="Picture 9"/>
             <wp:cNvGraphicFramePr>
               <a:graphicFrameLocks noChangeAspect="1"/>
@@ -6858,7 +6912,7 @@
                   <pic:spPr>
                     <a:xfrm>
                       <a:off x="0" y="0"/>
-                      <a:ext cx="5303520" cy="4679576"/>
+                      <a:ext cx="5029200" cy="4437529"/>
                     </a:xfrm>
                     <a:prstGeom prst="rect"/>
                   </pic:spPr>
@@ -6871,7 +6925,7 @@
     </w:p>
     <w:p>
       <w:pPr>
-        <w:spacing w:before="40" w:after="200" w:line="400" w:lineRule="exact"/>
+        <w:spacing w:before="60" w:after="240"/>
         <w:jc w:val="center"/>
       </w:pPr>
       <w:r>
@@ -6879,7 +6933,7 @@
           <w:rFonts w:ascii="Times New Roman" w:hAnsi="Times New Roman"/>
           <w:b w:val="0"/>
           <w:i/>
-          <w:sz w:val="22"/>
+          <w:sz w:val="20"/>
         </w:rPr>
         <w:t>Figure 5. TypeScript 5.9 strict-mode compilation summary — 0 errors, 0 warnings, 9 simulator modules checked, 79 total files, all interface contracts satisfied, exit code 0</w:t>
       </w:r>
@@ -6918,13 +6972,19 @@
     </w:p>
     <w:p>
       <w:pPr>
-        <w:spacing w:before="160" w:after="40" w:line="400" w:lineRule="exact"/>
+        <w:spacing w:before="200" w:after="80"/>
         <w:jc w:val="center"/>
+        <w:pBdr>
+          <w:top w:val="single" w:sz="6" w:space="4" w:color="BBBBBB"/>
+          <w:left w:val="single" w:sz="6" w:space="4" w:color="BBBBBB"/>
+          <w:bottom w:val="single" w:sz="6" w:space="4" w:color="BBBBBB"/>
+          <w:right w:val="single" w:sz="6" w:space="4" w:color="BBBBBB"/>
+        </w:pBdr>
       </w:pPr>
       <w:r>
         <w:drawing>
           <wp:inline xmlns:a="http://schemas.openxmlformats.org/drawingml/2006/main" xmlns:pic="http://schemas.openxmlformats.org/drawingml/2006/picture">
-            <wp:extent cx="5303520" cy="3977640"/>
+            <wp:extent cx="5029200" cy="3771900"/>
             <wp:docPr id="10" name="Picture 10"/>
             <wp:cNvGraphicFramePr>
               <a:graphicFrameLocks noChangeAspect="1"/>
@@ -6945,7 +7005,7 @@
                   <pic:spPr>
                     <a:xfrm>
                       <a:off x="0" y="0"/>
-                      <a:ext cx="5303520" cy="3977640"/>
+                      <a:ext cx="5029200" cy="3771900"/>
                     </a:xfrm>
                     <a:prstGeom prst="rect"/>
                   </pic:spPr>
@@ -6958,7 +7018,7 @@
     </w:p>
     <w:p>
       <w:pPr>
-        <w:spacing w:before="40" w:after="200" w:line="400" w:lineRule="exact"/>
+        <w:spacing w:before="60" w:after="240"/>
         <w:jc w:val="center"/>
       </w:pPr>
       <w:r>
@@ -6966,7 +7026,7 @@
           <w:rFonts w:ascii="Times New Roman" w:hAnsi="Times New Roman"/>
           <w:b w:val="0"/>
           <w:i/>
-          <w:sz w:val="22"/>
+          <w:sz w:val="20"/>
         </w:rPr>
         <w:t>Figure 6. Unified six-dashboard live view during active simulation — all six analytical panels updating simultaneously: Threat Overview, Domain Activity Monitor, Network Connection Analysis, User Behavior Analytics, Incident Timeline, and Executive Summary</w:t>
       </w:r>
@@ -7869,13 +7929,19 @@
     </w:p>
     <w:p>
       <w:pPr>
-        <w:spacing w:before="160" w:after="40" w:line="400" w:lineRule="exact"/>
+        <w:spacing w:before="200" w:after="80"/>
         <w:jc w:val="center"/>
+        <w:pBdr>
+          <w:top w:val="single" w:sz="6" w:space="4" w:color="BBBBBB"/>
+          <w:left w:val="single" w:sz="6" w:space="4" w:color="BBBBBB"/>
+          <w:bottom w:val="single" w:sz="6" w:space="4" w:color="BBBBBB"/>
+          <w:right w:val="single" w:sz="6" w:space="4" w:color="BBBBBB"/>
+        </w:pBdr>
       </w:pPr>
       <w:r>
         <w:drawing>
           <wp:inline xmlns:a="http://schemas.openxmlformats.org/drawingml/2006/main" xmlns:pic="http://schemas.openxmlformats.org/drawingml/2006/picture">
-            <wp:extent cx="5303520" cy="4060508"/>
+            <wp:extent cx="5029200" cy="3850481"/>
             <wp:docPr id="11" name="Picture 11"/>
             <wp:cNvGraphicFramePr>
               <a:graphicFrameLocks noChangeAspect="1"/>
@@ -7896,7 +7962,7 @@
                   <pic:spPr>
                     <a:xfrm>
                       <a:off x="0" y="0"/>
-                      <a:ext cx="5303520" cy="4060508"/>
+                      <a:ext cx="5029200" cy="3850481"/>
                     </a:xfrm>
                     <a:prstGeom prst="rect"/>
                   </pic:spPr>
@@ -7909,7 +7975,7 @@
     </w:p>
     <w:p>
       <w:pPr>
-        <w:spacing w:before="40" w:after="200" w:line="400" w:lineRule="exact"/>
+        <w:spacing w:before="60" w:after="240"/>
         <w:jc w:val="center"/>
       </w:pPr>
       <w:r>
@@ -7917,20 +7983,26 @@
           <w:rFonts w:ascii="Times New Roman" w:hAnsi="Times New Roman"/>
           <w:b w:val="0"/>
           <w:i/>
-          <w:sz w:val="22"/>
+          <w:sz w:val="20"/>
         </w:rPr>
         <w:t>Figure 7. HealthMonitor telemetry and CrossDomainGuard counter audit after 60-second run at 5 eps/domain — inCount=900, outCount=900, stripCount=900 — INVARIANT HOLDS, confirming TC-01 pass</w:t>
       </w:r>
     </w:p>
     <w:p>
       <w:pPr>
-        <w:spacing w:before="160" w:after="40" w:line="400" w:lineRule="exact"/>
+        <w:spacing w:before="200" w:after="80"/>
         <w:jc w:val="center"/>
+        <w:pBdr>
+          <w:top w:val="single" w:sz="6" w:space="4" w:color="BBBBBB"/>
+          <w:left w:val="single" w:sz="6" w:space="4" w:color="BBBBBB"/>
+          <w:bottom w:val="single" w:sz="6" w:space="4" w:color="BBBBBB"/>
+          <w:right w:val="single" w:sz="6" w:space="4" w:color="BBBBBB"/>
+        </w:pBdr>
       </w:pPr>
       <w:r>
         <w:drawing>
           <wp:inline xmlns:a="http://schemas.openxmlformats.org/drawingml/2006/main" xmlns:pic="http://schemas.openxmlformats.org/drawingml/2006/picture">
-            <wp:extent cx="5303520" cy="3729038"/>
+            <wp:extent cx="5029200" cy="3536156"/>
             <wp:docPr id="12" name="Picture 12"/>
             <wp:cNvGraphicFramePr>
               <a:graphicFrameLocks noChangeAspect="1"/>
@@ -7951,7 +8023,7 @@
                   <pic:spPr>
                     <a:xfrm>
                       <a:off x="0" y="0"/>
-                      <a:ext cx="5303520" cy="3729038"/>
+                      <a:ext cx="5029200" cy="3536156"/>
                     </a:xfrm>
                     <a:prstGeom prst="rect"/>
                   </pic:spPr>
@@ -7964,7 +8036,7 @@
     </w:p>
     <w:p>
       <w:pPr>
-        <w:spacing w:before="40" w:after="200" w:line="400" w:lineRule="exact"/>
+        <w:spacing w:before="60" w:after="240"/>
         <w:jc w:val="center"/>
       </w:pPr>
       <w:r>
@@ -7972,7 +8044,7 @@
           <w:rFonts w:ascii="Times New Roman" w:hAnsi="Times New Roman"/>
           <w:b w:val="0"/>
           <w:i/>
-          <w:sz w:val="22"/>
+          <w:sz w:val="20"/>
         </w:rPr>
         <w:t>Figure 8. CorrelationEngine validation run — TC-03 result: 12/12 seeded ExfilAttempt cross-domain pairs detected (100% detection rate), 0 same-domain false positives, avg confidence 0.86, threshold 0.75</w:t>
       </w:r>
@@ -9090,13 +9162,19 @@
     <w:p/>
     <w:p>
       <w:pPr>
-        <w:spacing w:before="160" w:after="40" w:line="400" w:lineRule="exact"/>
+        <w:spacing w:before="200" w:after="80"/>
         <w:jc w:val="center"/>
+        <w:pBdr>
+          <w:top w:val="single" w:sz="6" w:space="4" w:color="BBBBBB"/>
+          <w:left w:val="single" w:sz="6" w:space="4" w:color="BBBBBB"/>
+          <w:bottom w:val="single" w:sz="6" w:space="4" w:color="BBBBBB"/>
+          <w:right w:val="single" w:sz="6" w:space="4" w:color="BBBBBB"/>
+        </w:pBdr>
       </w:pPr>
       <w:r>
         <w:drawing>
           <wp:inline xmlns:a="http://schemas.openxmlformats.org/drawingml/2006/main" xmlns:pic="http://schemas.openxmlformats.org/drawingml/2006/picture">
-            <wp:extent cx="5303520" cy="4060508"/>
+            <wp:extent cx="5029200" cy="3850481"/>
             <wp:docPr id="13" name="Picture 13"/>
             <wp:cNvGraphicFramePr>
               <a:graphicFrameLocks noChangeAspect="1"/>
@@ -9117,7 +9195,7 @@
                   <pic:spPr>
                     <a:xfrm>
                       <a:off x="0" y="0"/>
-                      <a:ext cx="5303520" cy="4060508"/>
+                      <a:ext cx="5029200" cy="3850481"/>
                     </a:xfrm>
                     <a:prstGeom prst="rect"/>
                   </pic:spPr>
@@ -9130,7 +9208,7 @@
     </w:p>
     <w:p>
       <w:pPr>
-        <w:spacing w:before="40" w:after="200" w:line="400" w:lineRule="exact"/>
+        <w:spacing w:before="60" w:after="240"/>
         <w:jc w:val="center"/>
       </w:pPr>
       <w:r>
@@ -9138,20 +9216,26 @@
           <w:rFonts w:ascii="Times New Roman" w:hAnsi="Times New Roman"/>
           <w:b w:val="0"/>
           <w:i/>
-          <w:sz w:val="22"/>
+          <w:sz w:val="20"/>
         </w:rPr>
         <w:t>Figure 9. TC-01 extended validation — CrossDomainGuard counter audit confirming IN=OUT=STRIP=900 after 60-second run, ratio 1.000, zero violations, all eight recent audit trail entries shown</w:t>
       </w:r>
     </w:p>
     <w:p>
       <w:pPr>
-        <w:spacing w:before="160" w:after="40" w:line="400" w:lineRule="exact"/>
+        <w:spacing w:before="200" w:after="80"/>
         <w:jc w:val="center"/>
+        <w:pBdr>
+          <w:top w:val="single" w:sz="6" w:space="4" w:color="BBBBBB"/>
+          <w:left w:val="single" w:sz="6" w:space="4" w:color="BBBBBB"/>
+          <w:bottom w:val="single" w:sz="6" w:space="4" w:color="BBBBBB"/>
+          <w:right w:val="single" w:sz="6" w:space="4" w:color="BBBBBB"/>
+        </w:pBdr>
       </w:pPr>
       <w:r>
         <w:drawing>
           <wp:inline xmlns:a="http://schemas.openxmlformats.org/drawingml/2006/main" xmlns:pic="http://schemas.openxmlformats.org/drawingml/2006/picture">
-            <wp:extent cx="5303520" cy="3729038"/>
+            <wp:extent cx="5029200" cy="3536156"/>
             <wp:docPr id="14" name="Picture 14"/>
             <wp:cNvGraphicFramePr>
               <a:graphicFrameLocks noChangeAspect="1"/>
@@ -9172,7 +9256,7 @@
                   <pic:spPr>
                     <a:xfrm>
                       <a:off x="0" y="0"/>
-                      <a:ext cx="5303520" cy="3729038"/>
+                      <a:ext cx="5029200" cy="3536156"/>
                     </a:xfrm>
                     <a:prstGeom prst="rect"/>
                   </pic:spPr>
@@ -9185,7 +9269,7 @@
     </w:p>
     <w:p>
       <w:pPr>
-        <w:spacing w:before="40" w:after="200" w:line="400" w:lineRule="exact"/>
+        <w:spacing w:before="60" w:after="240"/>
         <w:jc w:val="center"/>
       </w:pPr>
       <w:r>
@@ -9193,7 +9277,7 @@
           <w:rFonts w:ascii="Times New Roman" w:hAnsi="Times New Roman"/>
           <w:b w:val="0"/>
           <w:i/>
-          <w:sz w:val="22"/>
+          <w:sz w:val="20"/>
         </w:rPr>
         <w:t>Figure 10. CorrelationEngine confidence detail for CORR-00007 — four-factor breakdown: identity +0.40, event type +0.30, subnet overlap +0.20, temporal proximity +0.10, final score 0.94</w:t>
       </w:r>
@@ -9514,7 +9598,7 @@
     <w:p/>
     <w:p>
       <w:pPr>
-        <w:spacing w:before="160" w:after="40" w:line="400" w:lineRule="exact"/>
+        <w:spacing w:before="200" w:after="80"/>
         <w:jc w:val="center"/>
       </w:pPr>
       <w:r>
@@ -9524,12 +9608,12 @@
           <w:i/>
           <w:sz w:val="22"/>
         </w:rPr>
-        <w:t>[Screenshot pending — Figure 11]</w:t>
+        <w:t>[Screenshot not available — Figure 11]</w:t>
       </w:r>
     </w:p>
     <w:p>
       <w:pPr>
-        <w:spacing w:before="40" w:after="200" w:line="400" w:lineRule="exact"/>
+        <w:spacing w:before="60" w:after="240"/>
         <w:jc w:val="center"/>
       </w:pPr>
       <w:r>
@@ -9537,20 +9621,26 @@
           <w:rFonts w:ascii="Times New Roman" w:hAnsi="Times New Roman"/>
           <w:b w:val="0"/>
           <w:i/>
-          <w:sz w:val="22"/>
+          <w:sz w:val="20"/>
         </w:rPr>
         <w:t>Figure 11. GitHub Actions release-desktop workflow — successful Windows build run showing all eight steps completed (checkout, Node.js/pnpm, Rust toolchain, dependencies, icons, Vite build, Tauri compile, release publish)</w:t>
       </w:r>
     </w:p>
     <w:p>
       <w:pPr>
-        <w:spacing w:before="160" w:after="40" w:line="400" w:lineRule="exact"/>
+        <w:spacing w:before="200" w:after="80"/>
         <w:jc w:val="center"/>
+        <w:pBdr>
+          <w:top w:val="single" w:sz="6" w:space="4" w:color="BBBBBB"/>
+          <w:left w:val="single" w:sz="6" w:space="4" w:color="BBBBBB"/>
+          <w:bottom w:val="single" w:sz="6" w:space="4" w:color="BBBBBB"/>
+          <w:right w:val="single" w:sz="6" w:space="4" w:color="BBBBBB"/>
+        </w:pBdr>
       </w:pPr>
       <w:r>
         <w:drawing>
           <wp:inline xmlns:a="http://schemas.openxmlformats.org/drawingml/2006/main" xmlns:pic="http://schemas.openxmlformats.org/drawingml/2006/picture">
-            <wp:extent cx="5303520" cy="2983230"/>
+            <wp:extent cx="5029200" cy="2828925"/>
             <wp:docPr id="15" name="Picture 15"/>
             <wp:cNvGraphicFramePr>
               <a:graphicFrameLocks noChangeAspect="1"/>
@@ -9571,7 +9661,7 @@
                   <pic:spPr>
                     <a:xfrm>
                       <a:off x="0" y="0"/>
-                      <a:ext cx="5303520" cy="2983230"/>
+                      <a:ext cx="5029200" cy="2828925"/>
                     </a:xfrm>
                     <a:prstGeom prst="rect"/>
                   </pic:spPr>
@@ -9584,7 +9674,7 @@
     </w:p>
     <w:p>
       <w:pPr>
-        <w:spacing w:before="40" w:after="200" w:line="400" w:lineRule="exact"/>
+        <w:spacing w:before="60" w:after="240"/>
         <w:jc w:val="center"/>
       </w:pPr>
       <w:r>
@@ -9592,20 +9682,26 @@
           <w:rFonts w:ascii="Times New Roman" w:hAnsi="Times New Roman"/>
           <w:b w:val="0"/>
           <w:i/>
-          <w:sz w:val="22"/>
+          <w:sz w:val="20"/>
         </w:rPr>
         <w:t>Figure 12. GitHub Releases page for Unified-Security-View — v1.2.0 Final Release and v1.1.0 Health Monitor Feature releases with annotated release notes visible</w:t>
       </w:r>
     </w:p>
     <w:p>
       <w:pPr>
-        <w:spacing w:before="160" w:after="40" w:line="400" w:lineRule="exact"/>
+        <w:spacing w:before="200" w:after="80"/>
         <w:jc w:val="center"/>
+        <w:pBdr>
+          <w:top w:val="single" w:sz="6" w:space="4" w:color="BBBBBB"/>
+          <w:left w:val="single" w:sz="6" w:space="4" w:color="BBBBBB"/>
+          <w:bottom w:val="single" w:sz="6" w:space="4" w:color="BBBBBB"/>
+          <w:right w:val="single" w:sz="6" w:space="4" w:color="BBBBBB"/>
+        </w:pBdr>
       </w:pPr>
       <w:r>
         <w:drawing>
           <wp:inline xmlns:a="http://schemas.openxmlformats.org/drawingml/2006/main" xmlns:pic="http://schemas.openxmlformats.org/drawingml/2006/picture">
-            <wp:extent cx="5303520" cy="2610326"/>
+            <wp:extent cx="5029200" cy="2475309"/>
             <wp:docPr id="16" name="Picture 16"/>
             <wp:cNvGraphicFramePr>
               <a:graphicFrameLocks noChangeAspect="1"/>
@@ -9626,7 +9722,7 @@
                   <pic:spPr>
                     <a:xfrm>
                       <a:off x="0" y="0"/>
-                      <a:ext cx="5303520" cy="2610326"/>
+                      <a:ext cx="5029200" cy="2475309"/>
                     </a:xfrm>
                     <a:prstGeom prst="rect"/>
                   </pic:spPr>
@@ -9639,7 +9735,7 @@
     </w:p>
     <w:p>
       <w:pPr>
-        <w:spacing w:before="40" w:after="200" w:line="400" w:lineRule="exact"/>
+        <w:spacing w:before="60" w:after="240"/>
         <w:jc w:val="center"/>
       </w:pPr>
       <w:r>
@@ -9647,7 +9743,7 @@
           <w:rFonts w:ascii="Times New Roman" w:hAnsi="Times New Roman"/>
           <w:b w:val="0"/>
           <w:i/>
-          <w:sz w:val="22"/>
+          <w:sz w:val="20"/>
         </w:rPr>
         <w:t>Figure 13. Demo SIEM unified live view during active simulation — CrossDomainGuard boundary layer showing IN=OUT=STRIP invariant, CorrelatedView cross-domain notable events panel, and all three domain streams</w:t>
       </w:r>
@@ -11780,7 +11876,7 @@
     </w:p>
     <w:p>
       <w:pPr>
-        <w:spacing w:before="160" w:after="40" w:line="400" w:lineRule="exact"/>
+        <w:spacing w:before="200" w:after="60"/>
         <w:ind w:left="360"/>
       </w:pPr>
       <w:r>
@@ -11795,13 +11891,19 @@
     </w:p>
     <w:p>
       <w:pPr>
-        <w:spacing w:before="40" w:after="200" w:line="400" w:lineRule="exact"/>
+        <w:spacing w:before="40" w:after="240"/>
         <w:jc w:val="center"/>
+        <w:pBdr>
+          <w:top w:val="single" w:sz="6" w:space="4" w:color="BBBBBB"/>
+          <w:left w:val="single" w:sz="6" w:space="4" w:color="BBBBBB"/>
+          <w:bottom w:val="single" w:sz="6" w:space="4" w:color="BBBBBB"/>
+          <w:right w:val="single" w:sz="6" w:space="4" w:color="BBBBBB"/>
+        </w:pBdr>
       </w:pPr>
       <w:r>
         <w:drawing>
           <wp:inline xmlns:a="http://schemas.openxmlformats.org/drawingml/2006/main" xmlns:pic="http://schemas.openxmlformats.org/drawingml/2006/picture">
-            <wp:extent cx="5029200" cy="5500688"/>
+            <wp:extent cx="4754880" cy="5200650"/>
             <wp:docPr id="17" name="Picture 17"/>
             <wp:cNvGraphicFramePr>
               <a:graphicFrameLocks noChangeAspect="1"/>
@@ -11822,7 +11924,7 @@
                   <pic:spPr>
                     <a:xfrm>
                       <a:off x="0" y="0"/>
-                      <a:ext cx="5029200" cy="5500688"/>
+                      <a:ext cx="4754880" cy="5200650"/>
                     </a:xfrm>
                     <a:prstGeom prst="rect"/>
                   </pic:spPr>

--- a/Unit8_Final_Capstone_Report.docx
+++ b/Unit8_Final_Capstone_Report.docx
@@ -3385,7 +3385,7 @@
       <w:r>
         <w:drawing>
           <wp:inline xmlns:a="http://schemas.openxmlformats.org/drawingml/2006/main" xmlns:pic="http://schemas.openxmlformats.org/drawingml/2006/picture">
-            <wp:extent cx="4754880" cy="6526306"/>
+            <wp:extent cx="2997926" cy="4114800"/>
             <wp:docPr id="2" name="Picture 2"/>
             <wp:cNvGraphicFramePr>
               <a:graphicFrameLocks noChangeAspect="1"/>
@@ -3406,7 +3406,7 @@
                   <pic:spPr>
                     <a:xfrm>
                       <a:off x="0" y="0"/>
-                      <a:ext cx="4754880" cy="6526306"/>
+                      <a:ext cx="2997926" cy="4114800"/>
                     </a:xfrm>
                     <a:prstGeom prst="rect"/>
                   </pic:spPr>
@@ -5972,7 +5972,7 @@
       <w:r>
         <w:drawing>
           <wp:inline xmlns:a="http://schemas.openxmlformats.org/drawingml/2006/main" xmlns:pic="http://schemas.openxmlformats.org/drawingml/2006/picture">
-            <wp:extent cx="4754880" cy="5113739"/>
+            <wp:extent cx="3826042" cy="4114800"/>
             <wp:docPr id="3" name="Picture 3"/>
             <wp:cNvGraphicFramePr>
               <a:graphicFrameLocks noChangeAspect="1"/>
@@ -5993,7 +5993,7 @@
                   <pic:spPr>
                     <a:xfrm>
                       <a:off x="0" y="0"/>
-                      <a:ext cx="4754880" cy="5113739"/>
+                      <a:ext cx="3826042" cy="4114800"/>
                     </a:xfrm>
                     <a:prstGeom prst="rect"/>
                   </pic:spPr>
@@ -6065,7 +6065,7 @@
       <w:r>
         <w:drawing>
           <wp:inline xmlns:a="http://schemas.openxmlformats.org/drawingml/2006/main" xmlns:pic="http://schemas.openxmlformats.org/drawingml/2006/picture">
-            <wp:extent cx="4754880" cy="6190315"/>
+            <wp:extent cx="3160643" cy="4114800"/>
             <wp:docPr id="4" name="Picture 4"/>
             <wp:cNvGraphicFramePr>
               <a:graphicFrameLocks noChangeAspect="1"/>
@@ -6086,7 +6086,7 @@
                   <pic:spPr>
                     <a:xfrm>
                       <a:off x="0" y="0"/>
-                      <a:ext cx="4754880" cy="6190315"/>
+                      <a:ext cx="3160643" cy="4114800"/>
                     </a:xfrm>
                     <a:prstGeom prst="rect"/>
                   </pic:spPr>
@@ -6158,7 +6158,7 @@
       <w:r>
         <w:drawing>
           <wp:inline xmlns:a="http://schemas.openxmlformats.org/drawingml/2006/main" xmlns:pic="http://schemas.openxmlformats.org/drawingml/2006/picture">
-            <wp:extent cx="4754880" cy="6280030"/>
+            <wp:extent cx="3115491" cy="4114800"/>
             <wp:docPr id="5" name="Picture 5"/>
             <wp:cNvGraphicFramePr>
               <a:graphicFrameLocks noChangeAspect="1"/>
@@ -6179,7 +6179,7 @@
                   <pic:spPr>
                     <a:xfrm>
                       <a:off x="0" y="0"/>
-                      <a:ext cx="4754880" cy="6280030"/>
+                      <a:ext cx="3115491" cy="4114800"/>
                     </a:xfrm>
                     <a:prstGeom prst="rect"/>
                   </pic:spPr>
@@ -6299,13 +6299,13 @@
           <w:i w:val="0"/>
           <w:sz w:val="24"/>
         </w:rPr>
-        <w:t>The Tauri configuration specifies a 1400x900 application window and two bundle targets: the NSIS installer (.exe), which bundles the WebView2 runtime for systems where it is not already present, and the MSI package (.msi), which supports enterprise Group Policy deployment. Both targets are produced automatically by the GitHub Actions release workflow on every version tag push.</w:t>
+        <w:t>The Tauri configuration specifies a 1400x900 application window and two bundle targets: the NSIS installer (.exe), which bundles the WebView2 runtime for systems where it is not already present, and the MSI package (.msi), which supports enterprise Group Policy deployment. Both targets are produced automatically by the GitHub Actions release workflow on every version tag push. Code Excerpt 5 below shows the key sections of tauri.conf.json, including the productName, build commands, window dimensions, and bundle targets that drive both the NSIS and MSI outputs.</w:t>
       </w:r>
     </w:p>
     <w:p>
       <w:pPr>
-        <w:spacing w:before="120" w:after="40" w:line="360" w:lineRule="exact"/>
-        <w:ind w:left="720"/>
+        <w:spacing w:before="200" w:after="60"/>
+        <w:ind w:left="360"/>
       </w:pPr>
       <w:r>
         <w:rPr>
@@ -6319,200 +6319,50 @@
     </w:p>
     <w:p>
       <w:pPr>
-        <w:spacing w:before="0" w:after="0" w:line="320" w:lineRule="exact"/>
-        <w:ind w:left="720"/>
+        <w:spacing w:before="40" w:after="240"/>
+        <w:jc w:val="center"/>
+        <w:pBdr>
+          <w:top w:val="single" w:sz="6" w:space="4" w:color="BBBBBB"/>
+          <w:left w:val="single" w:sz="6" w:space="4" w:color="BBBBBB"/>
+          <w:bottom w:val="single" w:sz="6" w:space="4" w:color="BBBBBB"/>
+          <w:right w:val="single" w:sz="6" w:space="4" w:color="BBBBBB"/>
+        </w:pBdr>
       </w:pPr>
       <w:r>
-        <w:rPr>
-          <w:rFonts w:ascii="Courier New" w:hAnsi="Courier New"/>
-          <w:sz w:val="20"/>
-        </w:rPr>
-        <w:t>{</w:t>
+        <w:drawing>
+          <wp:inline xmlns:a="http://schemas.openxmlformats.org/drawingml/2006/main" xmlns:pic="http://schemas.openxmlformats.org/drawingml/2006/picture">
+            <wp:extent cx="4937760" cy="3804962"/>
+            <wp:docPr id="6" name="Picture 6"/>
+            <wp:cNvGraphicFramePr>
+              <a:graphicFrameLocks noChangeAspect="1"/>
+            </wp:cNvGraphicFramePr>
+            <a:graphic>
+              <a:graphicData uri="http://schemas.openxmlformats.org/drawingml/2006/picture">
+                <pic:pic>
+                  <pic:nvPicPr>
+                    <pic:cNvPr id="0" name="CodeExcerpt5_TauriConf_rendered.png"/>
+                    <pic:cNvPicPr/>
+                  </pic:nvPicPr>
+                  <pic:blipFill>
+                    <a:blip r:embed="rId14"/>
+                    <a:stretch>
+                      <a:fillRect/>
+                    </a:stretch>
+                  </pic:blipFill>
+                  <pic:spPr>
+                    <a:xfrm>
+                      <a:off x="0" y="0"/>
+                      <a:ext cx="4937760" cy="3804962"/>
+                    </a:xfrm>
+                    <a:prstGeom prst="rect"/>
+                  </pic:spPr>
+                </pic:pic>
+              </a:graphicData>
+            </a:graphic>
+          </wp:inline>
+        </w:drawing>
       </w:r>
     </w:p>
-    <w:p>
-      <w:pPr>
-        <w:spacing w:before="0" w:after="0" w:line="320" w:lineRule="exact"/>
-        <w:ind w:left="720"/>
-      </w:pPr>
-      <w:r>
-        <w:rPr>
-          <w:rFonts w:ascii="Courier New" w:hAnsi="Courier New"/>
-          <w:sz w:val="20"/>
-        </w:rPr>
-        <w:t xml:space="preserve">  "productName": "Demo SIEM",</w:t>
-      </w:r>
-    </w:p>
-    <w:p>
-      <w:pPr>
-        <w:spacing w:before="0" w:after="0" w:line="320" w:lineRule="exact"/>
-        <w:ind w:left="720"/>
-      </w:pPr>
-      <w:r>
-        <w:rPr>
-          <w:rFonts w:ascii="Courier New" w:hAnsi="Courier New"/>
-          <w:sz w:val="20"/>
-        </w:rPr>
-        <w:t xml:space="preserve">  "version": "1.2.0",</w:t>
-      </w:r>
-    </w:p>
-    <w:p>
-      <w:pPr>
-        <w:spacing w:before="0" w:after="0" w:line="320" w:lineRule="exact"/>
-        <w:ind w:left="720"/>
-      </w:pPr>
-      <w:r>
-        <w:rPr>
-          <w:rFonts w:ascii="Courier New" w:hAnsi="Courier New"/>
-          <w:sz w:val="20"/>
-        </w:rPr>
-        <w:t xml:space="preserve">  "build": {</w:t>
-      </w:r>
-    </w:p>
-    <w:p>
-      <w:pPr>
-        <w:spacing w:before="0" w:after="0" w:line="320" w:lineRule="exact"/>
-        <w:ind w:left="720"/>
-      </w:pPr>
-      <w:r>
-        <w:rPr>
-          <w:rFonts w:ascii="Courier New" w:hAnsi="Courier New"/>
-          <w:sz w:val="20"/>
-        </w:rPr>
-        <w:t xml:space="preserve">    "beforeBuildCommand": "pnpm run build:tauri",</w:t>
-      </w:r>
-    </w:p>
-    <w:p>
-      <w:pPr>
-        <w:spacing w:before="0" w:after="0" w:line="320" w:lineRule="exact"/>
-        <w:ind w:left="720"/>
-      </w:pPr>
-      <w:r>
-        <w:rPr>
-          <w:rFonts w:ascii="Courier New" w:hAnsi="Courier New"/>
-          <w:sz w:val="20"/>
-        </w:rPr>
-        <w:t xml:space="preserve">    "frontendDist": "../dist"</w:t>
-      </w:r>
-    </w:p>
-    <w:p>
-      <w:pPr>
-        <w:spacing w:before="0" w:after="0" w:line="320" w:lineRule="exact"/>
-        <w:ind w:left="720"/>
-      </w:pPr>
-      <w:r>
-        <w:rPr>
-          <w:rFonts w:ascii="Courier New" w:hAnsi="Courier New"/>
-          <w:sz w:val="20"/>
-        </w:rPr>
-        <w:t xml:space="preserve">  },</w:t>
-      </w:r>
-    </w:p>
-    <w:p>
-      <w:pPr>
-        <w:spacing w:before="0" w:after="0" w:line="320" w:lineRule="exact"/>
-        <w:ind w:left="720"/>
-      </w:pPr>
-      <w:r>
-        <w:rPr>
-          <w:rFonts w:ascii="Courier New" w:hAnsi="Courier New"/>
-          <w:sz w:val="20"/>
-        </w:rPr>
-        <w:t xml:space="preserve">  "app": {</w:t>
-      </w:r>
-    </w:p>
-    <w:p>
-      <w:pPr>
-        <w:spacing w:before="0" w:after="0" w:line="320" w:lineRule="exact"/>
-        <w:ind w:left="720"/>
-      </w:pPr>
-      <w:r>
-        <w:rPr>
-          <w:rFonts w:ascii="Courier New" w:hAnsi="Courier New"/>
-          <w:sz w:val="20"/>
-        </w:rPr>
-        <w:t xml:space="preserve">    "windows": [{ "title": "Demo SIEM", "width": 1400, "height": 900 }]</w:t>
-      </w:r>
-    </w:p>
-    <w:p>
-      <w:pPr>
-        <w:spacing w:before="0" w:after="0" w:line="320" w:lineRule="exact"/>
-        <w:ind w:left="720"/>
-      </w:pPr>
-      <w:r>
-        <w:rPr>
-          <w:rFonts w:ascii="Courier New" w:hAnsi="Courier New"/>
-          <w:sz w:val="20"/>
-        </w:rPr>
-        <w:t xml:space="preserve">  },</w:t>
-      </w:r>
-    </w:p>
-    <w:p>
-      <w:pPr>
-        <w:spacing w:before="0" w:after="0" w:line="320" w:lineRule="exact"/>
-        <w:ind w:left="720"/>
-      </w:pPr>
-      <w:r>
-        <w:rPr>
-          <w:rFonts w:ascii="Courier New" w:hAnsi="Courier New"/>
-          <w:sz w:val="20"/>
-        </w:rPr>
-        <w:t xml:space="preserve">  "bundle": {</w:t>
-      </w:r>
-    </w:p>
-    <w:p>
-      <w:pPr>
-        <w:spacing w:before="0" w:after="0" w:line="320" w:lineRule="exact"/>
-        <w:ind w:left="720"/>
-      </w:pPr>
-      <w:r>
-        <w:rPr>
-          <w:rFonts w:ascii="Courier New" w:hAnsi="Courier New"/>
-          <w:sz w:val="20"/>
-        </w:rPr>
-        <w:t xml:space="preserve">    "targets": ["nsis", "msi"],</w:t>
-      </w:r>
-    </w:p>
-    <w:p>
-      <w:pPr>
-        <w:spacing w:before="0" w:after="0" w:line="320" w:lineRule="exact"/>
-        <w:ind w:left="720"/>
-      </w:pPr>
-      <w:r>
-        <w:rPr>
-          <w:rFonts w:ascii="Courier New" w:hAnsi="Courier New"/>
-          <w:sz w:val="20"/>
-        </w:rPr>
-        <w:t xml:space="preserve">    "icon": ["icons/32x32.png","icons/128x128.png","icons/icon.ico"]</w:t>
-      </w:r>
-    </w:p>
-    <w:p>
-      <w:pPr>
-        <w:spacing w:before="0" w:after="0" w:line="320" w:lineRule="exact"/>
-        <w:ind w:left="720"/>
-      </w:pPr>
-      <w:r>
-        <w:rPr>
-          <w:rFonts w:ascii="Courier New" w:hAnsi="Courier New"/>
-          <w:sz w:val="20"/>
-        </w:rPr>
-        <w:t xml:space="preserve">  }</w:t>
-      </w:r>
-    </w:p>
-    <w:p>
-      <w:pPr>
-        <w:spacing w:before="0" w:after="0" w:line="320" w:lineRule="exact"/>
-        <w:ind w:left="720"/>
-      </w:pPr>
-      <w:r>
-        <w:rPr>
-          <w:rFonts w:ascii="Courier New" w:hAnsi="Courier New"/>
-          <w:sz w:val="20"/>
-        </w:rPr>
-        <w:t>}</w:t>
-      </w:r>
-    </w:p>
-    <w:p/>
     <w:p>
       <w:r>
         <w:br w:type="page"/>
@@ -6613,7 +6463,7 @@
         <w:drawing>
           <wp:inline xmlns:a="http://schemas.openxmlformats.org/drawingml/2006/main" xmlns:pic="http://schemas.openxmlformats.org/drawingml/2006/picture">
             <wp:extent cx="5029200" cy="4243388"/>
-            <wp:docPr id="6" name="Picture 6"/>
+            <wp:docPr id="7" name="Picture 7"/>
             <wp:cNvGraphicFramePr>
               <a:graphicFrameLocks noChangeAspect="1"/>
             </wp:cNvGraphicFramePr>
@@ -6625,7 +6475,7 @@
                     <pic:cNvPicPr/>
                   </pic:nvPicPr>
                   <pic:blipFill>
-                    <a:blip r:embed="rId14"/>
+                    <a:blip r:embed="rId15"/>
                     <a:stretch>
                       <a:fillRect/>
                     </a:stretch>
@@ -6706,7 +6556,7 @@
         <w:drawing>
           <wp:inline xmlns:a="http://schemas.openxmlformats.org/drawingml/2006/main" xmlns:pic="http://schemas.openxmlformats.org/drawingml/2006/picture">
             <wp:extent cx="5029200" cy="3536156"/>
-            <wp:docPr id="7" name="Picture 7"/>
+            <wp:docPr id="8" name="Picture 8"/>
             <wp:cNvGraphicFramePr>
               <a:graphicFrameLocks noChangeAspect="1"/>
             </wp:cNvGraphicFramePr>
@@ -6715,99 +6565,6 @@
                 <pic:pic>
                   <pic:nvPicPr>
                     <pic:cNvPr id="0" name="Figure2_CrossDomainGuard_output.jpg"/>
-                    <pic:cNvPicPr/>
-                  </pic:nvPicPr>
-                  <pic:blipFill>
-                    <a:blip r:embed="rId15"/>
-                    <a:stretch>
-                      <a:fillRect/>
-                    </a:stretch>
-                  </pic:blipFill>
-                  <pic:spPr>
-                    <a:xfrm>
-                      <a:off x="0" y="0"/>
-                      <a:ext cx="5029200" cy="3536156"/>
-                    </a:xfrm>
-                    <a:prstGeom prst="rect"/>
-                  </pic:spPr>
-                </pic:pic>
-              </a:graphicData>
-            </a:graphic>
-          </wp:inline>
-        </w:drawing>
-      </w:r>
-    </w:p>
-    <w:p>
-      <w:pPr>
-        <w:spacing w:before="60" w:after="240"/>
-        <w:jc w:val="center"/>
-      </w:pPr>
-      <w:r>
-        <w:rPr>
-          <w:rFonts w:ascii="Times New Roman" w:hAnsi="Times New Roman"/>
-          <w:b w:val="0"/>
-          <w:i/>
-          <w:sz w:val="20"/>
-        </w:rPr>
-        <w:t>Figure 3. CrossDomainGuard boundary sanitization panel showing event detail with rawPacketBytes stripped, 13 remaining fields forwarded, guard counters IN=OUT=STRIP confirming 100% boundary compliance</w:t>
-      </w:r>
-    </w:p>
-    <w:p>
-      <w:pPr>
-        <w:keepNext/>
-        <w:spacing w:before="240" w:after="120" w:line="480" w:lineRule="exact"/>
-        <w:jc w:val="left"/>
-      </w:pPr>
-      <w:r>
-        <w:rPr>
-          <w:rFonts w:ascii="Times New Roman" w:hAnsi="Times New Roman"/>
-          <w:b/>
-          <w:i w:val="0"/>
-          <w:sz w:val="24"/>
-        </w:rPr>
-        <w:t>4.1.3 CorrelationEngine</w:t>
-      </w:r>
-    </w:p>
-    <w:p>
-      <w:pPr>
-        <w:spacing w:before="0" w:after="120" w:line="480" w:lineRule="exact"/>
-        <w:ind w:firstLine="720"/>
-        <w:jc w:val="left"/>
-      </w:pPr>
-      <w:r>
-        <w:rPr>
-          <w:rFonts w:ascii="Times New Roman" w:hAnsi="Times New Roman"/>
-          <w:b w:val="0"/>
-          <w:i w:val="0"/>
-          <w:sz w:val="24"/>
-        </w:rPr>
-        <w:t>The CorrelationEngine was validated against structured seeded cross-domain event pairs. Twelve ExfilAttempt event pairs were introduced across Domains Alpha and Bravo within configured temporal windows. The engine detected all 12 pairs with confidence scores ranging from 0.82 to 0.95. Eight PrivilegeEsc pairs were introduced across Domains Alpha and Charlie; all 8 were detected with scores from 0.78 to 0.88. The same-domain false positive rate was confirmed at 0%. Figure 4 shows a live correlation alert with full shared indicator breakdown and temporal analysis.</w:t>
-      </w:r>
-    </w:p>
-    <w:p>
-      <w:pPr>
-        <w:spacing w:before="200" w:after="80"/>
-        <w:jc w:val="center"/>
-        <w:pBdr>
-          <w:top w:val="single" w:sz="6" w:space="4" w:color="BBBBBB"/>
-          <w:left w:val="single" w:sz="6" w:space="4" w:color="BBBBBB"/>
-          <w:bottom w:val="single" w:sz="6" w:space="4" w:color="BBBBBB"/>
-          <w:right w:val="single" w:sz="6" w:space="4" w:color="BBBBBB"/>
-        </w:pBdr>
-      </w:pPr>
-      <w:r>
-        <w:drawing>
-          <wp:inline xmlns:a="http://schemas.openxmlformats.org/drawingml/2006/main" xmlns:pic="http://schemas.openxmlformats.org/drawingml/2006/picture">
-            <wp:extent cx="5029200" cy="3536156"/>
-            <wp:docPr id="8" name="Picture 8"/>
-            <wp:cNvGraphicFramePr>
-              <a:graphicFrameLocks noChangeAspect="1"/>
-            </wp:cNvGraphicFramePr>
-            <a:graphic>
-              <a:graphicData uri="http://schemas.openxmlformats.org/drawingml/2006/picture">
-                <pic:pic>
-                  <pic:nvPicPr>
-                    <pic:cNvPr id="0" name="Figure3_CorrelationEngine_alert.jpg"/>
                     <pic:cNvPicPr/>
                   </pic:nvPicPr>
                   <pic:blipFill>
@@ -6842,6 +6599,99 @@
           <w:i/>
           <w:sz w:val="20"/>
         </w:rPr>
+        <w:t>Figure 3. CrossDomainGuard boundary sanitization panel showing event detail with rawPacketBytes stripped, 13 remaining fields forwarded, guard counters IN=OUT=STRIP confirming 100% boundary compliance</w:t>
+      </w:r>
+    </w:p>
+    <w:p>
+      <w:pPr>
+        <w:keepNext/>
+        <w:spacing w:before="240" w:after="120" w:line="480" w:lineRule="exact"/>
+        <w:jc w:val="left"/>
+      </w:pPr>
+      <w:r>
+        <w:rPr>
+          <w:rFonts w:ascii="Times New Roman" w:hAnsi="Times New Roman"/>
+          <w:b/>
+          <w:i w:val="0"/>
+          <w:sz w:val="24"/>
+        </w:rPr>
+        <w:t>4.1.3 CorrelationEngine</w:t>
+      </w:r>
+    </w:p>
+    <w:p>
+      <w:pPr>
+        <w:spacing w:before="0" w:after="120" w:line="480" w:lineRule="exact"/>
+        <w:ind w:firstLine="720"/>
+        <w:jc w:val="left"/>
+      </w:pPr>
+      <w:r>
+        <w:rPr>
+          <w:rFonts w:ascii="Times New Roman" w:hAnsi="Times New Roman"/>
+          <w:b w:val="0"/>
+          <w:i w:val="0"/>
+          <w:sz w:val="24"/>
+        </w:rPr>
+        <w:t>The CorrelationEngine was validated against structured seeded cross-domain event pairs. Twelve ExfilAttempt event pairs were introduced across Domains Alpha and Bravo within configured temporal windows. The engine detected all 12 pairs with confidence scores ranging from 0.82 to 0.95. Eight PrivilegeEsc pairs were introduced across Domains Alpha and Charlie; all 8 were detected with scores from 0.78 to 0.88. The same-domain false positive rate was confirmed at 0%. Figure 4 shows a live correlation alert with full shared indicator breakdown and temporal analysis.</w:t>
+      </w:r>
+    </w:p>
+    <w:p>
+      <w:pPr>
+        <w:spacing w:before="200" w:after="80"/>
+        <w:jc w:val="center"/>
+        <w:pBdr>
+          <w:top w:val="single" w:sz="6" w:space="4" w:color="BBBBBB"/>
+          <w:left w:val="single" w:sz="6" w:space="4" w:color="BBBBBB"/>
+          <w:bottom w:val="single" w:sz="6" w:space="4" w:color="BBBBBB"/>
+          <w:right w:val="single" w:sz="6" w:space="4" w:color="BBBBBB"/>
+        </w:pBdr>
+      </w:pPr>
+      <w:r>
+        <w:drawing>
+          <wp:inline xmlns:a="http://schemas.openxmlformats.org/drawingml/2006/main" xmlns:pic="http://schemas.openxmlformats.org/drawingml/2006/picture">
+            <wp:extent cx="5029200" cy="3536156"/>
+            <wp:docPr id="9" name="Picture 9"/>
+            <wp:cNvGraphicFramePr>
+              <a:graphicFrameLocks noChangeAspect="1"/>
+            </wp:cNvGraphicFramePr>
+            <a:graphic>
+              <a:graphicData uri="http://schemas.openxmlformats.org/drawingml/2006/picture">
+                <pic:pic>
+                  <pic:nvPicPr>
+                    <pic:cNvPr id="0" name="Figure3_CorrelationEngine_alert.jpg"/>
+                    <pic:cNvPicPr/>
+                  </pic:nvPicPr>
+                  <pic:blipFill>
+                    <a:blip r:embed="rId17"/>
+                    <a:stretch>
+                      <a:fillRect/>
+                    </a:stretch>
+                  </pic:blipFill>
+                  <pic:spPr>
+                    <a:xfrm>
+                      <a:off x="0" y="0"/>
+                      <a:ext cx="5029200" cy="3536156"/>
+                    </a:xfrm>
+                    <a:prstGeom prst="rect"/>
+                  </pic:spPr>
+                </pic:pic>
+              </a:graphicData>
+            </a:graphic>
+          </wp:inline>
+        </w:drawing>
+      </w:r>
+    </w:p>
+    <w:p>
+      <w:pPr>
+        <w:spacing w:before="60" w:after="240"/>
+        <w:jc w:val="center"/>
+      </w:pPr>
+      <w:r>
+        <w:rPr>
+          <w:rFonts w:ascii="Times New Roman" w:hAnsi="Times New Roman"/>
+          <w:b w:val="0"/>
+          <w:i/>
+          <w:sz w:val="20"/>
+        </w:rPr>
         <w:t>Figure 4. CorrelationEngine CORR-00007 alert — coordinated ExfilAttempt detected across Domains Alpha and Bravo, confidence 0.94, shared actor usr_j.harris, temporal delta 2.32 seconds, rule XDOM-EXFIL-007</w:t>
       </w:r>
     </w:p>
@@ -6892,7 +6742,7 @@
         <w:drawing>
           <wp:inline xmlns:a="http://schemas.openxmlformats.org/drawingml/2006/main" xmlns:pic="http://schemas.openxmlformats.org/drawingml/2006/picture">
             <wp:extent cx="5029200" cy="4437529"/>
-            <wp:docPr id="9" name="Picture 9"/>
+            <wp:docPr id="10" name="Picture 10"/>
             <wp:cNvGraphicFramePr>
               <a:graphicFrameLocks noChangeAspect="1"/>
             </wp:cNvGraphicFramePr>
@@ -6904,7 +6754,7 @@
                     <pic:cNvPicPr/>
                   </pic:nvPicPr>
                   <pic:blipFill>
-                    <a:blip r:embed="rId17"/>
+                    <a:blip r:embed="rId18"/>
                     <a:stretch>
                       <a:fillRect/>
                     </a:stretch>
@@ -6985,7 +6835,7 @@
         <w:drawing>
           <wp:inline xmlns:a="http://schemas.openxmlformats.org/drawingml/2006/main" xmlns:pic="http://schemas.openxmlformats.org/drawingml/2006/picture">
             <wp:extent cx="5029200" cy="3771900"/>
-            <wp:docPr id="10" name="Picture 10"/>
+            <wp:docPr id="11" name="Picture 11"/>
             <wp:cNvGraphicFramePr>
               <a:graphicFrameLocks noChangeAspect="1"/>
             </wp:cNvGraphicFramePr>
@@ -6997,7 +6847,7 @@
                     <pic:cNvPicPr/>
                   </pic:nvPicPr>
                   <pic:blipFill>
-                    <a:blip r:embed="rId18"/>
+                    <a:blip r:embed="rId19"/>
                     <a:stretch>
                       <a:fillRect/>
                     </a:stretch>
@@ -7942,7 +7792,7 @@
         <w:drawing>
           <wp:inline xmlns:a="http://schemas.openxmlformats.org/drawingml/2006/main" xmlns:pic="http://schemas.openxmlformats.org/drawingml/2006/picture">
             <wp:extent cx="5029200" cy="3850481"/>
-            <wp:docPr id="11" name="Picture 11"/>
+            <wp:docPr id="12" name="Picture 12"/>
             <wp:cNvGraphicFramePr>
               <a:graphicFrameLocks noChangeAspect="1"/>
             </wp:cNvGraphicFramePr>
@@ -7954,7 +7804,7 @@
                     <pic:cNvPicPr/>
                   </pic:nvPicPr>
                   <pic:blipFill>
-                    <a:blip r:embed="rId19"/>
+                    <a:blip r:embed="rId20"/>
                     <a:stretch>
                       <a:fillRect/>
                     </a:stretch>
@@ -8003,7 +7853,7 @@
         <w:drawing>
           <wp:inline xmlns:a="http://schemas.openxmlformats.org/drawingml/2006/main" xmlns:pic="http://schemas.openxmlformats.org/drawingml/2006/picture">
             <wp:extent cx="5029200" cy="3536156"/>
-            <wp:docPr id="12" name="Picture 12"/>
+            <wp:docPr id="13" name="Picture 13"/>
             <wp:cNvGraphicFramePr>
               <a:graphicFrameLocks noChangeAspect="1"/>
             </wp:cNvGraphicFramePr>
@@ -8015,7 +7865,7 @@
                     <pic:cNvPicPr/>
                   </pic:nvPicPr>
                   <pic:blipFill>
-                    <a:blip r:embed="rId20"/>
+                    <a:blip r:embed="rId21"/>
                     <a:stretch>
                       <a:fillRect/>
                     </a:stretch>
@@ -9175,7 +9025,7 @@
         <w:drawing>
           <wp:inline xmlns:a="http://schemas.openxmlformats.org/drawingml/2006/main" xmlns:pic="http://schemas.openxmlformats.org/drawingml/2006/picture">
             <wp:extent cx="5029200" cy="3850481"/>
-            <wp:docPr id="13" name="Picture 13"/>
+            <wp:docPr id="14" name="Picture 14"/>
             <wp:cNvGraphicFramePr>
               <a:graphicFrameLocks noChangeAspect="1"/>
             </wp:cNvGraphicFramePr>
@@ -9187,7 +9037,7 @@
                     <pic:cNvPicPr/>
                   </pic:nvPicPr>
                   <pic:blipFill>
-                    <a:blip r:embed="rId19"/>
+                    <a:blip r:embed="rId20"/>
                     <a:stretch>
                       <a:fillRect/>
                     </a:stretch>
@@ -9236,7 +9086,7 @@
         <w:drawing>
           <wp:inline xmlns:a="http://schemas.openxmlformats.org/drawingml/2006/main" xmlns:pic="http://schemas.openxmlformats.org/drawingml/2006/picture">
             <wp:extent cx="5029200" cy="3536156"/>
-            <wp:docPr id="14" name="Picture 14"/>
+            <wp:docPr id="15" name="Picture 15"/>
             <wp:cNvGraphicFramePr>
               <a:graphicFrameLocks noChangeAspect="1"/>
             </wp:cNvGraphicFramePr>
@@ -9248,7 +9098,7 @@
                     <pic:cNvPicPr/>
                   </pic:nvPicPr>
                   <pic:blipFill>
-                    <a:blip r:embed="rId16"/>
+                    <a:blip r:embed="rId17"/>
                     <a:stretch>
                       <a:fillRect/>
                     </a:stretch>
@@ -9641,7 +9491,7 @@
         <w:drawing>
           <wp:inline xmlns:a="http://schemas.openxmlformats.org/drawingml/2006/main" xmlns:pic="http://schemas.openxmlformats.org/drawingml/2006/picture">
             <wp:extent cx="5029200" cy="2828925"/>
-            <wp:docPr id="15" name="Picture 15"/>
+            <wp:docPr id="16" name="Picture 16"/>
             <wp:cNvGraphicFramePr>
               <a:graphicFrameLocks noChangeAspect="1"/>
             </wp:cNvGraphicFramePr>
@@ -9653,7 +9503,7 @@
                     <pic:cNvPicPr/>
                   </pic:nvPicPr>
                   <pic:blipFill>
-                    <a:blip r:embed="rId21"/>
+                    <a:blip r:embed="rId22"/>
                     <a:stretch>
                       <a:fillRect/>
                     </a:stretch>
@@ -9702,7 +9552,7 @@
         <w:drawing>
           <wp:inline xmlns:a="http://schemas.openxmlformats.org/drawingml/2006/main" xmlns:pic="http://schemas.openxmlformats.org/drawingml/2006/picture">
             <wp:extent cx="5029200" cy="2475309"/>
-            <wp:docPr id="16" name="Picture 16"/>
+            <wp:docPr id="17" name="Picture 17"/>
             <wp:cNvGraphicFramePr>
               <a:graphicFrameLocks noChangeAspect="1"/>
             </wp:cNvGraphicFramePr>
@@ -9714,7 +9564,7 @@
                     <pic:cNvPicPr/>
                   </pic:nvPicPr>
                   <pic:blipFill>
-                    <a:blip r:embed="rId22"/>
+                    <a:blip r:embed="rId23"/>
                     <a:stretch>
                       <a:fillRect/>
                     </a:stretch>
@@ -11903,8 +11753,8 @@
       <w:r>
         <w:drawing>
           <wp:inline xmlns:a="http://schemas.openxmlformats.org/drawingml/2006/main" xmlns:pic="http://schemas.openxmlformats.org/drawingml/2006/picture">
-            <wp:extent cx="4754880" cy="5200650"/>
-            <wp:docPr id="17" name="Picture 17"/>
+            <wp:extent cx="3762103" cy="4114800"/>
+            <wp:docPr id="18" name="Picture 18"/>
             <wp:cNvGraphicFramePr>
               <a:graphicFrameLocks noChangeAspect="1"/>
             </wp:cNvGraphicFramePr>
@@ -11916,7 +11766,7 @@
                     <pic:cNvPicPr/>
                   </pic:nvPicPr>
                   <pic:blipFill>
-                    <a:blip r:embed="rId23"/>
+                    <a:blip r:embed="rId24"/>
                     <a:stretch>
                       <a:fillRect/>
                     </a:stretch>
@@ -11924,7 +11774,7 @@
                   <pic:spPr>
                     <a:xfrm>
                       <a:off x="0" y="0"/>
-                      <a:ext cx="4754880" cy="5200650"/>
+                      <a:ext cx="3762103" cy="4114800"/>
                     </a:xfrm>
                     <a:prstGeom prst="rect"/>
                   </pic:spPr>

--- a/Unit8_Final_Capstone_Report.docx
+++ b/Unit8_Final_Capstone_Report.docx
@@ -9450,15 +9450,46 @@
       <w:pPr>
         <w:spacing w:before="200" w:after="80"/>
         <w:jc w:val="center"/>
+        <w:pBdr>
+          <w:top w:val="single" w:sz="6" w:space="4" w:color="BBBBBB"/>
+          <w:left w:val="single" w:sz="6" w:space="4" w:color="BBBBBB"/>
+          <w:bottom w:val="single" w:sz="6" w:space="4" w:color="BBBBBB"/>
+          <w:right w:val="single" w:sz="6" w:space="4" w:color="BBBBBB"/>
+        </w:pBdr>
       </w:pPr>
       <w:r>
-        <w:rPr>
-          <w:rFonts w:ascii="Times New Roman" w:hAnsi="Times New Roman"/>
-          <w:b w:val="0"/>
-          <w:i/>
-          <w:sz w:val="22"/>
-        </w:rPr>
-        <w:t>[Screenshot not available — Figure 11]</w:t>
+        <w:drawing>
+          <wp:inline xmlns:a="http://schemas.openxmlformats.org/drawingml/2006/main" xmlns:pic="http://schemas.openxmlformats.org/drawingml/2006/picture">
+            <wp:extent cx="5029200" cy="3591163"/>
+            <wp:docPr id="16" name="Picture 16"/>
+            <wp:cNvGraphicFramePr>
+              <a:graphicFrameLocks noChangeAspect="1"/>
+            </wp:cNvGraphicFramePr>
+            <a:graphic>
+              <a:graphicData uri="http://schemas.openxmlformats.org/drawingml/2006/picture">
+                <pic:pic>
+                  <pic:nvPicPr>
+                    <pic:cNvPr id="0" name="Figure11_GitHubActions_workflow_run.png"/>
+                    <pic:cNvPicPr/>
+                  </pic:nvPicPr>
+                  <pic:blipFill>
+                    <a:blip r:embed="rId22"/>
+                    <a:stretch>
+                      <a:fillRect/>
+                    </a:stretch>
+                  </pic:blipFill>
+                  <pic:spPr>
+                    <a:xfrm>
+                      <a:off x="0" y="0"/>
+                      <a:ext cx="5029200" cy="3591163"/>
+                    </a:xfrm>
+                    <a:prstGeom prst="rect"/>
+                  </pic:spPr>
+                </pic:pic>
+              </a:graphicData>
+            </a:graphic>
+          </wp:inline>
+        </w:drawing>
       </w:r>
     </w:p>
     <w:p>
@@ -9491,7 +9522,7 @@
         <w:drawing>
           <wp:inline xmlns:a="http://schemas.openxmlformats.org/drawingml/2006/main" xmlns:pic="http://schemas.openxmlformats.org/drawingml/2006/picture">
             <wp:extent cx="5029200" cy="2828925"/>
-            <wp:docPr id="16" name="Picture 16"/>
+            <wp:docPr id="17" name="Picture 17"/>
             <wp:cNvGraphicFramePr>
               <a:graphicFrameLocks noChangeAspect="1"/>
             </wp:cNvGraphicFramePr>
@@ -9503,7 +9534,7 @@
                     <pic:cNvPicPr/>
                   </pic:nvPicPr>
                   <pic:blipFill>
-                    <a:blip r:embed="rId22"/>
+                    <a:blip r:embed="rId23"/>
                     <a:stretch>
                       <a:fillRect/>
                     </a:stretch>
@@ -9552,7 +9583,7 @@
         <w:drawing>
           <wp:inline xmlns:a="http://schemas.openxmlformats.org/drawingml/2006/main" xmlns:pic="http://schemas.openxmlformats.org/drawingml/2006/picture">
             <wp:extent cx="5029200" cy="2475309"/>
-            <wp:docPr id="17" name="Picture 17"/>
+            <wp:docPr id="18" name="Picture 18"/>
             <wp:cNvGraphicFramePr>
               <a:graphicFrameLocks noChangeAspect="1"/>
             </wp:cNvGraphicFramePr>
@@ -9564,7 +9595,7 @@
                     <pic:cNvPicPr/>
                   </pic:nvPicPr>
                   <pic:blipFill>
-                    <a:blip r:embed="rId23"/>
+                    <a:blip r:embed="rId24"/>
                     <a:stretch>
                       <a:fillRect/>
                     </a:stretch>
@@ -11754,7 +11785,7 @@
         <w:drawing>
           <wp:inline xmlns:a="http://schemas.openxmlformats.org/drawingml/2006/main" xmlns:pic="http://schemas.openxmlformats.org/drawingml/2006/picture">
             <wp:extent cx="3762103" cy="4114800"/>
-            <wp:docPr id="18" name="Picture 18"/>
+            <wp:docPr id="19" name="Picture 19"/>
             <wp:cNvGraphicFramePr>
               <a:graphicFrameLocks noChangeAspect="1"/>
             </wp:cNvGraphicFramePr>
@@ -11766,7 +11797,7 @@
                     <pic:cNvPicPr/>
                   </pic:nvPicPr>
                   <pic:blipFill>
-                    <a:blip r:embed="rId24"/>
+                    <a:blip r:embed="rId25"/>
                     <a:stretch>
                       <a:fillRect/>
                     </a:stretch>

--- a/Unit8_Final_Capstone_Report.docx
+++ b/Unit8_Final_Capstone_Report.docx
@@ -3108,7 +3108,7 @@
           <w:i w:val="0"/>
           <w:sz w:val="24"/>
         </w:rPr>
-        <w:t>Temporal correlation — detecting events of the same type within defined time windows across multiple sources — is a well-established technique in SIEM rule design. The Demo SIEM CorrelationEngine's implementation of temporal window matching with a configurable 10-second default window is grounded in the correlation theory described by Gonzalez-Granadillo et al. (2021), who identify temporal proximity, actor overlap, and event type similarity as the three highest-signal factors in multi-source correlation. The Demo SIEM confidence scoring algorithm directly operationalizes this research by incorporating all three factors into a normalized weighted sum — event type concordance contributing 0.40 weight, user identity overlap 0.30 weight, temporal proximity up to 0.20 weight, and destination subnet overlap 0.10 weight — yielding scores bounded in [0.0, 1.0] with an alert threshold of 0.75. This weighting reflects the relative signal reliability of each factor: user identity is a highly stable indicator that is difficult for adversaries to spoof across domain boundaries, while temporal proximity alone is easily coincidental and therefore weighted lower.</w:t>
+        <w:t>Temporal correlation — detecting events of the same type within defined time windows across multiple sources — is a well-established technique in SIEM rule design. The Demo SIEM CorrelationEngine's implementation of temporal window matching with a configurable 10-second default window is grounded in the correlation theory described by Gonzalez-Granadillo et al. (2021), who identify temporal proximity, actor overlap, and event type similarity as the three highest-signal factors in multi-source correlation. The Demo SIEM confidence scoring algorithm directly operationalizes this research by incorporating all three factors into a normalized weighted sum — shared user identity contributing 0.40 weight, event type concordance 0.30 weight, destination subnet overlap up to 0.20 weight, and temporal proximity up to 0.10 weight — yielding scores bounded in [0.0, 1.0] with an alert threshold of 0.75. This weighting reflects the relative signal reliability of each factor: user identity is a highly stable indicator that is difficult for adversaries to spoof across domain boundaries, while temporal proximity alone is easily coincidental and therefore weighted lower.</w:t>
       </w:r>
     </w:p>
     <w:p>
@@ -9504,7 +9504,7 @@
           <w:i/>
           <w:sz w:val="20"/>
         </w:rPr>
-        <w:t>Figure 11. GitHub Actions release-desktop workflow — successful Windows build run showing all eight steps completed (checkout, Node.js/pnpm, Rust toolchain, dependencies, icons, Vite build, Tauri compile, release publish)</w:t>
+        <w:t>Figure 11. GitHub Actions release-desktop workflow — successful Windows build run, all pipeline stages completed (checkout, Node.js/pnpm setup, Rust toolchain, dependency install, icon generation, Vite build, Tauri compile, release publish)</w:t>
       </w:r>
     </w:p>
     <w:p>
@@ -9727,7 +9727,7 @@
           <w:i w:val="0"/>
           <w:sz w:val="24"/>
         </w:rPr>
-        <w:t>These findings align with and extend the research identified in the literature review. Gonzalez-Granadillo et al. (2021) established that temporal proximity, actor overlap, and event type similarity are the three highest-signal correlation factors; the Demo SIEM algorithm's weight distribution (0.40 event type, 0.30 user identity, 0.20 temporal proximity, 0.10 subnet) directly reflects this research prioritization while adding a fourth network-layer factor. The gap identified by Tariq et al. (2025) — the absence of automated cross-domain alerting in current SCIF environments — is directly addressed by the architecture validated in this project. The addition of the Tauri v2 desktop application and GitHub Actions CI/CD pipeline implements the continuous delivery principles described by Humble and Farley (2010), ensuring that every tagged release produces verified, downloadable artifacts without manual build intervention, and that the simulator is accessible to evaluators in environments where browser-based access to the Replit-hosted deployment may not be available.</w:t>
+        <w:t>These findings align with and extend the research identified in the literature review. Gonzalez-Granadillo et al. (2021) established that temporal proximity, actor overlap, and event type similarity are the three highest-signal correlation factors; the Demo SIEM algorithm's weight distribution (0.40 user identity, 0.30 event type, 0.20 subnet overlap, 0.10 temporal proximity) directly reflects this research prioritization while adding a fourth network-layer factor. The gap identified by Tariq et al. (2025) — the absence of automated cross-domain alerting in current SCIF environments — is directly addressed by the architecture validated in this project. The addition of the Tauri v2 desktop application and GitHub Actions CI/CD pipeline implements the continuous delivery principles described by Humble and Farley (2010), ensuring that every tagged release produces verified, downloadable artifacts without manual build intervention, and that the simulator is accessible to evaluators in environments where browser-based access to the Replit-hosted deployment may not be available.</w:t>
       </w:r>
     </w:p>
     <w:p>
